--- a/verilang/Docs/Docs_Proyecto3.docx
+++ b/verilang/Docs/Docs_Proyecto3.docx
@@ -4,7 +4,7 @@
   <w:body>
     <w:p>
       <w:pPr>
-        <w:pStyle w:val="Ttulo1"/>
+        <w:pStyle w:val="Heading1"/>
         <w:jc w:val="center"/>
         <w:rPr>
           <w:rFonts w:ascii="Times New Roman" w:hAnsi="Times New Roman" w:cs="Times New Roman"/>
@@ -53,12 +53,33 @@
           <w:lang w:val="es-CO"/>
         </w:rPr>
         <w:br/>
-        <w:t>Sebastián Lara Urquijo -</w:t>
       </w:r>
       <w:r>
         <w:rPr>
           <w:rFonts w:ascii="Times New Roman" w:hAnsi="Times New Roman" w:cs="Times New Roman"/>
           <w:color w:val="auto"/>
+          <w:sz w:val="22"/>
+          <w:szCs w:val="22"/>
+          <w:lang w:val="es-CO"/>
+        </w:rPr>
+        <w:t xml:space="preserve">Sebastián Lara Urquijo </w:t>
+      </w:r>
+      <w:r>
+        <w:rPr>
+          <w:rFonts w:ascii="Times New Roman" w:hAnsi="Times New Roman" w:cs="Times New Roman"/>
+          <w:color w:val="auto"/>
+          <w:sz w:val="22"/>
+          <w:szCs w:val="22"/>
+          <w:lang w:val="es-CO"/>
+        </w:rPr>
+        <w:t>–</w:t>
+      </w:r>
+      <w:r>
+        <w:rPr>
+          <w:rFonts w:ascii="Times New Roman" w:hAnsi="Times New Roman" w:cs="Times New Roman"/>
+          <w:color w:val="auto"/>
+          <w:sz w:val="22"/>
+          <w:szCs w:val="22"/>
           <w:lang w:val="es-CO"/>
         </w:rPr>
         <w:t xml:space="preserve"> </w:t>
@@ -67,6 +88,8 @@
         <w:rPr>
           <w:rFonts w:ascii="Times New Roman" w:hAnsi="Times New Roman" w:cs="Times New Roman"/>
           <w:color w:val="auto"/>
+          <w:sz w:val="22"/>
+          <w:szCs w:val="22"/>
           <w:lang w:val="es-CO"/>
         </w:rPr>
         <w:t>202420591</w:t>
@@ -75,29 +98,60 @@
         <w:rPr>
           <w:rFonts w:ascii="Times New Roman" w:hAnsi="Times New Roman" w:cs="Times New Roman"/>
           <w:color w:val="auto"/>
+          <w:sz w:val="22"/>
+          <w:szCs w:val="22"/>
+          <w:lang w:val="es-CO"/>
+        </w:rPr>
+        <w:t xml:space="preserve"> </w:t>
+      </w:r>
+      <w:r>
+        <w:rPr>
+          <w:rFonts w:ascii="Times New Roman" w:hAnsi="Times New Roman" w:cs="Times New Roman"/>
+          <w:color w:val="auto"/>
+          <w:sz w:val="22"/>
+          <w:szCs w:val="22"/>
           <w:lang w:val="es-CO"/>
         </w:rPr>
         <w:br/>
-        <w:t>-</w:t>
-      </w:r>
-      <w:r>
-        <w:rPr>
-          <w:rFonts w:ascii="Times New Roman" w:hAnsi="Times New Roman" w:cs="Times New Roman"/>
-          <w:i/>
-          <w:iCs/>
+      </w:r>
+      <w:r>
+        <w:rPr>
+          <w:rFonts w:ascii="Times New Roman" w:hAnsi="Times New Roman" w:cs="Times New Roman"/>
           <w:color w:val="auto"/>
-          <w:lang w:val="es-CO"/>
-        </w:rPr>
-        <w:t>Completar</w:t>
+          <w:sz w:val="22"/>
+          <w:szCs w:val="22"/>
+          <w:lang w:val="es-CO"/>
+        </w:rPr>
+        <w:t>Isabela Archbold Cardenas</w:t>
       </w:r>
       <w:r>
         <w:rPr>
           <w:rFonts w:ascii="Times New Roman" w:hAnsi="Times New Roman" w:cs="Times New Roman"/>
           <w:color w:val="auto"/>
-          <w:lang w:val="es-CO"/>
-        </w:rPr>
-        <w:t>-</w:t>
-      </w:r>
+          <w:sz w:val="22"/>
+          <w:szCs w:val="22"/>
+          <w:lang w:val="es-CO"/>
+        </w:rPr>
+        <w:t xml:space="preserve"> – 202420</w:t>
+      </w:r>
+      <w:r>
+        <w:rPr>
+          <w:rFonts w:ascii="Times New Roman" w:hAnsi="Times New Roman" w:cs="Times New Roman"/>
+          <w:color w:val="auto"/>
+          <w:sz w:val="22"/>
+          <w:szCs w:val="22"/>
+          <w:lang w:val="es-CO"/>
+        </w:rPr>
+        <w:t>166</w:t>
+      </w:r>
+    </w:p>
+    <w:p>
+      <w:pPr>
+        <w:rPr>
+          <w:rFonts w:ascii="Times New Roman" w:hAnsi="Times New Roman" w:cs="Times New Roman"/>
+          <w:lang w:val="es-CO"/>
+        </w:rPr>
+      </w:pPr>
     </w:p>
     <w:p>
       <w:pPr>
@@ -180,7 +234,7 @@
     </w:p>
     <w:p>
       <w:pPr>
-        <w:pStyle w:val="Ttulo2"/>
+        <w:pStyle w:val="Heading2"/>
         <w:rPr>
           <w:rFonts w:ascii="Times New Roman" w:hAnsi="Times New Roman" w:cs="Times New Roman"/>
           <w:color w:val="auto"/>
@@ -198,7 +252,7 @@
     </w:p>
     <w:p>
       <w:pPr>
-        <w:pStyle w:val="Ttulo3"/>
+        <w:pStyle w:val="Heading3"/>
         <w:rPr>
           <w:rFonts w:ascii="Times New Roman" w:hAnsi="Times New Roman" w:cs="Times New Roman"/>
           <w:color w:val="auto"/>
@@ -383,7 +437,7 @@
     </w:p>
     <w:p>
       <w:pPr>
-        <w:pStyle w:val="Listaconvietas"/>
+        <w:pStyle w:val="ListBullet"/>
         <w:rPr>
           <w:rFonts w:ascii="Times New Roman" w:hAnsi="Times New Roman" w:cs="Times New Roman"/>
         </w:rPr>
@@ -399,7 +453,7 @@
     </w:p>
     <w:p>
       <w:pPr>
-        <w:pStyle w:val="Listaconvietas"/>
+        <w:pStyle w:val="ListBullet"/>
         <w:rPr>
           <w:rFonts w:ascii="Times New Roman" w:hAnsi="Times New Roman" w:cs="Times New Roman"/>
         </w:rPr>
@@ -413,7 +467,7 @@
     </w:p>
     <w:p>
       <w:pPr>
-        <w:pStyle w:val="Listaconvietas"/>
+        <w:pStyle w:val="ListBullet"/>
         <w:rPr>
           <w:rFonts w:ascii="Times New Roman" w:hAnsi="Times New Roman" w:cs="Times New Roman"/>
         </w:rPr>
@@ -427,7 +481,7 @@
     </w:p>
     <w:p>
       <w:pPr>
-        <w:pStyle w:val="Listaconvietas"/>
+        <w:pStyle w:val="ListBullet"/>
         <w:rPr>
           <w:rFonts w:ascii="Times New Roman" w:hAnsi="Times New Roman" w:cs="Times New Roman"/>
         </w:rPr>
@@ -441,7 +495,7 @@
     </w:p>
     <w:p>
       <w:pPr>
-        <w:pStyle w:val="Listaconvietas"/>
+        <w:pStyle w:val="ListBullet"/>
         <w:rPr>
           <w:rFonts w:ascii="Times New Roman" w:hAnsi="Times New Roman" w:cs="Times New Roman"/>
         </w:rPr>
@@ -455,7 +509,7 @@
     </w:p>
     <w:p>
       <w:pPr>
-        <w:pStyle w:val="Listaconvietas"/>
+        <w:pStyle w:val="ListBullet"/>
         <w:rPr>
           <w:rFonts w:ascii="Times New Roman" w:hAnsi="Times New Roman" w:cs="Times New Roman"/>
         </w:rPr>
@@ -469,7 +523,7 @@
     </w:p>
     <w:p>
       <w:pPr>
-        <w:pStyle w:val="Listaconvietas"/>
+        <w:pStyle w:val="ListBullet"/>
         <w:rPr>
           <w:rFonts w:ascii="Times New Roman" w:hAnsi="Times New Roman" w:cs="Times New Roman"/>
         </w:rPr>
@@ -483,7 +537,7 @@
     </w:p>
     <w:p>
       <w:pPr>
-        <w:pStyle w:val="Listaconvietas"/>
+        <w:pStyle w:val="ListBullet"/>
         <w:rPr>
           <w:rFonts w:ascii="Times New Roman" w:hAnsi="Times New Roman" w:cs="Times New Roman"/>
         </w:rPr>
@@ -576,7 +630,7 @@
     </w:p>
     <w:p>
       <w:pPr>
-        <w:pStyle w:val="Ttulo3"/>
+        <w:pStyle w:val="Heading3"/>
         <w:rPr>
           <w:rFonts w:ascii="Times New Roman" w:hAnsi="Times New Roman" w:cs="Times New Roman"/>
           <w:color w:val="auto"/>
@@ -589,8 +643,26 @@
           <w:color w:val="auto"/>
           <w:lang w:val="es-CO"/>
         </w:rPr>
-        <w:t>1.2 Generar código ejecutable a partir de la definición del lenguaje</w:t>
-      </w:r>
+        <w:t xml:space="preserve">1.2 </w:t>
+      </w:r>
+      <w:r>
+        <w:rPr>
+          <w:rFonts w:ascii="Times New Roman" w:hAnsi="Times New Roman" w:cs="Times New Roman"/>
+          <w:color w:val="auto"/>
+          <w:lang w:val="es-CO"/>
+        </w:rPr>
+        <w:t xml:space="preserve">Generar salida textual equivalente al programa </w:t>
+      </w:r>
+      <w:proofErr w:type="spellStart"/>
+      <w:r>
+        <w:rPr>
+          <w:rFonts w:ascii="Times New Roman" w:hAnsi="Times New Roman" w:cs="Times New Roman"/>
+          <w:color w:val="auto"/>
+          <w:lang w:val="es-CO"/>
+        </w:rPr>
+        <w:t>parseado</w:t>
+      </w:r>
+      <w:proofErr w:type="spellEnd"/>
     </w:p>
     <w:p>
       <w:pPr>
@@ -737,7 +809,23 @@
           <w:rFonts w:ascii="Times New Roman" w:hAnsi="Times New Roman" w:cs="Times New Roman"/>
           <w:lang w:val="es-CO"/>
         </w:rPr>
-        <w:t xml:space="preserve"> Main;</w:t>
+        <w:t xml:space="preserve"> </w:t>
+      </w:r>
+      <w:proofErr w:type="spellStart"/>
+      <w:r>
+        <w:rPr>
+          <w:rFonts w:ascii="Times New Roman" w:hAnsi="Times New Roman" w:cs="Times New Roman"/>
+          <w:lang w:val="es-CO"/>
+        </w:rPr>
+        <w:t>Main</w:t>
+      </w:r>
+      <w:proofErr w:type="spellEnd"/>
+      <w:r>
+        <w:rPr>
+          <w:rFonts w:ascii="Times New Roman" w:hAnsi="Times New Roman" w:cs="Times New Roman"/>
+          <w:lang w:val="es-CO"/>
+        </w:rPr>
+        <w:t>;</w:t>
       </w:r>
       <w:r>
         <w:rPr>
@@ -765,7 +853,7 @@
     </w:p>
     <w:p>
       <w:pPr>
-        <w:pStyle w:val="Ttulo3"/>
+        <w:pStyle w:val="Heading3"/>
         <w:rPr>
           <w:rFonts w:ascii="Times New Roman" w:hAnsi="Times New Roman" w:cs="Times New Roman"/>
           <w:color w:val="auto"/>
@@ -778,7 +866,23 @@
           <w:color w:val="auto"/>
           <w:lang w:val="es-CO"/>
         </w:rPr>
-        <w:t xml:space="preserve">1.3 Instalar </w:t>
+        <w:t xml:space="preserve">1.3 </w:t>
+      </w:r>
+      <w:r>
+        <w:rPr>
+          <w:rFonts w:ascii="Times New Roman" w:hAnsi="Times New Roman" w:cs="Times New Roman"/>
+          <w:color w:val="auto"/>
+          <w:lang w:val="es-CO"/>
+        </w:rPr>
+        <w:t>Integrar</w:t>
+      </w:r>
+      <w:r>
+        <w:rPr>
+          <w:rFonts w:ascii="Times New Roman" w:hAnsi="Times New Roman" w:cs="Times New Roman"/>
+          <w:color w:val="auto"/>
+          <w:lang w:val="es-CO"/>
+        </w:rPr>
+        <w:t xml:space="preserve"> </w:t>
       </w:r>
       <w:proofErr w:type="spellStart"/>
       <w:r>
@@ -867,27 +971,27 @@
           <w:rFonts w:ascii="Times New Roman" w:hAnsi="Times New Roman" w:cs="Times New Roman"/>
           <w:lang w:val="es-CO"/>
         </w:rPr>
+        <w:lastRenderedPageBreak/>
         <w:t>La integración se realizó mediante:</w:t>
       </w:r>
     </w:p>
     <w:p>
       <w:pPr>
-        <w:pStyle w:val="Listaconvietas"/>
-        <w:rPr>
-          <w:rFonts w:ascii="Times New Roman" w:hAnsi="Times New Roman" w:cs="Times New Roman"/>
-        </w:rPr>
-      </w:pPr>
-      <w:r>
-        <w:rPr>
-          <w:rFonts w:ascii="Times New Roman" w:hAnsi="Times New Roman" w:cs="Times New Roman"/>
-        </w:rPr>
-        <w:lastRenderedPageBreak/>
+        <w:pStyle w:val="ListBullet"/>
+        <w:rPr>
+          <w:rFonts w:ascii="Times New Roman" w:hAnsi="Times New Roman" w:cs="Times New Roman"/>
+        </w:rPr>
+      </w:pPr>
+      <w:r>
+        <w:rPr>
+          <w:rFonts w:ascii="Times New Roman" w:hAnsi="Times New Roman" w:cs="Times New Roman"/>
+        </w:rPr>
         <w:t>Collector</w:t>
       </w:r>
     </w:p>
     <w:p>
       <w:pPr>
-        <w:pStyle w:val="Listaconvietas"/>
+        <w:pStyle w:val="ListBullet"/>
         <w:rPr>
           <w:rFonts w:ascii="Times New Roman" w:hAnsi="Times New Roman" w:cs="Times New Roman"/>
         </w:rPr>
@@ -901,7 +1005,7 @@
     </w:p>
     <w:p>
       <w:pPr>
-        <w:pStyle w:val="Listaconvietas"/>
+        <w:pStyle w:val="ListBullet"/>
         <w:rPr>
           <w:rFonts w:ascii="Times New Roman" w:hAnsi="Times New Roman" w:cs="Times New Roman"/>
         </w:rPr>
@@ -915,7 +1019,7 @@
     </w:p>
     <w:p>
       <w:pPr>
-        <w:pStyle w:val="Listaconvietas"/>
+        <w:pStyle w:val="ListBullet"/>
         <w:rPr>
           <w:rFonts w:ascii="Times New Roman" w:hAnsi="Times New Roman" w:cs="Times New Roman"/>
         </w:rPr>
@@ -929,7 +1033,7 @@
     </w:p>
     <w:p>
       <w:pPr>
-        <w:pStyle w:val="Listaconvietas"/>
+        <w:pStyle w:val="ListBullet"/>
         <w:rPr>
           <w:rFonts w:ascii="Times New Roman" w:hAnsi="Times New Roman" w:cs="Times New Roman"/>
         </w:rPr>
@@ -943,7 +1047,7 @@
     </w:p>
     <w:p>
       <w:pPr>
-        <w:pStyle w:val="Listaconvietas"/>
+        <w:pStyle w:val="ListBullet"/>
         <w:rPr>
           <w:rFonts w:ascii="Times New Roman" w:hAnsi="Times New Roman" w:cs="Times New Roman"/>
         </w:rPr>
@@ -957,14 +1061,21 @@
     </w:p>
     <w:p>
       <w:pPr>
-        <w:rPr>
-          <w:rFonts w:ascii="Times New Roman" w:hAnsi="Times New Roman" w:cs="Times New Roman"/>
-          <w:lang w:val="es-CO"/>
-        </w:rPr>
-      </w:pPr>
-      <w:r>
-        <w:rPr>
-          <w:rFonts w:ascii="Times New Roman" w:hAnsi="Times New Roman" w:cs="Times New Roman"/>
+        <w:pStyle w:val="Heading3"/>
+        <w:rPr>
+          <w:rFonts w:ascii="Times New Roman" w:eastAsiaTheme="minorEastAsia" w:hAnsi="Times New Roman" w:cs="Times New Roman"/>
+          <w:b w:val="0"/>
+          <w:bCs w:val="0"/>
+          <w:color w:val="auto"/>
+          <w:lang w:val="es-CO"/>
+        </w:rPr>
+      </w:pPr>
+      <w:r>
+        <w:rPr>
+          <w:rFonts w:ascii="Times New Roman" w:eastAsiaTheme="minorEastAsia" w:hAnsi="Times New Roman" w:cs="Times New Roman"/>
+          <w:b w:val="0"/>
+          <w:bCs w:val="0"/>
+          <w:color w:val="auto"/>
           <w:lang w:val="es-CO"/>
         </w:rPr>
         <w:t xml:space="preserve">El </w:t>
@@ -972,7 +1083,10 @@
       <w:proofErr w:type="spellStart"/>
       <w:r>
         <w:rPr>
-          <w:rFonts w:ascii="Times New Roman" w:hAnsi="Times New Roman" w:cs="Times New Roman"/>
+          <w:rFonts w:ascii="Times New Roman" w:eastAsiaTheme="minorEastAsia" w:hAnsi="Times New Roman" w:cs="Times New Roman"/>
+          <w:b w:val="0"/>
+          <w:bCs w:val="0"/>
+          <w:color w:val="auto"/>
           <w:lang w:val="es-CO"/>
         </w:rPr>
         <w:t>checker</w:t>
@@ -980,15 +1094,43 @@
       <w:proofErr w:type="spellEnd"/>
       <w:r>
         <w:rPr>
-          <w:rFonts w:ascii="Times New Roman" w:hAnsi="Times New Roman" w:cs="Times New Roman"/>
-          <w:lang w:val="es-CO"/>
-        </w:rPr>
-        <w:t xml:space="preserve"> utiliza </w:t>
+          <w:rFonts w:ascii="Times New Roman" w:eastAsiaTheme="minorEastAsia" w:hAnsi="Times New Roman" w:cs="Times New Roman"/>
+          <w:b w:val="0"/>
+          <w:bCs w:val="0"/>
+          <w:color w:val="auto"/>
+          <w:lang w:val="es-CO"/>
+        </w:rPr>
+        <w:t xml:space="preserve"> utiliza recorridos sobre el </w:t>
       </w:r>
       <w:proofErr w:type="spellStart"/>
       <w:r>
         <w:rPr>
-          <w:rFonts w:ascii="Times New Roman" w:hAnsi="Times New Roman" w:cs="Times New Roman"/>
+          <w:rFonts w:ascii="Times New Roman" w:eastAsiaTheme="minorEastAsia" w:hAnsi="Times New Roman" w:cs="Times New Roman"/>
+          <w:b w:val="0"/>
+          <w:bCs w:val="0"/>
+          <w:color w:val="auto"/>
+          <w:lang w:val="es-CO"/>
+        </w:rPr>
+        <w:t>ParseTree</w:t>
+      </w:r>
+      <w:proofErr w:type="spellEnd"/>
+      <w:r>
+        <w:rPr>
+          <w:rFonts w:ascii="Times New Roman" w:eastAsiaTheme="minorEastAsia" w:hAnsi="Times New Roman" w:cs="Times New Roman"/>
+          <w:b w:val="0"/>
+          <w:bCs w:val="0"/>
+          <w:color w:val="auto"/>
+          <w:lang w:val="es-CO"/>
+        </w:rPr>
+        <w:t xml:space="preserve"> mediante </w:t>
+      </w:r>
+      <w:proofErr w:type="spellStart"/>
+      <w:r>
+        <w:rPr>
+          <w:rFonts w:ascii="Times New Roman" w:eastAsiaTheme="minorEastAsia" w:hAnsi="Times New Roman" w:cs="Times New Roman"/>
+          <w:b w:val="0"/>
+          <w:bCs w:val="0"/>
+          <w:color w:val="auto"/>
           <w:lang w:val="es-CO"/>
         </w:rPr>
         <w:t>visit</w:t>
@@ -996,10 +1138,247 @@
       <w:proofErr w:type="spellEnd"/>
       <w:r>
         <w:rPr>
-          <w:rFonts w:ascii="Times New Roman" w:hAnsi="Times New Roman" w:cs="Times New Roman"/>
-          <w:lang w:val="es-CO"/>
-        </w:rPr>
-        <w:t xml:space="preserve">(pt) para recorrer el </w:t>
+          <w:rFonts w:ascii="Times New Roman" w:eastAsiaTheme="minorEastAsia" w:hAnsi="Times New Roman" w:cs="Times New Roman"/>
+          <w:b w:val="0"/>
+          <w:bCs w:val="0"/>
+          <w:color w:val="auto"/>
+          <w:lang w:val="es-CO"/>
+        </w:rPr>
+        <w:t>(pt) para registrar definiciones y usos de identificadores.</w:t>
+      </w:r>
+    </w:p>
+    <w:p>
+      <w:pPr>
+        <w:pStyle w:val="Heading3"/>
+        <w:rPr>
+          <w:rFonts w:ascii="Times New Roman" w:hAnsi="Times New Roman" w:cs="Times New Roman"/>
+          <w:color w:val="auto"/>
+          <w:lang w:val="es-CO"/>
+        </w:rPr>
+      </w:pPr>
+      <w:r>
+        <w:rPr>
+          <w:rFonts w:ascii="Times New Roman" w:hAnsi="Times New Roman" w:cs="Times New Roman"/>
+          <w:color w:val="auto"/>
+          <w:lang w:val="es-CO"/>
+        </w:rPr>
+        <w:t>1.4 Actualizar la gramática para soportar tipos</w:t>
+      </w:r>
+    </w:p>
+    <w:p>
+      <w:pPr>
+        <w:rPr>
+          <w:rFonts w:ascii="Times New Roman" w:hAnsi="Times New Roman" w:cs="Times New Roman"/>
+          <w:lang w:val="es-CO"/>
+        </w:rPr>
+      </w:pPr>
+      <w:r>
+        <w:rPr>
+          <w:rFonts w:ascii="Times New Roman" w:hAnsi="Times New Roman" w:cs="Times New Roman"/>
+          <w:lang w:val="es-CO"/>
+        </w:rPr>
+        <w:t>La gramática y el AST fueron actualizados para soportar anotaciones de tipos y tipos primitivos.</w:t>
+      </w:r>
+    </w:p>
+    <w:p>
+      <w:pPr>
+        <w:rPr>
+          <w:rFonts w:ascii="Times New Roman" w:hAnsi="Times New Roman" w:cs="Times New Roman"/>
+          <w:lang w:val="es-CO"/>
+        </w:rPr>
+      </w:pPr>
+      <w:r>
+        <w:rPr>
+          <w:rFonts w:ascii="Times New Roman" w:hAnsi="Times New Roman" w:cs="Times New Roman"/>
+          <w:lang w:val="es-CO"/>
+        </w:rPr>
+        <w:t>Se añadieron los siguientes tipos:</w:t>
+      </w:r>
+    </w:p>
+    <w:p>
+      <w:pPr>
+        <w:pStyle w:val="ListBullet"/>
+        <w:rPr>
+          <w:rFonts w:ascii="Times New Roman" w:hAnsi="Times New Roman" w:cs="Times New Roman"/>
+        </w:rPr>
+      </w:pPr>
+      <w:r>
+        <w:rPr>
+          <w:rFonts w:ascii="Times New Roman" w:hAnsi="Times New Roman" w:cs="Times New Roman"/>
+        </w:rPr>
+        <w:t>int</w:t>
+      </w:r>
+    </w:p>
+    <w:p>
+      <w:pPr>
+        <w:pStyle w:val="ListBullet"/>
+        <w:rPr>
+          <w:rFonts w:ascii="Times New Roman" w:hAnsi="Times New Roman" w:cs="Times New Roman"/>
+        </w:rPr>
+      </w:pPr>
+      <w:r>
+        <w:rPr>
+          <w:rFonts w:ascii="Times New Roman" w:hAnsi="Times New Roman" w:cs="Times New Roman"/>
+        </w:rPr>
+        <w:t>bool</w:t>
+      </w:r>
+    </w:p>
+    <w:p>
+      <w:pPr>
+        <w:pStyle w:val="ListBullet"/>
+        <w:rPr>
+          <w:rFonts w:ascii="Times New Roman" w:hAnsi="Times New Roman" w:cs="Times New Roman"/>
+        </w:rPr>
+      </w:pPr>
+      <w:r>
+        <w:rPr>
+          <w:rFonts w:ascii="Times New Roman" w:hAnsi="Times New Roman" w:cs="Times New Roman"/>
+        </w:rPr>
+        <w:t>char</w:t>
+      </w:r>
+    </w:p>
+    <w:p>
+      <w:pPr>
+        <w:pStyle w:val="ListBullet"/>
+        <w:rPr>
+          <w:rFonts w:ascii="Times New Roman" w:hAnsi="Times New Roman" w:cs="Times New Roman"/>
+        </w:rPr>
+      </w:pPr>
+      <w:r>
+        <w:rPr>
+          <w:rFonts w:ascii="Times New Roman" w:hAnsi="Times New Roman" w:cs="Times New Roman"/>
+        </w:rPr>
+        <w:t>string</w:t>
+      </w:r>
+    </w:p>
+    <w:p>
+      <w:pPr>
+        <w:rPr>
+          <w:rFonts w:ascii="Times New Roman" w:hAnsi="Times New Roman" w:cs="Times New Roman"/>
+          <w:lang w:val="es-CO"/>
+        </w:rPr>
+      </w:pPr>
+      <w:r>
+        <w:rPr>
+          <w:rFonts w:ascii="Times New Roman" w:hAnsi="Times New Roman" w:cs="Times New Roman"/>
+          <w:lang w:val="es-CO"/>
+        </w:rPr>
+        <w:t>También se añadieron literales primitivos al AST y a la gramática:</w:t>
+      </w:r>
+    </w:p>
+    <w:p>
+      <w:pPr>
+        <w:pStyle w:val="ListBullet"/>
+        <w:rPr>
+          <w:rFonts w:ascii="Times New Roman" w:hAnsi="Times New Roman" w:cs="Times New Roman"/>
+        </w:rPr>
+      </w:pPr>
+      <w:r>
+        <w:rPr>
+          <w:rFonts w:ascii="Times New Roman" w:hAnsi="Times New Roman" w:cs="Times New Roman"/>
+        </w:rPr>
+        <w:t>Integer literals</w:t>
+      </w:r>
+    </w:p>
+    <w:p>
+      <w:pPr>
+        <w:pStyle w:val="ListBullet"/>
+        <w:rPr>
+          <w:rFonts w:ascii="Times New Roman" w:hAnsi="Times New Roman" w:cs="Times New Roman"/>
+        </w:rPr>
+      </w:pPr>
+      <w:r>
+        <w:rPr>
+          <w:rFonts w:ascii="Times New Roman" w:hAnsi="Times New Roman" w:cs="Times New Roman"/>
+        </w:rPr>
+        <w:t>Boolean literals</w:t>
+      </w:r>
+    </w:p>
+    <w:p>
+      <w:pPr>
+        <w:pStyle w:val="ListBullet"/>
+        <w:rPr>
+          <w:rFonts w:ascii="Times New Roman" w:hAnsi="Times New Roman" w:cs="Times New Roman"/>
+        </w:rPr>
+      </w:pPr>
+      <w:r>
+        <w:rPr>
+          <w:rFonts w:ascii="Times New Roman" w:hAnsi="Times New Roman" w:cs="Times New Roman"/>
+        </w:rPr>
+        <w:t>Char literals</w:t>
+      </w:r>
+    </w:p>
+    <w:p>
+      <w:pPr>
+        <w:pStyle w:val="ListBullet"/>
+        <w:rPr>
+          <w:rFonts w:ascii="Times New Roman" w:hAnsi="Times New Roman" w:cs="Times New Roman"/>
+        </w:rPr>
+      </w:pPr>
+      <w:r>
+        <w:rPr>
+          <w:rFonts w:ascii="Times New Roman" w:hAnsi="Times New Roman" w:cs="Times New Roman"/>
+        </w:rPr>
+        <w:t>String literals</w:t>
+      </w:r>
+    </w:p>
+    <w:p>
+      <w:pPr>
+        <w:rPr>
+          <w:rFonts w:ascii="Times New Roman" w:hAnsi="Times New Roman" w:cs="Times New Roman"/>
+        </w:rPr>
+      </w:pPr>
+      <w:r>
+        <w:rPr>
+          <w:rFonts w:ascii="Times New Roman" w:hAnsi="Times New Roman" w:cs="Times New Roman"/>
+        </w:rPr>
+        <w:t>Ejemplo válido:</w:t>
+      </w:r>
+    </w:p>
+    <w:p>
+      <w:pPr>
+        <w:rPr>
+          <w:rFonts w:ascii="Times New Roman" w:hAnsi="Times New Roman" w:cs="Times New Roman"/>
+        </w:rPr>
+      </w:pPr>
+      <w:r>
+        <w:rPr>
+          <w:rFonts w:ascii="Times New Roman" w:hAnsi="Times New Roman" w:cs="Times New Roman"/>
+        </w:rPr>
+        <w:t>defvar x:int, y:int</w:t>
+      </w:r>
+    </w:p>
+    <w:p>
+      <w:pPr>
+        <w:pStyle w:val="Heading3"/>
+        <w:rPr>
+          <w:rFonts w:ascii="Times New Roman" w:hAnsi="Times New Roman" w:cs="Times New Roman"/>
+          <w:color w:val="auto"/>
+          <w:lang w:val="es-CO"/>
+        </w:rPr>
+      </w:pPr>
+      <w:r>
+        <w:rPr>
+          <w:rFonts w:ascii="Times New Roman" w:hAnsi="Times New Roman" w:cs="Times New Roman"/>
+          <w:color w:val="auto"/>
+          <w:lang w:val="es-CO"/>
+        </w:rPr>
+        <w:t>1.5 Verificar que los tipos usados correspondan a las definiciones</w:t>
+      </w:r>
+    </w:p>
+    <w:p>
+      <w:pPr>
+        <w:rPr>
+          <w:rFonts w:ascii="Times New Roman" w:hAnsi="Times New Roman" w:cs="Times New Roman"/>
+          <w:lang w:val="es-CO"/>
+        </w:rPr>
+      </w:pPr>
+      <w:r>
+        <w:rPr>
+          <w:rFonts w:ascii="Times New Roman" w:hAnsi="Times New Roman" w:cs="Times New Roman"/>
+          <w:lang w:val="es-CO"/>
+        </w:rPr>
+        <w:t xml:space="preserve">Se implementó un sistema básico de validación de tipos sobre el análisis semántico de </w:t>
       </w:r>
       <w:proofErr w:type="spellStart"/>
       <w:r>
@@ -1007,6 +1386,155 @@
           <w:rFonts w:ascii="Times New Roman" w:hAnsi="Times New Roman" w:cs="Times New Roman"/>
           <w:lang w:val="es-CO"/>
         </w:rPr>
+        <w:t>TypePal</w:t>
+      </w:r>
+      <w:proofErr w:type="spellEnd"/>
+      <w:r>
+        <w:rPr>
+          <w:rFonts w:ascii="Times New Roman" w:hAnsi="Times New Roman" w:cs="Times New Roman"/>
+          <w:lang w:val="es-CO"/>
+        </w:rPr>
+        <w:t>.</w:t>
+      </w:r>
+    </w:p>
+    <w:p>
+      <w:pPr>
+        <w:rPr>
+          <w:rFonts w:ascii="Times New Roman" w:hAnsi="Times New Roman" w:cs="Times New Roman"/>
+          <w:lang w:val="es-CO"/>
+        </w:rPr>
+      </w:pPr>
+      <w:r>
+        <w:rPr>
+          <w:rFonts w:ascii="Times New Roman" w:hAnsi="Times New Roman" w:cs="Times New Roman"/>
+          <w:lang w:val="es-CO"/>
+        </w:rPr>
+        <w:t xml:space="preserve">El </w:t>
+      </w:r>
+      <w:proofErr w:type="spellStart"/>
+      <w:r>
+        <w:rPr>
+          <w:rFonts w:ascii="Times New Roman" w:hAnsi="Times New Roman" w:cs="Times New Roman"/>
+          <w:lang w:val="es-CO"/>
+        </w:rPr>
+        <w:t>checker</w:t>
+      </w:r>
+      <w:proofErr w:type="spellEnd"/>
+      <w:r>
+        <w:rPr>
+          <w:rFonts w:ascii="Times New Roman" w:hAnsi="Times New Roman" w:cs="Times New Roman"/>
+          <w:lang w:val="es-CO"/>
+        </w:rPr>
+        <w:t xml:space="preserve"> detecta operaciones inválidas entre tipos incompatibles.</w:t>
+      </w:r>
+    </w:p>
+    <w:p>
+      <w:pPr>
+        <w:rPr>
+          <w:rFonts w:ascii="Times New Roman" w:hAnsi="Times New Roman" w:cs="Times New Roman"/>
+          <w:lang w:val="es-CO"/>
+        </w:rPr>
+      </w:pPr>
+      <w:r>
+        <w:rPr>
+          <w:rFonts w:ascii="Times New Roman" w:hAnsi="Times New Roman" w:cs="Times New Roman"/>
+          <w:lang w:val="es-CO"/>
+        </w:rPr>
+        <w:t>Ejemplo de expresión inválida:</w:t>
+      </w:r>
+    </w:p>
+    <w:p>
+      <w:pPr>
+        <w:rPr>
+          <w:rFonts w:ascii="Times New Roman" w:hAnsi="Times New Roman" w:cs="Times New Roman"/>
+          <w:lang w:val="es-CO"/>
+        </w:rPr>
+      </w:pPr>
+      <w:proofErr w:type="spellStart"/>
+      <w:r>
+        <w:rPr>
+          <w:rFonts w:ascii="Times New Roman" w:hAnsi="Times New Roman" w:cs="Times New Roman"/>
+          <w:lang w:val="es-CO"/>
+        </w:rPr>
+        <w:t>defexpression</w:t>
+      </w:r>
+      <w:proofErr w:type="spellEnd"/>
+      <w:r>
+        <w:rPr>
+          <w:rFonts w:ascii="Times New Roman" w:hAnsi="Times New Roman" w:cs="Times New Roman"/>
+          <w:lang w:val="es-CO"/>
+        </w:rPr>
+        <w:t xml:space="preserve"> ("hola" &gt; 5)</w:t>
+      </w:r>
+    </w:p>
+    <w:p>
+      <w:pPr>
+        <w:rPr>
+          <w:rFonts w:ascii="Times New Roman" w:hAnsi="Times New Roman" w:cs="Times New Roman"/>
+        </w:rPr>
+      </w:pPr>
+      <w:r>
+        <w:rPr>
+          <w:rFonts w:ascii="Times New Roman" w:hAnsi="Times New Roman" w:cs="Times New Roman"/>
+        </w:rPr>
+        <w:t xml:space="preserve">Salida </w:t>
+      </w:r>
+      <w:proofErr w:type="spellStart"/>
+      <w:r>
+        <w:rPr>
+          <w:rFonts w:ascii="Times New Roman" w:hAnsi="Times New Roman" w:cs="Times New Roman"/>
+        </w:rPr>
+        <w:t>generada</w:t>
+      </w:r>
+      <w:proofErr w:type="spellEnd"/>
+      <w:r>
+        <w:rPr>
+          <w:rFonts w:ascii="Times New Roman" w:hAnsi="Times New Roman" w:cs="Times New Roman"/>
+        </w:rPr>
+        <w:t>:</w:t>
+      </w:r>
+    </w:p>
+    <w:p>
+      <w:pPr>
+        <w:rPr>
+          <w:rFonts w:ascii="Times New Roman" w:hAnsi="Times New Roman" w:cs="Times New Roman"/>
+        </w:rPr>
+      </w:pPr>
+      <w:r>
+        <w:rPr>
+          <w:rFonts w:ascii="Times New Roman" w:hAnsi="Times New Roman" w:cs="Times New Roman"/>
+        </w:rPr>
+        <w:t xml:space="preserve">TYPE ERROR cannot compare string with integer using </w:t>
+      </w:r>
+      <w:proofErr w:type="spellStart"/>
+      <w:r>
+        <w:rPr>
+          <w:rFonts w:ascii="Times New Roman" w:hAnsi="Times New Roman" w:cs="Times New Roman"/>
+        </w:rPr>
+        <w:t>comparadores</w:t>
+      </w:r>
+      <w:proofErr w:type="spellEnd"/>
+    </w:p>
+    <w:p>
+      <w:pPr>
+        <w:rPr>
+          <w:rFonts w:ascii="Times New Roman" w:hAnsi="Times New Roman" w:cs="Times New Roman"/>
+          <w:lang w:val="es-ES"/>
+        </w:rPr>
+      </w:pPr>
+      <w:r>
+        <w:rPr>
+          <w:rFonts w:ascii="Times New Roman" w:hAnsi="Times New Roman" w:cs="Times New Roman"/>
+          <w:lang w:val="es-CO"/>
+        </w:rPr>
+        <w:t xml:space="preserve">La validación semántica y de tipos fue implementada mediante recorridos estructurados del </w:t>
+      </w:r>
+      <w:proofErr w:type="spellStart"/>
+      <w:r>
+        <w:rPr>
+          <w:rFonts w:ascii="Times New Roman" w:hAnsi="Times New Roman" w:cs="Times New Roman"/>
+          <w:lang w:val="es-CO"/>
+        </w:rPr>
         <w:t>ParseTree</w:t>
       </w:r>
       <w:proofErr w:type="spellEnd"/>
@@ -1015,390 +1543,431 @@
           <w:rFonts w:ascii="Times New Roman" w:hAnsi="Times New Roman" w:cs="Times New Roman"/>
           <w:lang w:val="es-CO"/>
         </w:rPr>
-        <w:t xml:space="preserve"> y registrar definiciones y usos de identificadores.</w:t>
-      </w:r>
-    </w:p>
-    <w:p>
-      <w:pPr>
-        <w:pStyle w:val="Ttulo3"/>
-        <w:rPr>
-          <w:rFonts w:ascii="Times New Roman" w:hAnsi="Times New Roman" w:cs="Times New Roman"/>
+        <w:t xml:space="preserve"> e integración con </w:t>
+      </w:r>
+      <w:proofErr w:type="spellStart"/>
+      <w:r>
+        <w:rPr>
+          <w:rFonts w:ascii="Times New Roman" w:hAnsi="Times New Roman" w:cs="Times New Roman"/>
+          <w:lang w:val="es-CO"/>
+        </w:rPr>
+        <w:t>TypePal</w:t>
+      </w:r>
+      <w:proofErr w:type="spellEnd"/>
+      <w:r>
+        <w:rPr>
+          <w:rFonts w:ascii="Times New Roman" w:hAnsi="Times New Roman" w:cs="Times New Roman"/>
+          <w:lang w:val="es-CO"/>
+        </w:rPr>
+        <w:t>.</w:t>
+      </w:r>
+    </w:p>
+    <w:p>
+      <w:pPr>
+        <w:pStyle w:val="Heading3"/>
+        <w:rPr>
+          <w:rFonts w:ascii="Times New Roman" w:eastAsiaTheme="minorEastAsia" w:hAnsi="Times New Roman" w:cs="Times New Roman"/>
+          <w:b w:val="0"/>
+          <w:bCs w:val="0"/>
           <w:color w:val="auto"/>
           <w:lang w:val="es-CO"/>
         </w:rPr>
       </w:pPr>
-      <w:r>
+    </w:p>
+    <w:p>
+      <w:pPr>
+        <w:pStyle w:val="Heading3"/>
         <w:rPr>
           <w:rFonts w:ascii="Times New Roman" w:hAnsi="Times New Roman" w:cs="Times New Roman"/>
           <w:color w:val="auto"/>
           <w:lang w:val="es-CO"/>
         </w:rPr>
-        <w:t>1.4 Actualizar la gramática para soportar tipos</w:t>
-      </w:r>
-    </w:p>
-    <w:p>
-      <w:pPr>
-        <w:rPr>
-          <w:rFonts w:ascii="Times New Roman" w:hAnsi="Times New Roman" w:cs="Times New Roman"/>
-          <w:lang w:val="es-CO"/>
-        </w:rPr>
-      </w:pPr>
-      <w:r>
-        <w:rPr>
-          <w:rFonts w:ascii="Times New Roman" w:hAnsi="Times New Roman" w:cs="Times New Roman"/>
-          <w:lang w:val="es-CO"/>
-        </w:rPr>
-        <w:t>La gramática y el AST fueron actualizados para soportar anotaciones de tipos y tipos primitivos.</w:t>
-      </w:r>
-    </w:p>
-    <w:p>
-      <w:pPr>
-        <w:rPr>
-          <w:rFonts w:ascii="Times New Roman" w:hAnsi="Times New Roman" w:cs="Times New Roman"/>
-          <w:lang w:val="es-CO"/>
-        </w:rPr>
-      </w:pPr>
-      <w:r>
-        <w:rPr>
-          <w:rFonts w:ascii="Times New Roman" w:hAnsi="Times New Roman" w:cs="Times New Roman"/>
-          <w:lang w:val="es-CO"/>
-        </w:rPr>
-        <w:t>Se añadieron los siguientes tipos:</w:t>
-      </w:r>
-    </w:p>
-    <w:p>
-      <w:pPr>
-        <w:pStyle w:val="Listaconvietas"/>
-        <w:rPr>
-          <w:rFonts w:ascii="Times New Roman" w:hAnsi="Times New Roman" w:cs="Times New Roman"/>
-        </w:rPr>
-      </w:pPr>
-      <w:r>
-        <w:rPr>
-          <w:rFonts w:ascii="Times New Roman" w:hAnsi="Times New Roman" w:cs="Times New Roman"/>
-        </w:rPr>
-        <w:t>int</w:t>
-      </w:r>
-    </w:p>
-    <w:p>
-      <w:pPr>
-        <w:pStyle w:val="Listaconvietas"/>
-        <w:rPr>
-          <w:rFonts w:ascii="Times New Roman" w:hAnsi="Times New Roman" w:cs="Times New Roman"/>
-        </w:rPr>
-      </w:pPr>
-      <w:r>
-        <w:rPr>
-          <w:rFonts w:ascii="Times New Roman" w:hAnsi="Times New Roman" w:cs="Times New Roman"/>
-        </w:rPr>
-        <w:t>bool</w:t>
-      </w:r>
-    </w:p>
-    <w:p>
-      <w:pPr>
-        <w:pStyle w:val="Listaconvietas"/>
-        <w:rPr>
-          <w:rFonts w:ascii="Times New Roman" w:hAnsi="Times New Roman" w:cs="Times New Roman"/>
-        </w:rPr>
-      </w:pPr>
-      <w:r>
-        <w:rPr>
-          <w:rFonts w:ascii="Times New Roman" w:hAnsi="Times New Roman" w:cs="Times New Roman"/>
-        </w:rPr>
-        <w:t>char</w:t>
-      </w:r>
-    </w:p>
-    <w:p>
-      <w:pPr>
-        <w:pStyle w:val="Listaconvietas"/>
-        <w:rPr>
-          <w:rFonts w:ascii="Times New Roman" w:hAnsi="Times New Roman" w:cs="Times New Roman"/>
-        </w:rPr>
-      </w:pPr>
-      <w:r>
-        <w:rPr>
-          <w:rFonts w:ascii="Times New Roman" w:hAnsi="Times New Roman" w:cs="Times New Roman"/>
-        </w:rPr>
-        <w:t>string</w:t>
-      </w:r>
-    </w:p>
-    <w:p>
-      <w:pPr>
-        <w:rPr>
-          <w:rFonts w:ascii="Times New Roman" w:hAnsi="Times New Roman" w:cs="Times New Roman"/>
-          <w:lang w:val="es-CO"/>
-        </w:rPr>
-      </w:pPr>
-      <w:r>
-        <w:rPr>
-          <w:rFonts w:ascii="Times New Roman" w:hAnsi="Times New Roman" w:cs="Times New Roman"/>
-          <w:lang w:val="es-CO"/>
-        </w:rPr>
-        <w:t>También se añadieron literales primitivos al AST y a la gramática:</w:t>
-      </w:r>
-    </w:p>
-    <w:p>
-      <w:pPr>
-        <w:pStyle w:val="Listaconvietas"/>
-        <w:rPr>
-          <w:rFonts w:ascii="Times New Roman" w:hAnsi="Times New Roman" w:cs="Times New Roman"/>
-        </w:rPr>
-      </w:pPr>
-      <w:r>
-        <w:rPr>
-          <w:rFonts w:ascii="Times New Roman" w:hAnsi="Times New Roman" w:cs="Times New Roman"/>
-        </w:rPr>
-        <w:t>Integer literals</w:t>
-      </w:r>
-    </w:p>
-    <w:p>
-      <w:pPr>
-        <w:pStyle w:val="Listaconvietas"/>
-        <w:rPr>
-          <w:rFonts w:ascii="Times New Roman" w:hAnsi="Times New Roman" w:cs="Times New Roman"/>
-        </w:rPr>
-      </w:pPr>
-      <w:r>
-        <w:rPr>
-          <w:rFonts w:ascii="Times New Roman" w:hAnsi="Times New Roman" w:cs="Times New Roman"/>
-        </w:rPr>
-        <w:t>Boolean literals</w:t>
-      </w:r>
-    </w:p>
-    <w:p>
-      <w:pPr>
-        <w:pStyle w:val="Listaconvietas"/>
-        <w:rPr>
-          <w:rFonts w:ascii="Times New Roman" w:hAnsi="Times New Roman" w:cs="Times New Roman"/>
-        </w:rPr>
-      </w:pPr>
-      <w:r>
-        <w:rPr>
-          <w:rFonts w:ascii="Times New Roman" w:hAnsi="Times New Roman" w:cs="Times New Roman"/>
-        </w:rPr>
-        <w:t>Char literals</w:t>
-      </w:r>
-    </w:p>
-    <w:p>
-      <w:pPr>
-        <w:pStyle w:val="Listaconvietas"/>
-        <w:rPr>
-          <w:rFonts w:ascii="Times New Roman" w:hAnsi="Times New Roman" w:cs="Times New Roman"/>
-        </w:rPr>
-      </w:pPr>
-      <w:r>
-        <w:rPr>
-          <w:rFonts w:ascii="Times New Roman" w:hAnsi="Times New Roman" w:cs="Times New Roman"/>
-        </w:rPr>
-        <w:t>String literals</w:t>
-      </w:r>
-    </w:p>
-    <w:p>
-      <w:pPr>
-        <w:rPr>
-          <w:rFonts w:ascii="Times New Roman" w:hAnsi="Times New Roman" w:cs="Times New Roman"/>
-        </w:rPr>
-      </w:pPr>
-      <w:r>
-        <w:rPr>
-          <w:rFonts w:ascii="Times New Roman" w:hAnsi="Times New Roman" w:cs="Times New Roman"/>
-        </w:rPr>
-        <w:t>Ejemplo válido:</w:t>
-      </w:r>
-    </w:p>
-    <w:p>
-      <w:pPr>
-        <w:rPr>
-          <w:rFonts w:ascii="Times New Roman" w:hAnsi="Times New Roman" w:cs="Times New Roman"/>
-        </w:rPr>
-      </w:pPr>
-      <w:r>
-        <w:rPr>
-          <w:rFonts w:ascii="Times New Roman" w:hAnsi="Times New Roman" w:cs="Times New Roman"/>
-        </w:rPr>
-        <w:t>defvar x:int, y:int</w:t>
-      </w:r>
-    </w:p>
-    <w:p>
-      <w:pPr>
-        <w:pStyle w:val="Ttulo3"/>
+      </w:pPr>
+      <w:r>
         <w:rPr>
           <w:rFonts w:ascii="Times New Roman" w:hAnsi="Times New Roman" w:cs="Times New Roman"/>
           <w:color w:val="auto"/>
           <w:lang w:val="es-CO"/>
         </w:rPr>
-      </w:pPr>
-      <w:r>
+        <w:t>1.6 Verificar que los elementos usados existan</w:t>
+      </w:r>
+    </w:p>
+    <w:p>
+      <w:pPr>
+        <w:rPr>
+          <w:rFonts w:ascii="Times New Roman" w:hAnsi="Times New Roman" w:cs="Times New Roman"/>
+          <w:lang w:val="es-CO"/>
+        </w:rPr>
+      </w:pPr>
+      <w:r>
+        <w:rPr>
+          <w:rFonts w:ascii="Times New Roman" w:hAnsi="Times New Roman" w:cs="Times New Roman"/>
+          <w:lang w:val="es-CO"/>
+        </w:rPr>
+        <w:t xml:space="preserve">Se implementó análisis semántico utilizando las relaciones define/use de </w:t>
+      </w:r>
+      <w:proofErr w:type="spellStart"/>
+      <w:r>
+        <w:rPr>
+          <w:rFonts w:ascii="Times New Roman" w:hAnsi="Times New Roman" w:cs="Times New Roman"/>
+          <w:lang w:val="es-CO"/>
+        </w:rPr>
+        <w:t>TypePal</w:t>
+      </w:r>
+      <w:proofErr w:type="spellEnd"/>
+      <w:r>
+        <w:rPr>
+          <w:rFonts w:ascii="Times New Roman" w:hAnsi="Times New Roman" w:cs="Times New Roman"/>
+          <w:lang w:val="es-CO"/>
+        </w:rPr>
+        <w:t>.</w:t>
+      </w:r>
+    </w:p>
+    <w:p>
+      <w:pPr>
+        <w:rPr>
+          <w:rFonts w:ascii="Times New Roman" w:hAnsi="Times New Roman" w:cs="Times New Roman"/>
+          <w:lang w:val="es-CO"/>
+        </w:rPr>
+      </w:pPr>
+      <w:r>
+        <w:rPr>
+          <w:rFonts w:ascii="Times New Roman" w:hAnsi="Times New Roman" w:cs="Times New Roman"/>
+          <w:lang w:val="es-CO"/>
+        </w:rPr>
+        <w:t>El sistema detecta referencias inexistentes tales como:</w:t>
+      </w:r>
+    </w:p>
+    <w:p>
+      <w:pPr>
+        <w:pStyle w:val="ListBullet"/>
+        <w:rPr>
+          <w:rFonts w:ascii="Times New Roman" w:hAnsi="Times New Roman" w:cs="Times New Roman"/>
+        </w:rPr>
+      </w:pPr>
+      <w:r>
+        <w:rPr>
+          <w:rFonts w:ascii="Times New Roman" w:hAnsi="Times New Roman" w:cs="Times New Roman"/>
+        </w:rPr>
+        <w:t xml:space="preserve">Variables no </w:t>
+      </w:r>
+      <w:proofErr w:type="spellStart"/>
+      <w:r>
+        <w:rPr>
+          <w:rFonts w:ascii="Times New Roman" w:hAnsi="Times New Roman" w:cs="Times New Roman"/>
+        </w:rPr>
+        <w:t>definidas</w:t>
+      </w:r>
+      <w:proofErr w:type="spellEnd"/>
+    </w:p>
+    <w:p>
+      <w:pPr>
+        <w:pStyle w:val="ListBullet"/>
+        <w:rPr>
+          <w:rFonts w:ascii="Times New Roman" w:hAnsi="Times New Roman" w:cs="Times New Roman"/>
+        </w:rPr>
+      </w:pPr>
+      <w:r>
+        <w:rPr>
+          <w:rFonts w:ascii="Times New Roman" w:hAnsi="Times New Roman" w:cs="Times New Roman"/>
+        </w:rPr>
+        <w:t>Dominios inexistentes</w:t>
+      </w:r>
+    </w:p>
+    <w:p>
+      <w:pPr>
+        <w:pStyle w:val="ListBullet"/>
+        <w:rPr>
+          <w:rFonts w:ascii="Times New Roman" w:hAnsi="Times New Roman" w:cs="Times New Roman"/>
+        </w:rPr>
+      </w:pPr>
+      <w:r>
+        <w:rPr>
+          <w:rFonts w:ascii="Times New Roman" w:hAnsi="Times New Roman" w:cs="Times New Roman"/>
+        </w:rPr>
+        <w:t>Espacios no definidos</w:t>
+      </w:r>
+    </w:p>
+    <w:p>
+      <w:pPr>
+        <w:pStyle w:val="ListBullet"/>
+        <w:rPr>
+          <w:rFonts w:ascii="Times New Roman" w:hAnsi="Times New Roman" w:cs="Times New Roman"/>
+        </w:rPr>
+      </w:pPr>
+      <w:r>
+        <w:rPr>
+          <w:rFonts w:ascii="Times New Roman" w:hAnsi="Times New Roman" w:cs="Times New Roman"/>
+        </w:rPr>
+        <w:t>Referencias inválidas</w:t>
+      </w:r>
+    </w:p>
+    <w:p>
+      <w:pPr>
+        <w:rPr>
+          <w:rFonts w:ascii="Times New Roman" w:hAnsi="Times New Roman" w:cs="Times New Roman"/>
+        </w:rPr>
+      </w:pPr>
+      <w:r>
+        <w:rPr>
+          <w:rFonts w:ascii="Times New Roman" w:hAnsi="Times New Roman" w:cs="Times New Roman"/>
+        </w:rPr>
+        <w:t>Ejemplo de error detectado:</w:t>
+      </w:r>
+    </w:p>
+    <w:p>
+      <w:pPr>
+        <w:rPr>
+          <w:rFonts w:ascii="Times New Roman" w:hAnsi="Times New Roman" w:cs="Times New Roman"/>
+        </w:rPr>
+      </w:pPr>
+      <w:r>
+        <w:rPr>
+          <w:rFonts w:ascii="Times New Roman" w:hAnsi="Times New Roman" w:cs="Times New Roman"/>
+        </w:rPr>
+        <w:t>Undefined variable `x`</w:t>
+      </w:r>
+    </w:p>
+    <w:p>
+      <w:pPr>
+        <w:pStyle w:val="Heading2"/>
         <w:rPr>
           <w:rFonts w:ascii="Times New Roman" w:hAnsi="Times New Roman" w:cs="Times New Roman"/>
           <w:color w:val="auto"/>
-          <w:lang w:val="es-CO"/>
-        </w:rPr>
-        <w:t>1.5 Verificar que los tipos usados correspondan a las definiciones</w:t>
-      </w:r>
-    </w:p>
-    <w:p>
-      <w:pPr>
-        <w:rPr>
-          <w:rFonts w:ascii="Times New Roman" w:hAnsi="Times New Roman" w:cs="Times New Roman"/>
-          <w:lang w:val="es-CO"/>
-        </w:rPr>
-      </w:pPr>
-      <w:r>
-        <w:rPr>
-          <w:rFonts w:ascii="Times New Roman" w:hAnsi="Times New Roman" w:cs="Times New Roman"/>
-          <w:lang w:val="es-CO"/>
-        </w:rPr>
-        <w:t xml:space="preserve">Se implementó un sistema básico de validación de tipos sobre el análisis semántico de </w:t>
-      </w:r>
+        </w:rPr>
+      </w:pPr>
+      <w:r>
+        <w:rPr>
+          <w:rFonts w:ascii="Times New Roman" w:hAnsi="Times New Roman" w:cs="Times New Roman"/>
+          <w:color w:val="auto"/>
+        </w:rPr>
+        <w:t>2. Estructura del proyecto</w:t>
+      </w:r>
+    </w:p>
+    <w:p>
+      <w:pPr>
+        <w:pStyle w:val="ListBullet"/>
+        <w:rPr>
+          <w:rFonts w:ascii="Times New Roman" w:hAnsi="Times New Roman" w:cs="Times New Roman"/>
+        </w:rPr>
+      </w:pPr>
+      <w:r>
+        <w:rPr>
+          <w:rFonts w:ascii="Times New Roman" w:hAnsi="Times New Roman" w:cs="Times New Roman"/>
+        </w:rPr>
+        <w:t>AST.rsc – definición del AST</w:t>
+      </w:r>
+    </w:p>
+    <w:p>
+      <w:pPr>
+        <w:pStyle w:val="ListBullet"/>
+        <w:rPr>
+          <w:rFonts w:ascii="Times New Roman" w:hAnsi="Times New Roman" w:cs="Times New Roman"/>
+        </w:rPr>
+      </w:pPr>
+      <w:r>
+        <w:rPr>
+          <w:rFonts w:ascii="Times New Roman" w:hAnsi="Times New Roman" w:cs="Times New Roman"/>
+        </w:rPr>
+        <w:t>Syntax.rsc – gramática del lenguaje</w:t>
+      </w:r>
+    </w:p>
+    <w:p>
+      <w:pPr>
+        <w:pStyle w:val="ListBullet"/>
+        <w:rPr>
+          <w:rFonts w:ascii="Times New Roman" w:hAnsi="Times New Roman" w:cs="Times New Roman"/>
+        </w:rPr>
+      </w:pPr>
+      <w:r>
+        <w:rPr>
+          <w:rFonts w:ascii="Times New Roman" w:hAnsi="Times New Roman" w:cs="Times New Roman"/>
+        </w:rPr>
+        <w:t>Parse.rsc – parser</w:t>
+      </w:r>
+    </w:p>
+    <w:p>
+      <w:pPr>
+        <w:pStyle w:val="ListBullet"/>
+        <w:rPr>
+          <w:rFonts w:ascii="Times New Roman" w:hAnsi="Times New Roman" w:cs="Times New Roman"/>
+        </w:rPr>
+      </w:pPr>
+      <w:r>
+        <w:rPr>
+          <w:rFonts w:ascii="Times New Roman" w:hAnsi="Times New Roman" w:cs="Times New Roman"/>
+        </w:rPr>
+        <w:t>Implode.rsc – conversión ParseTree → AST</w:t>
+      </w:r>
+    </w:p>
+    <w:p>
+      <w:pPr>
+        <w:pStyle w:val="ListBullet"/>
+        <w:rPr>
+          <w:rFonts w:ascii="Times New Roman" w:hAnsi="Times New Roman" w:cs="Times New Roman"/>
+          <w:lang w:val="es-CO"/>
+        </w:rPr>
+      </w:pPr>
       <w:proofErr w:type="spellStart"/>
       <w:r>
         <w:rPr>
           <w:rFonts w:ascii="Times New Roman" w:hAnsi="Times New Roman" w:cs="Times New Roman"/>
           <w:lang w:val="es-CO"/>
         </w:rPr>
+        <w:t>Checker.rsc</w:t>
+      </w:r>
+      <w:proofErr w:type="spellEnd"/>
+      <w:r>
+        <w:rPr>
+          <w:rFonts w:ascii="Times New Roman" w:hAnsi="Times New Roman" w:cs="Times New Roman"/>
+          <w:lang w:val="es-CO"/>
+        </w:rPr>
+        <w:t xml:space="preserve"> – análisis semántico y </w:t>
+      </w:r>
+      <w:proofErr w:type="spellStart"/>
+      <w:r>
+        <w:rPr>
+          <w:rFonts w:ascii="Times New Roman" w:hAnsi="Times New Roman" w:cs="Times New Roman"/>
+          <w:lang w:val="es-CO"/>
+        </w:rPr>
         <w:t>TypePal</w:t>
       </w:r>
       <w:proofErr w:type="spellEnd"/>
-      <w:r>
-        <w:rPr>
-          <w:rFonts w:ascii="Times New Roman" w:hAnsi="Times New Roman" w:cs="Times New Roman"/>
-          <w:lang w:val="es-CO"/>
-        </w:rPr>
-        <w:t>.</w:t>
-      </w:r>
-    </w:p>
-    <w:p>
-      <w:pPr>
-        <w:rPr>
-          <w:rFonts w:ascii="Times New Roman" w:hAnsi="Times New Roman" w:cs="Times New Roman"/>
-          <w:lang w:val="es-CO"/>
-        </w:rPr>
-      </w:pPr>
-      <w:r>
-        <w:rPr>
-          <w:rFonts w:ascii="Times New Roman" w:hAnsi="Times New Roman" w:cs="Times New Roman"/>
-          <w:lang w:val="es-CO"/>
-        </w:rPr>
-        <w:t xml:space="preserve">El </w:t>
-      </w:r>
+    </w:p>
+    <w:p>
+      <w:pPr>
+        <w:pStyle w:val="ListBullet"/>
+        <w:rPr>
+          <w:rFonts w:ascii="Times New Roman" w:hAnsi="Times New Roman" w:cs="Times New Roman"/>
+        </w:rPr>
+      </w:pPr>
       <w:proofErr w:type="spellStart"/>
       <w:r>
         <w:rPr>
           <w:rFonts w:ascii="Times New Roman" w:hAnsi="Times New Roman" w:cs="Times New Roman"/>
-          <w:lang w:val="es-CO"/>
-        </w:rPr>
-        <w:t>checker</w:t>
+        </w:rPr>
+        <w:t>CodeGen.rsc</w:t>
       </w:r>
       <w:proofErr w:type="spellEnd"/>
       <w:r>
         <w:rPr>
           <w:rFonts w:ascii="Times New Roman" w:hAnsi="Times New Roman" w:cs="Times New Roman"/>
-          <w:lang w:val="es-CO"/>
-        </w:rPr>
-        <w:t xml:space="preserve"> detecta operaciones inválidas entre tipos incompatibles.</w:t>
-      </w:r>
-    </w:p>
-    <w:p>
-      <w:pPr>
-        <w:rPr>
-          <w:rFonts w:ascii="Times New Roman" w:hAnsi="Times New Roman" w:cs="Times New Roman"/>
-          <w:lang w:val="es-CO"/>
-        </w:rPr>
-      </w:pPr>
-      <w:r>
-        <w:rPr>
-          <w:rFonts w:ascii="Times New Roman" w:hAnsi="Times New Roman" w:cs="Times New Roman"/>
-          <w:lang w:val="es-CO"/>
-        </w:rPr>
-        <w:t>Ejemplo de expresión inválida:</w:t>
-      </w:r>
-    </w:p>
-    <w:p>
-      <w:pPr>
-        <w:rPr>
-          <w:rFonts w:ascii="Times New Roman" w:hAnsi="Times New Roman" w:cs="Times New Roman"/>
-          <w:lang w:val="es-CO"/>
-        </w:rPr>
-      </w:pPr>
+        </w:rPr>
+        <w:t xml:space="preserve"> – </w:t>
+      </w:r>
       <w:proofErr w:type="spellStart"/>
       <w:r>
         <w:rPr>
           <w:rFonts w:ascii="Times New Roman" w:hAnsi="Times New Roman" w:cs="Times New Roman"/>
-          <w:lang w:val="es-CO"/>
-        </w:rPr>
-        <w:t>defexpression</w:t>
+        </w:rPr>
+        <w:t>generación</w:t>
       </w:r>
       <w:proofErr w:type="spellEnd"/>
       <w:r>
         <w:rPr>
           <w:rFonts w:ascii="Times New Roman" w:hAnsi="Times New Roman" w:cs="Times New Roman"/>
-          <w:lang w:val="es-CO"/>
-        </w:rPr>
-        <w:t xml:space="preserve"> ("hola" &gt; 5)</w:t>
-      </w:r>
-    </w:p>
-    <w:p>
-      <w:pPr>
-        <w:rPr>
-          <w:rFonts w:ascii="Times New Roman" w:hAnsi="Times New Roman" w:cs="Times New Roman"/>
-        </w:rPr>
-      </w:pPr>
-      <w:r>
-        <w:rPr>
-          <w:rFonts w:ascii="Times New Roman" w:hAnsi="Times New Roman" w:cs="Times New Roman"/>
-        </w:rPr>
-        <w:t xml:space="preserve">Salida </w:t>
-      </w:r>
+        </w:rPr>
+        <w:t xml:space="preserve"> de código</w:t>
+      </w:r>
+    </w:p>
+    <w:p>
+      <w:pPr>
+        <w:pStyle w:val="ListBullet"/>
+        <w:rPr>
+          <w:rFonts w:ascii="Times New Roman" w:hAnsi="Times New Roman" w:cs="Times New Roman"/>
+        </w:rPr>
+      </w:pPr>
+      <w:r>
+        <w:rPr>
+          <w:rFonts w:ascii="Times New Roman" w:hAnsi="Times New Roman" w:cs="Times New Roman"/>
+        </w:rPr>
+        <w:t>Main.rsc – ejecución principal</w:t>
+      </w:r>
+    </w:p>
+    <w:p>
+      <w:pPr>
+        <w:pStyle w:val="ListBullet"/>
+        <w:rPr>
+          <w:rFonts w:ascii="Times New Roman" w:hAnsi="Times New Roman" w:cs="Times New Roman"/>
+        </w:rPr>
+      </w:pPr>
+      <w:r>
+        <w:rPr>
+          <w:rFonts w:ascii="Times New Roman" w:hAnsi="Times New Roman" w:cs="Times New Roman"/>
+        </w:rPr>
+        <w:t>Plugin.rsc – integración con VSCode</w:t>
+      </w:r>
+    </w:p>
+    <w:p>
+      <w:pPr>
+        <w:pStyle w:val="ListBullet"/>
+        <w:rPr>
+          <w:rFonts w:ascii="Times New Roman" w:hAnsi="Times New Roman" w:cs="Times New Roman"/>
+        </w:rPr>
+      </w:pPr>
+      <w:r>
+        <w:rPr>
+          <w:rFonts w:ascii="Times New Roman" w:hAnsi="Times New Roman" w:cs="Times New Roman"/>
+        </w:rPr>
+        <w:t>instance/*.vl – casos de prueba</w:t>
+      </w:r>
+    </w:p>
+    <w:p>
+      <w:pPr>
+        <w:pStyle w:val="Heading2"/>
+        <w:rPr>
+          <w:rFonts w:ascii="Times New Roman" w:hAnsi="Times New Roman" w:cs="Times New Roman"/>
+          <w:color w:val="auto"/>
+        </w:rPr>
+      </w:pPr>
+      <w:r>
+        <w:rPr>
+          <w:rFonts w:ascii="Times New Roman" w:hAnsi="Times New Roman" w:cs="Times New Roman"/>
+          <w:color w:val="auto"/>
+        </w:rPr>
+        <w:t>3. Casos de prueba implementados</w:t>
+      </w:r>
+    </w:p>
+    <w:p>
+      <w:pPr>
+        <w:pStyle w:val="ListBullet"/>
+        <w:rPr>
+          <w:rFonts w:ascii="Times New Roman" w:hAnsi="Times New Roman" w:cs="Times New Roman"/>
+          <w:lang w:val="es-CO"/>
+        </w:rPr>
+      </w:pPr>
       <w:proofErr w:type="spellStart"/>
       <w:r>
         <w:rPr>
           <w:rFonts w:ascii="Times New Roman" w:hAnsi="Times New Roman" w:cs="Times New Roman"/>
-        </w:rPr>
-        <w:t>generada</w:t>
+          <w:lang w:val="es-CO"/>
+        </w:rPr>
+        <w:t>Good.vl</w:t>
       </w:r>
       <w:proofErr w:type="spellEnd"/>
       <w:r>
         <w:rPr>
           <w:rFonts w:ascii="Times New Roman" w:hAnsi="Times New Roman" w:cs="Times New Roman"/>
-        </w:rPr>
-        <w:t>:</w:t>
-      </w:r>
-    </w:p>
-    <w:p>
-      <w:pPr>
-        <w:rPr>
-          <w:rFonts w:ascii="Times New Roman" w:hAnsi="Times New Roman" w:cs="Times New Roman"/>
-        </w:rPr>
-      </w:pPr>
-      <w:r>
-        <w:rPr>
-          <w:rFonts w:ascii="Times New Roman" w:hAnsi="Times New Roman" w:cs="Times New Roman"/>
-        </w:rPr>
-        <w:t>TYPE ERROR cannot compare string with integer using comparadores</w:t>
-      </w:r>
-    </w:p>
-    <w:p>
-      <w:pPr>
-        <w:rPr>
-          <w:rFonts w:ascii="Times New Roman" w:hAnsi="Times New Roman" w:cs="Times New Roman"/>
-          <w:lang w:val="es-CO"/>
-        </w:rPr>
-      </w:pPr>
-      <w:r>
-        <w:rPr>
-          <w:rFonts w:ascii="Times New Roman" w:hAnsi="Times New Roman" w:cs="Times New Roman"/>
-          <w:lang w:val="es-CO"/>
-        </w:rPr>
-        <w:t xml:space="preserve">La validación de tipos fue implementada manualmente utilizando recorridos del </w:t>
-      </w:r>
+          <w:lang w:val="es-CO"/>
+        </w:rPr>
+        <w:t>: Programa válido sin errores.</w:t>
+      </w:r>
+    </w:p>
+    <w:p>
+      <w:pPr>
+        <w:pStyle w:val="ListBullet"/>
+        <w:rPr>
+          <w:rFonts w:ascii="Times New Roman" w:hAnsi="Times New Roman" w:cs="Times New Roman"/>
+          <w:lang w:val="es-CO"/>
+        </w:rPr>
+      </w:pPr>
       <w:proofErr w:type="spellStart"/>
       <w:r>
         <w:rPr>
           <w:rFonts w:ascii="Times New Roman" w:hAnsi="Times New Roman" w:cs="Times New Roman"/>
           <w:lang w:val="es-CO"/>
         </w:rPr>
-        <w:t>ParseTree</w:t>
+        <w:t>error.vl</w:t>
       </w:r>
       <w:proofErr w:type="spellEnd"/>
       <w:r>
@@ -1406,48 +1975,24 @@
           <w:rFonts w:ascii="Times New Roman" w:hAnsi="Times New Roman" w:cs="Times New Roman"/>
           <w:lang w:val="es-CO"/>
         </w:rPr>
-        <w:t>.</w:t>
-      </w:r>
-    </w:p>
-    <w:p>
-      <w:pPr>
-        <w:pStyle w:val="Ttulo3"/>
-        <w:rPr>
-          <w:rFonts w:ascii="Times New Roman" w:hAnsi="Times New Roman" w:cs="Times New Roman"/>
-          <w:color w:val="auto"/>
-          <w:lang w:val="es-CO"/>
-        </w:rPr>
-      </w:pPr>
-      <w:r>
-        <w:rPr>
-          <w:rFonts w:ascii="Times New Roman" w:hAnsi="Times New Roman" w:cs="Times New Roman"/>
-          <w:color w:val="auto"/>
-          <w:lang w:val="es-CO"/>
-        </w:rPr>
-        <w:t>1.6 Verificar que los elementos usados existan</w:t>
-      </w:r>
-    </w:p>
-    <w:p>
-      <w:pPr>
-        <w:rPr>
-          <w:rFonts w:ascii="Times New Roman" w:hAnsi="Times New Roman" w:cs="Times New Roman"/>
-          <w:lang w:val="es-CO"/>
-        </w:rPr>
-      </w:pPr>
-      <w:r>
-        <w:rPr>
-          <w:rFonts w:ascii="Times New Roman" w:hAnsi="Times New Roman" w:cs="Times New Roman"/>
-          <w:lang w:val="es-CO"/>
-        </w:rPr>
-        <w:t xml:space="preserve">Se implementó análisis semántico utilizando las relaciones define/use de </w:t>
-      </w:r>
+        <w:t>: Programa con variables inexistentes.</w:t>
+      </w:r>
+    </w:p>
+    <w:p>
+      <w:pPr>
+        <w:pStyle w:val="ListBullet"/>
+        <w:rPr>
+          <w:rFonts w:ascii="Times New Roman" w:hAnsi="Times New Roman" w:cs="Times New Roman"/>
+          <w:lang w:val="es-CO"/>
+        </w:rPr>
+      </w:pPr>
       <w:proofErr w:type="spellStart"/>
       <w:r>
         <w:rPr>
           <w:rFonts w:ascii="Times New Roman" w:hAnsi="Times New Roman" w:cs="Times New Roman"/>
           <w:lang w:val="es-CO"/>
         </w:rPr>
-        <w:t>TypePal</w:t>
+        <w:t>DomainInex.vl</w:t>
       </w:r>
       <w:proofErr w:type="spellEnd"/>
       <w:r>
@@ -1455,190 +2000,37 @@
           <w:rFonts w:ascii="Times New Roman" w:hAnsi="Times New Roman" w:cs="Times New Roman"/>
           <w:lang w:val="es-CO"/>
         </w:rPr>
-        <w:t>.</w:t>
-      </w:r>
-    </w:p>
-    <w:p>
-      <w:pPr>
-        <w:rPr>
-          <w:rFonts w:ascii="Times New Roman" w:hAnsi="Times New Roman" w:cs="Times New Roman"/>
-          <w:lang w:val="es-CO"/>
-        </w:rPr>
-      </w:pPr>
-      <w:r>
-        <w:rPr>
-          <w:rFonts w:ascii="Times New Roman" w:hAnsi="Times New Roman" w:cs="Times New Roman"/>
-          <w:lang w:val="es-CO"/>
-        </w:rPr>
-        <w:lastRenderedPageBreak/>
-        <w:t>El sistema detecta referencias inexistentes tales como:</w:t>
-      </w:r>
-    </w:p>
-    <w:p>
-      <w:pPr>
-        <w:pStyle w:val="Listaconvietas"/>
-        <w:rPr>
-          <w:rFonts w:ascii="Times New Roman" w:hAnsi="Times New Roman" w:cs="Times New Roman"/>
-        </w:rPr>
-      </w:pPr>
-      <w:r>
-        <w:rPr>
-          <w:rFonts w:ascii="Times New Roman" w:hAnsi="Times New Roman" w:cs="Times New Roman"/>
-        </w:rPr>
-        <w:t xml:space="preserve">Variables no </w:t>
-      </w:r>
+        <w:t>: Programa con dominio inexistente.</w:t>
+      </w:r>
+    </w:p>
+    <w:p>
+      <w:pPr>
+        <w:pStyle w:val="ListBullet"/>
+        <w:rPr>
+          <w:rFonts w:ascii="Times New Roman" w:hAnsi="Times New Roman" w:cs="Times New Roman"/>
+          <w:lang w:val="es-CO"/>
+        </w:rPr>
+      </w:pPr>
       <w:proofErr w:type="spellStart"/>
       <w:r>
         <w:rPr>
           <w:rFonts w:ascii="Times New Roman" w:hAnsi="Times New Roman" w:cs="Times New Roman"/>
-        </w:rPr>
-        <w:t>definidas</w:t>
+          <w:lang w:val="es-CO"/>
+        </w:rPr>
+        <w:t>TypeError.vl</w:t>
       </w:r>
       <w:proofErr w:type="spellEnd"/>
-    </w:p>
-    <w:p>
-      <w:pPr>
-        <w:pStyle w:val="Listaconvietas"/>
-        <w:rPr>
-          <w:rFonts w:ascii="Times New Roman" w:hAnsi="Times New Roman" w:cs="Times New Roman"/>
-        </w:rPr>
-      </w:pPr>
-      <w:r>
-        <w:rPr>
-          <w:rFonts w:ascii="Times New Roman" w:hAnsi="Times New Roman" w:cs="Times New Roman"/>
-        </w:rPr>
-        <w:t>Dominios inexistentes</w:t>
-      </w:r>
-    </w:p>
-    <w:p>
-      <w:pPr>
-        <w:pStyle w:val="Listaconvietas"/>
-        <w:rPr>
-          <w:rFonts w:ascii="Times New Roman" w:hAnsi="Times New Roman" w:cs="Times New Roman"/>
-        </w:rPr>
-      </w:pPr>
-      <w:r>
-        <w:rPr>
-          <w:rFonts w:ascii="Times New Roman" w:hAnsi="Times New Roman" w:cs="Times New Roman"/>
-        </w:rPr>
-        <w:t>Espacios no definidos</w:t>
-      </w:r>
-    </w:p>
-    <w:p>
-      <w:pPr>
-        <w:pStyle w:val="Listaconvietas"/>
-        <w:rPr>
-          <w:rFonts w:ascii="Times New Roman" w:hAnsi="Times New Roman" w:cs="Times New Roman"/>
-        </w:rPr>
-      </w:pPr>
-      <w:r>
-        <w:rPr>
-          <w:rFonts w:ascii="Times New Roman" w:hAnsi="Times New Roman" w:cs="Times New Roman"/>
-        </w:rPr>
-        <w:t>Referencias inválidas</w:t>
-      </w:r>
-    </w:p>
-    <w:p>
-      <w:pPr>
-        <w:rPr>
-          <w:rFonts w:ascii="Times New Roman" w:hAnsi="Times New Roman" w:cs="Times New Roman"/>
-        </w:rPr>
-      </w:pPr>
-      <w:r>
-        <w:rPr>
-          <w:rFonts w:ascii="Times New Roman" w:hAnsi="Times New Roman" w:cs="Times New Roman"/>
-        </w:rPr>
-        <w:t>Ejemplo de error detectado:</w:t>
-      </w:r>
-    </w:p>
-    <w:p>
-      <w:pPr>
-        <w:rPr>
-          <w:rFonts w:ascii="Times New Roman" w:hAnsi="Times New Roman" w:cs="Times New Roman"/>
-        </w:rPr>
-      </w:pPr>
-      <w:r>
-        <w:rPr>
-          <w:rFonts w:ascii="Times New Roman" w:hAnsi="Times New Roman" w:cs="Times New Roman"/>
-        </w:rPr>
-        <w:t>Undefined variable `x`</w:t>
-      </w:r>
-    </w:p>
-    <w:p>
-      <w:pPr>
-        <w:pStyle w:val="Ttulo2"/>
-        <w:rPr>
-          <w:rFonts w:ascii="Times New Roman" w:hAnsi="Times New Roman" w:cs="Times New Roman"/>
-          <w:color w:val="auto"/>
-        </w:rPr>
-      </w:pPr>
-      <w:r>
-        <w:rPr>
-          <w:rFonts w:ascii="Times New Roman" w:hAnsi="Times New Roman" w:cs="Times New Roman"/>
-          <w:color w:val="auto"/>
-        </w:rPr>
-        <w:t>2. Estructura del proyecto</w:t>
-      </w:r>
-    </w:p>
-    <w:p>
-      <w:pPr>
-        <w:pStyle w:val="Listaconvietas"/>
-        <w:rPr>
-          <w:rFonts w:ascii="Times New Roman" w:hAnsi="Times New Roman" w:cs="Times New Roman"/>
-        </w:rPr>
-      </w:pPr>
-      <w:r>
-        <w:rPr>
-          <w:rFonts w:ascii="Times New Roman" w:hAnsi="Times New Roman" w:cs="Times New Roman"/>
-        </w:rPr>
-        <w:t>AST.rsc – definición del AST</w:t>
-      </w:r>
-    </w:p>
-    <w:p>
-      <w:pPr>
-        <w:pStyle w:val="Listaconvietas"/>
-        <w:rPr>
-          <w:rFonts w:ascii="Times New Roman" w:hAnsi="Times New Roman" w:cs="Times New Roman"/>
-        </w:rPr>
-      </w:pPr>
-      <w:r>
-        <w:rPr>
-          <w:rFonts w:ascii="Times New Roman" w:hAnsi="Times New Roman" w:cs="Times New Roman"/>
-        </w:rPr>
-        <w:t>Syntax.rsc – gramática del lenguaje</w:t>
-      </w:r>
-    </w:p>
-    <w:p>
-      <w:pPr>
-        <w:pStyle w:val="Listaconvietas"/>
-        <w:rPr>
-          <w:rFonts w:ascii="Times New Roman" w:hAnsi="Times New Roman" w:cs="Times New Roman"/>
-        </w:rPr>
-      </w:pPr>
-      <w:r>
-        <w:rPr>
-          <w:rFonts w:ascii="Times New Roman" w:hAnsi="Times New Roman" w:cs="Times New Roman"/>
-        </w:rPr>
-        <w:t>Parse.rsc – parser</w:t>
-      </w:r>
-    </w:p>
-    <w:p>
-      <w:pPr>
-        <w:pStyle w:val="Listaconvietas"/>
-        <w:rPr>
-          <w:rFonts w:ascii="Times New Roman" w:hAnsi="Times New Roman" w:cs="Times New Roman"/>
-        </w:rPr>
-      </w:pPr>
-      <w:r>
-        <w:rPr>
-          <w:rFonts w:ascii="Times New Roman" w:hAnsi="Times New Roman" w:cs="Times New Roman"/>
-        </w:rPr>
-        <w:t>Implode.rsc – conversión ParseTree → AST</w:t>
-      </w:r>
-    </w:p>
-    <w:p>
-      <w:pPr>
-        <w:pStyle w:val="Listaconvietas"/>
+      <w:r>
+        <w:rPr>
+          <w:rFonts w:ascii="Times New Roman" w:hAnsi="Times New Roman" w:cs="Times New Roman"/>
+          <w:lang w:val="es-CO"/>
+        </w:rPr>
+        <w:t>: Programa con error de tipos.</w:t>
+      </w:r>
+    </w:p>
+    <w:p>
+      <w:pPr>
+        <w:pStyle w:val="ListBullet"/>
         <w:rPr>
           <w:rFonts w:ascii="Times New Roman" w:hAnsi="Times New Roman" w:cs="Times New Roman"/>
           <w:lang w:val="es-CO"/>
@@ -1650,7 +2042,7 @@
           <w:rFonts w:ascii="Times New Roman" w:hAnsi="Times New Roman" w:cs="Times New Roman"/>
           <w:lang w:val="es-CO"/>
         </w:rPr>
-        <w:t>Checker.rsc</w:t>
+        <w:t>ejemplo.vl</w:t>
       </w:r>
       <w:proofErr w:type="spellEnd"/>
       <w:r>
@@ -1658,240 +2050,12 @@
           <w:rFonts w:ascii="Times New Roman" w:hAnsi="Times New Roman" w:cs="Times New Roman"/>
           <w:lang w:val="es-CO"/>
         </w:rPr>
-        <w:t xml:space="preserve"> – análisis semántico y </w:t>
-      </w:r>
-      <w:proofErr w:type="spellStart"/>
-      <w:r>
-        <w:rPr>
-          <w:rFonts w:ascii="Times New Roman" w:hAnsi="Times New Roman" w:cs="Times New Roman"/>
-          <w:lang w:val="es-CO"/>
-        </w:rPr>
-        <w:t>TypePal</w:t>
-      </w:r>
-      <w:proofErr w:type="spellEnd"/>
-    </w:p>
-    <w:p>
-      <w:pPr>
-        <w:pStyle w:val="Listaconvietas"/>
-        <w:rPr>
-          <w:rFonts w:ascii="Times New Roman" w:hAnsi="Times New Roman" w:cs="Times New Roman"/>
-        </w:rPr>
-      </w:pPr>
-      <w:proofErr w:type="spellStart"/>
-      <w:r>
-        <w:rPr>
-          <w:rFonts w:ascii="Times New Roman" w:hAnsi="Times New Roman" w:cs="Times New Roman"/>
-        </w:rPr>
-        <w:t>CodeGen.rsc</w:t>
-      </w:r>
-      <w:proofErr w:type="spellEnd"/>
-      <w:r>
-        <w:rPr>
-          <w:rFonts w:ascii="Times New Roman" w:hAnsi="Times New Roman" w:cs="Times New Roman"/>
-        </w:rPr>
-        <w:t xml:space="preserve"> – </w:t>
-      </w:r>
-      <w:proofErr w:type="spellStart"/>
-      <w:r>
-        <w:rPr>
-          <w:rFonts w:ascii="Times New Roman" w:hAnsi="Times New Roman" w:cs="Times New Roman"/>
-        </w:rPr>
-        <w:t>generación</w:t>
-      </w:r>
-      <w:proofErr w:type="spellEnd"/>
-      <w:r>
-        <w:rPr>
-          <w:rFonts w:ascii="Times New Roman" w:hAnsi="Times New Roman" w:cs="Times New Roman"/>
-        </w:rPr>
-        <w:t xml:space="preserve"> de código</w:t>
-      </w:r>
-    </w:p>
-    <w:p>
-      <w:pPr>
-        <w:pStyle w:val="Listaconvietas"/>
-        <w:rPr>
-          <w:rFonts w:ascii="Times New Roman" w:hAnsi="Times New Roman" w:cs="Times New Roman"/>
-        </w:rPr>
-      </w:pPr>
-      <w:r>
-        <w:rPr>
-          <w:rFonts w:ascii="Times New Roman" w:hAnsi="Times New Roman" w:cs="Times New Roman"/>
-        </w:rPr>
-        <w:t>Main.rsc – ejecución principal</w:t>
-      </w:r>
-    </w:p>
-    <w:p>
-      <w:pPr>
-        <w:pStyle w:val="Listaconvietas"/>
-        <w:rPr>
-          <w:rFonts w:ascii="Times New Roman" w:hAnsi="Times New Roman" w:cs="Times New Roman"/>
-        </w:rPr>
-      </w:pPr>
-      <w:r>
-        <w:rPr>
-          <w:rFonts w:ascii="Times New Roman" w:hAnsi="Times New Roman" w:cs="Times New Roman"/>
-        </w:rPr>
-        <w:t>Plugin.rsc – integración con VSCode</w:t>
-      </w:r>
-    </w:p>
-    <w:p>
-      <w:pPr>
-        <w:pStyle w:val="Listaconvietas"/>
-        <w:rPr>
-          <w:rFonts w:ascii="Times New Roman" w:hAnsi="Times New Roman" w:cs="Times New Roman"/>
-        </w:rPr>
-      </w:pPr>
-      <w:r>
-        <w:rPr>
-          <w:rFonts w:ascii="Times New Roman" w:hAnsi="Times New Roman" w:cs="Times New Roman"/>
-        </w:rPr>
-        <w:t>instance/*.vl – casos de prueba</w:t>
-      </w:r>
-    </w:p>
-    <w:p>
-      <w:pPr>
-        <w:pStyle w:val="Ttulo2"/>
-        <w:rPr>
-          <w:rFonts w:ascii="Times New Roman" w:hAnsi="Times New Roman" w:cs="Times New Roman"/>
-          <w:color w:val="auto"/>
-        </w:rPr>
-      </w:pPr>
-      <w:r>
-        <w:rPr>
-          <w:rFonts w:ascii="Times New Roman" w:hAnsi="Times New Roman" w:cs="Times New Roman"/>
-          <w:color w:val="auto"/>
-        </w:rPr>
-        <w:t>3. Casos de prueba implementados</w:t>
-      </w:r>
-    </w:p>
-    <w:p>
-      <w:pPr>
-        <w:pStyle w:val="Listaconvietas"/>
-        <w:rPr>
-          <w:rFonts w:ascii="Times New Roman" w:hAnsi="Times New Roman" w:cs="Times New Roman"/>
-          <w:lang w:val="es-CO"/>
-        </w:rPr>
-      </w:pPr>
-      <w:proofErr w:type="spellStart"/>
-      <w:r>
-        <w:rPr>
-          <w:rFonts w:ascii="Times New Roman" w:hAnsi="Times New Roman" w:cs="Times New Roman"/>
-          <w:lang w:val="es-CO"/>
-        </w:rPr>
-        <w:t>Good.vl</w:t>
-      </w:r>
-      <w:proofErr w:type="spellEnd"/>
-      <w:r>
-        <w:rPr>
-          <w:rFonts w:ascii="Times New Roman" w:hAnsi="Times New Roman" w:cs="Times New Roman"/>
-          <w:lang w:val="es-CO"/>
-        </w:rPr>
-        <w:t>: Programa válido sin errores.</w:t>
-      </w:r>
-    </w:p>
-    <w:p>
-      <w:pPr>
-        <w:pStyle w:val="Listaconvietas"/>
-        <w:rPr>
-          <w:rFonts w:ascii="Times New Roman" w:hAnsi="Times New Roman" w:cs="Times New Roman"/>
-          <w:lang w:val="es-CO"/>
-        </w:rPr>
-      </w:pPr>
-      <w:proofErr w:type="spellStart"/>
-      <w:r>
-        <w:rPr>
-          <w:rFonts w:ascii="Times New Roman" w:hAnsi="Times New Roman" w:cs="Times New Roman"/>
-          <w:lang w:val="es-CO"/>
-        </w:rPr>
-        <w:t>error.vl</w:t>
-      </w:r>
-      <w:proofErr w:type="spellEnd"/>
-      <w:r>
-        <w:rPr>
-          <w:rFonts w:ascii="Times New Roman" w:hAnsi="Times New Roman" w:cs="Times New Roman"/>
-          <w:lang w:val="es-CO"/>
-        </w:rPr>
-        <w:t>: Programa con variables inexistentes.</w:t>
-      </w:r>
-    </w:p>
-    <w:p>
-      <w:pPr>
-        <w:pStyle w:val="Listaconvietas"/>
-        <w:rPr>
-          <w:rFonts w:ascii="Times New Roman" w:hAnsi="Times New Roman" w:cs="Times New Roman"/>
-          <w:lang w:val="es-CO"/>
-        </w:rPr>
-      </w:pPr>
-      <w:proofErr w:type="spellStart"/>
-      <w:r>
-        <w:rPr>
-          <w:rFonts w:ascii="Times New Roman" w:hAnsi="Times New Roman" w:cs="Times New Roman"/>
-          <w:lang w:val="es-CO"/>
-        </w:rPr>
-        <w:t>DomainInex.vl</w:t>
-      </w:r>
-      <w:proofErr w:type="spellEnd"/>
-      <w:r>
-        <w:rPr>
-          <w:rFonts w:ascii="Times New Roman" w:hAnsi="Times New Roman" w:cs="Times New Roman"/>
-          <w:lang w:val="es-CO"/>
-        </w:rPr>
-        <w:t>: Programa con dominio inexistente.</w:t>
-      </w:r>
-    </w:p>
-    <w:p>
-      <w:pPr>
-        <w:pStyle w:val="Listaconvietas"/>
-        <w:rPr>
-          <w:rFonts w:ascii="Times New Roman" w:hAnsi="Times New Roman" w:cs="Times New Roman"/>
-          <w:lang w:val="es-CO"/>
-        </w:rPr>
-      </w:pPr>
-      <w:proofErr w:type="spellStart"/>
-      <w:r>
-        <w:rPr>
-          <w:rFonts w:ascii="Times New Roman" w:hAnsi="Times New Roman" w:cs="Times New Roman"/>
-          <w:lang w:val="es-CO"/>
-        </w:rPr>
-        <w:t>TypeError.vl</w:t>
-      </w:r>
-      <w:proofErr w:type="spellEnd"/>
-      <w:r>
-        <w:rPr>
-          <w:rFonts w:ascii="Times New Roman" w:hAnsi="Times New Roman" w:cs="Times New Roman"/>
-          <w:lang w:val="es-CO"/>
-        </w:rPr>
-        <w:t>: Programa con error de tipos.</w:t>
-      </w:r>
-    </w:p>
-    <w:p>
-      <w:pPr>
-        <w:pStyle w:val="Listaconvietas"/>
-        <w:rPr>
-          <w:rFonts w:ascii="Times New Roman" w:hAnsi="Times New Roman" w:cs="Times New Roman"/>
-          <w:lang w:val="es-CO"/>
-        </w:rPr>
-      </w:pPr>
-      <w:proofErr w:type="spellStart"/>
-      <w:r>
-        <w:rPr>
-          <w:rFonts w:ascii="Times New Roman" w:hAnsi="Times New Roman" w:cs="Times New Roman"/>
-          <w:lang w:val="es-CO"/>
-        </w:rPr>
-        <w:t>ejemplo.vl</w:t>
-      </w:r>
-      <w:proofErr w:type="spellEnd"/>
-      <w:r>
-        <w:rPr>
-          <w:rFonts w:ascii="Times New Roman" w:hAnsi="Times New Roman" w:cs="Times New Roman"/>
-          <w:lang w:val="es-CO"/>
-        </w:rPr>
         <w:t>: Programa completo de prueba.</w:t>
       </w:r>
     </w:p>
     <w:p>
       <w:pPr>
-        <w:pStyle w:val="Ttulo2"/>
+        <w:pStyle w:val="Heading2"/>
         <w:rPr>
           <w:rFonts w:ascii="Times New Roman" w:hAnsi="Times New Roman" w:cs="Times New Roman"/>
           <w:color w:val="auto"/>
@@ -1971,7 +2135,7 @@
     </w:p>
     <w:p>
       <w:pPr>
-        <w:pStyle w:val="Listaconvietas"/>
+        <w:pStyle w:val="ListBullet"/>
         <w:rPr>
           <w:rFonts w:ascii="Times New Roman" w:hAnsi="Times New Roman" w:cs="Times New Roman"/>
         </w:rPr>
@@ -1990,20 +2154,36 @@
           <w:rFonts w:ascii="Times New Roman" w:hAnsi="Times New Roman" w:cs="Times New Roman"/>
           <w:lang w:val="es-CO"/>
         </w:rPr>
-        <w:t xml:space="preserve"> Parse;</w:t>
-      </w:r>
-    </w:p>
-    <w:p>
-      <w:pPr>
-        <w:pStyle w:val="Listaconvietas"/>
-        <w:rPr>
-          <w:rFonts w:ascii="Times New Roman" w:hAnsi="Times New Roman" w:cs="Times New Roman"/>
-        </w:rPr>
-      </w:pPr>
+        <w:t xml:space="preserve"> </w:t>
+      </w:r>
       <w:proofErr w:type="spellStart"/>
       <w:r>
         <w:rPr>
           <w:rFonts w:ascii="Times New Roman" w:hAnsi="Times New Roman" w:cs="Times New Roman"/>
+          <w:lang w:val="es-CO"/>
+        </w:rPr>
+        <w:t>Parse</w:t>
+      </w:r>
+      <w:proofErr w:type="spellEnd"/>
+      <w:r>
+        <w:rPr>
+          <w:rFonts w:ascii="Times New Roman" w:hAnsi="Times New Roman" w:cs="Times New Roman"/>
+          <w:lang w:val="es-CO"/>
+        </w:rPr>
+        <w:t>;</w:t>
+      </w:r>
+    </w:p>
+    <w:p>
+      <w:pPr>
+        <w:pStyle w:val="ListBullet"/>
+        <w:rPr>
+          <w:rFonts w:ascii="Times New Roman" w:hAnsi="Times New Roman" w:cs="Times New Roman"/>
+        </w:rPr>
+      </w:pPr>
+      <w:proofErr w:type="spellStart"/>
+      <w:r>
+        <w:rPr>
+          <w:rFonts w:ascii="Times New Roman" w:hAnsi="Times New Roman" w:cs="Times New Roman"/>
         </w:rPr>
         <w:t>parseFile</w:t>
       </w:r>
@@ -2066,7 +2246,7 @@
     </w:p>
     <w:p>
       <w:pPr>
-        <w:pStyle w:val="Listaconvietas"/>
+        <w:pStyle w:val="ListBullet"/>
         <w:rPr>
           <w:rFonts w:ascii="Times New Roman" w:hAnsi="Times New Roman" w:cs="Times New Roman"/>
         </w:rPr>
@@ -2085,22 +2265,39 @@
           <w:rFonts w:ascii="Times New Roman" w:hAnsi="Times New Roman" w:cs="Times New Roman"/>
           <w:lang w:val="es-CO"/>
         </w:rPr>
-        <w:t xml:space="preserve"> Main;</w:t>
-      </w:r>
-    </w:p>
-    <w:p>
-      <w:pPr>
-        <w:pStyle w:val="Listaconvietas"/>
-        <w:rPr>
-          <w:rFonts w:ascii="Times New Roman" w:hAnsi="Times New Roman" w:cs="Times New Roman"/>
-        </w:rPr>
-      </w:pPr>
+        <w:t xml:space="preserve"> </w:t>
+      </w:r>
       <w:proofErr w:type="spellStart"/>
       <w:r>
         <w:rPr>
           <w:rFonts w:ascii="Times New Roman" w:hAnsi="Times New Roman" w:cs="Times New Roman"/>
           <w:lang w:val="es-CO"/>
         </w:rPr>
+        <w:t>Main</w:t>
+      </w:r>
+      <w:proofErr w:type="spellEnd"/>
+      <w:r>
+        <w:rPr>
+          <w:rFonts w:ascii="Times New Roman" w:hAnsi="Times New Roman" w:cs="Times New Roman"/>
+          <w:lang w:val="es-CO"/>
+        </w:rPr>
+        <w:t>;</w:t>
+      </w:r>
+    </w:p>
+    <w:p>
+      <w:pPr>
+        <w:pStyle w:val="ListBullet"/>
+        <w:rPr>
+          <w:rFonts w:ascii="Times New Roman" w:hAnsi="Times New Roman" w:cs="Times New Roman"/>
+        </w:rPr>
+      </w:pPr>
+      <w:proofErr w:type="spellStart"/>
+      <w:r>
+        <w:rPr>
+          <w:rFonts w:ascii="Times New Roman" w:hAnsi="Times New Roman" w:cs="Times New Roman"/>
+          <w:lang w:val="es-CO"/>
+        </w:rPr>
+        <w:lastRenderedPageBreak/>
         <w:t>main</w:t>
       </w:r>
       <w:proofErr w:type="spellEnd"/>
@@ -2129,7 +2326,7 @@
     </w:p>
     <w:p>
       <w:pPr>
-        <w:pStyle w:val="Listaconvietas"/>
+        <w:pStyle w:val="ListBullet"/>
         <w:rPr>
           <w:rFonts w:ascii="Times New Roman" w:hAnsi="Times New Roman" w:cs="Times New Roman"/>
         </w:rPr>
@@ -2143,859 +2340,903 @@
     </w:p>
     <w:p>
       <w:pPr>
-        <w:pStyle w:val="Listaconvietas"/>
-        <w:rPr>
-          <w:rFonts w:ascii="Times New Roman" w:hAnsi="Times New Roman" w:cs="Times New Roman"/>
-        </w:rPr>
-      </w:pPr>
-      <w:r>
-        <w:rPr>
-          <w:rFonts w:ascii="Times New Roman" w:hAnsi="Times New Roman" w:cs="Times New Roman"/>
+        <w:pStyle w:val="ListBullet"/>
+        <w:rPr>
+          <w:rFonts w:ascii="Times New Roman" w:hAnsi="Times New Roman" w:cs="Times New Roman"/>
+        </w:rPr>
+      </w:pPr>
+      <w:r>
+        <w:rPr>
+          <w:rFonts w:ascii="Times New Roman" w:hAnsi="Times New Roman" w:cs="Times New Roman"/>
+        </w:rPr>
+        <w:t>checkFile(|project://verilang/instance/Good.vl|);</w:t>
+      </w:r>
+    </w:p>
+    <w:p>
+      <w:pPr>
+        <w:pStyle w:val="ListBullet"/>
+        <w:rPr>
+          <w:rFonts w:ascii="Times New Roman" w:hAnsi="Times New Roman" w:cs="Times New Roman"/>
+        </w:rPr>
+      </w:pPr>
+      <w:r>
+        <w:rPr>
+          <w:rFonts w:ascii="Times New Roman" w:hAnsi="Times New Roman" w:cs="Times New Roman"/>
+        </w:rPr>
+        <w:t>checkFile(|project://verilang/instance/error.vl|);</w:t>
+      </w:r>
+    </w:p>
+    <w:p>
+      <w:pPr>
+        <w:pStyle w:val="ListBullet"/>
+        <w:rPr>
+          <w:rFonts w:ascii="Times New Roman" w:hAnsi="Times New Roman" w:cs="Times New Roman"/>
+        </w:rPr>
+      </w:pPr>
+      <w:r>
+        <w:rPr>
+          <w:rFonts w:ascii="Times New Roman" w:hAnsi="Times New Roman" w:cs="Times New Roman"/>
+        </w:rPr>
+        <w:t>checkFile(|project://verilang/instance/DomainInex.vl|);</w:t>
+      </w:r>
+    </w:p>
+    <w:p>
+      <w:pPr>
+        <w:pStyle w:val="ListBullet"/>
+        <w:rPr>
+          <w:rFonts w:ascii="Times New Roman" w:hAnsi="Times New Roman" w:cs="Times New Roman"/>
+        </w:rPr>
+      </w:pPr>
+      <w:r>
+        <w:rPr>
+          <w:rFonts w:ascii="Times New Roman" w:hAnsi="Times New Roman" w:cs="Times New Roman"/>
+        </w:rPr>
+        <w:t>checkFile(|project://verilang/instance/TypeError.vl|);</w:t>
+      </w:r>
+    </w:p>
+    <w:p>
+      <w:pPr>
+        <w:pStyle w:val="ListBullet"/>
+        <w:rPr>
+          <w:rFonts w:ascii="Times New Roman" w:hAnsi="Times New Roman" w:cs="Times New Roman"/>
+        </w:rPr>
+      </w:pPr>
+      <w:r>
+        <w:rPr>
+          <w:rFonts w:ascii="Times New Roman" w:hAnsi="Times New Roman" w:cs="Times New Roman"/>
+        </w:rPr>
+        <w:t>checkFile(|project://verilang/instance/ejemplo.vl|);</w:t>
+      </w:r>
+    </w:p>
+    <w:p>
+      <w:pPr>
+        <w:pStyle w:val="Heading2"/>
+        <w:rPr>
+          <w:rFonts w:ascii="Times New Roman" w:hAnsi="Times New Roman" w:cs="Times New Roman"/>
+          <w:color w:val="auto"/>
+          <w:lang w:val="es-CO"/>
+        </w:rPr>
+      </w:pPr>
+      <w:r>
+        <w:rPr>
+          <w:rFonts w:ascii="Times New Roman" w:hAnsi="Times New Roman" w:cs="Times New Roman"/>
+          <w:color w:val="auto"/>
+          <w:lang w:val="es-CO"/>
+        </w:rPr>
+        <w:t>5. Cambios y adaptaciones realizadas</w:t>
+      </w:r>
+    </w:p>
+    <w:p>
+      <w:pPr>
+        <w:rPr>
+          <w:rFonts w:ascii="Times New Roman" w:hAnsi="Times New Roman" w:cs="Times New Roman"/>
+          <w:lang w:val="es-CO"/>
+        </w:rPr>
+      </w:pPr>
+      <w:r>
+        <w:rPr>
+          <w:rFonts w:ascii="Times New Roman" w:hAnsi="Times New Roman" w:cs="Times New Roman"/>
+          <w:lang w:val="es-CO"/>
+        </w:rPr>
+        <w:t xml:space="preserve">Durante la implementación fue necesario adaptar parte de la integración de </w:t>
+      </w:r>
+      <w:proofErr w:type="spellStart"/>
+      <w:r>
+        <w:rPr>
+          <w:rFonts w:ascii="Times New Roman" w:hAnsi="Times New Roman" w:cs="Times New Roman"/>
+          <w:lang w:val="es-CO"/>
+        </w:rPr>
+        <w:t>TypePal</w:t>
+      </w:r>
+      <w:proofErr w:type="spellEnd"/>
+      <w:r>
+        <w:rPr>
+          <w:rFonts w:ascii="Times New Roman" w:hAnsi="Times New Roman" w:cs="Times New Roman"/>
+          <w:lang w:val="es-CO"/>
+        </w:rPr>
+        <w:t xml:space="preserve"> a partir de un proyecto de referencia recomendado por el profesor.</w:t>
+      </w:r>
+    </w:p>
+    <w:p>
+      <w:pPr>
+        <w:rPr>
+          <w:rFonts w:ascii="Times New Roman" w:hAnsi="Times New Roman" w:cs="Times New Roman"/>
+          <w:lang w:val="es-CO"/>
+        </w:rPr>
+      </w:pPr>
+      <w:r>
+        <w:rPr>
+          <w:rFonts w:ascii="Times New Roman" w:hAnsi="Times New Roman" w:cs="Times New Roman"/>
+          <w:lang w:val="es-CO"/>
+        </w:rPr>
+        <w:t>Las principales adaptaciones realizadas fueron:</w:t>
+      </w:r>
+    </w:p>
+    <w:p>
+      <w:pPr>
+        <w:pStyle w:val="ListBullet"/>
+        <w:rPr>
+          <w:rFonts w:ascii="Times New Roman" w:hAnsi="Times New Roman" w:cs="Times New Roman"/>
+          <w:lang w:val="es-CO"/>
+        </w:rPr>
+      </w:pPr>
+      <w:r>
+        <w:rPr>
+          <w:rFonts w:ascii="Times New Roman" w:hAnsi="Times New Roman" w:cs="Times New Roman"/>
+          <w:lang w:val="es-CO"/>
+        </w:rPr>
+        <w:t xml:space="preserve">Ajuste de las funciones define/use a la versión de </w:t>
+      </w:r>
+      <w:proofErr w:type="spellStart"/>
+      <w:r>
+        <w:rPr>
+          <w:rFonts w:ascii="Times New Roman" w:hAnsi="Times New Roman" w:cs="Times New Roman"/>
+          <w:lang w:val="es-CO"/>
+        </w:rPr>
+        <w:t>TypePal</w:t>
+      </w:r>
+      <w:proofErr w:type="spellEnd"/>
+      <w:r>
+        <w:rPr>
+          <w:rFonts w:ascii="Times New Roman" w:hAnsi="Times New Roman" w:cs="Times New Roman"/>
+          <w:lang w:val="es-CO"/>
+        </w:rPr>
+        <w:t xml:space="preserve"> utilizada</w:t>
+      </w:r>
+    </w:p>
+    <w:p>
+      <w:pPr>
+        <w:pStyle w:val="ListBullet"/>
+        <w:rPr>
+          <w:rFonts w:ascii="Times New Roman" w:hAnsi="Times New Roman" w:cs="Times New Roman"/>
+          <w:lang w:val="es-CO"/>
+        </w:rPr>
+      </w:pPr>
+      <w:r>
+        <w:rPr>
+          <w:rFonts w:ascii="Times New Roman" w:hAnsi="Times New Roman" w:cs="Times New Roman"/>
+          <w:lang w:val="es-CO"/>
+        </w:rPr>
+        <w:t xml:space="preserve">Corrección de patrones de concrete </w:t>
+      </w:r>
+      <w:proofErr w:type="spellStart"/>
+      <w:r>
+        <w:rPr>
+          <w:rFonts w:ascii="Times New Roman" w:hAnsi="Times New Roman" w:cs="Times New Roman"/>
+          <w:lang w:val="es-CO"/>
+        </w:rPr>
+        <w:t>syntax</w:t>
+      </w:r>
+      <w:proofErr w:type="spellEnd"/>
+    </w:p>
+    <w:p>
+      <w:pPr>
+        <w:pStyle w:val="ListBullet"/>
+        <w:rPr>
+          <w:rFonts w:ascii="Times New Roman" w:hAnsi="Times New Roman" w:cs="Times New Roman"/>
+          <w:lang w:val="es-CO"/>
+        </w:rPr>
+      </w:pPr>
+      <w:r>
+        <w:rPr>
+          <w:rFonts w:ascii="Times New Roman" w:hAnsi="Times New Roman" w:cs="Times New Roman"/>
+          <w:lang w:val="es-CO"/>
+        </w:rPr>
+        <w:t xml:space="preserve">Integración de validación semántica con </w:t>
+      </w:r>
+      <w:proofErr w:type="spellStart"/>
+      <w:r>
+        <w:rPr>
+          <w:rFonts w:ascii="Times New Roman" w:hAnsi="Times New Roman" w:cs="Times New Roman"/>
+          <w:lang w:val="es-CO"/>
+        </w:rPr>
+        <w:t>ParseTree</w:t>
+      </w:r>
+      <w:proofErr w:type="spellEnd"/>
+    </w:p>
+    <w:p>
+      <w:pPr>
+        <w:pStyle w:val="ListBullet"/>
+        <w:rPr>
+          <w:rFonts w:ascii="Times New Roman" w:hAnsi="Times New Roman" w:cs="Times New Roman"/>
+          <w:lang w:val="es-CO"/>
+        </w:rPr>
+      </w:pPr>
+      <w:r>
+        <w:rPr>
+          <w:rFonts w:ascii="Times New Roman" w:hAnsi="Times New Roman" w:cs="Times New Roman"/>
+          <w:lang w:val="es-CO"/>
+        </w:rPr>
+        <w:t>Implementación de validación semántica básica de tipos</w:t>
+      </w:r>
+    </w:p>
+    <w:p>
+      <w:pPr>
+        <w:pStyle w:val="ListBullet"/>
+        <w:rPr>
+          <w:rFonts w:ascii="Times New Roman" w:hAnsi="Times New Roman" w:cs="Times New Roman"/>
+          <w:lang w:val="es-CO"/>
+        </w:rPr>
+      </w:pPr>
+      <w:r>
+        <w:rPr>
+          <w:rFonts w:ascii="Times New Roman" w:hAnsi="Times New Roman" w:cs="Times New Roman"/>
+          <w:lang w:val="es-CO"/>
+        </w:rPr>
+        <w:t xml:space="preserve">Corrección de compatibilidad entre </w:t>
+      </w:r>
+      <w:proofErr w:type="spellStart"/>
+      <w:r>
+        <w:rPr>
+          <w:rFonts w:ascii="Times New Roman" w:hAnsi="Times New Roman" w:cs="Times New Roman"/>
+          <w:lang w:val="es-CO"/>
+        </w:rPr>
+        <w:t>Rascal</w:t>
+      </w:r>
+      <w:proofErr w:type="spellEnd"/>
+      <w:r>
+        <w:rPr>
+          <w:rFonts w:ascii="Times New Roman" w:hAnsi="Times New Roman" w:cs="Times New Roman"/>
+          <w:lang w:val="es-CO"/>
+        </w:rPr>
+        <w:t xml:space="preserve"> y </w:t>
+      </w:r>
+      <w:proofErr w:type="spellStart"/>
+      <w:r>
+        <w:rPr>
+          <w:rFonts w:ascii="Times New Roman" w:hAnsi="Times New Roman" w:cs="Times New Roman"/>
+          <w:lang w:val="es-CO"/>
+        </w:rPr>
+        <w:t>TypePal</w:t>
+      </w:r>
+      <w:proofErr w:type="spellEnd"/>
+    </w:p>
+    <w:p>
+      <w:pPr>
+        <w:pStyle w:val="Heading2"/>
+        <w:rPr>
+          <w:rFonts w:ascii="Times New Roman" w:hAnsi="Times New Roman" w:cs="Times New Roman"/>
+          <w:color w:val="auto"/>
+          <w:lang w:val="es-CO"/>
+        </w:rPr>
+      </w:pPr>
+      <w:r>
+        <w:rPr>
+          <w:rFonts w:ascii="Times New Roman" w:hAnsi="Times New Roman" w:cs="Times New Roman"/>
+          <w:color w:val="auto"/>
+          <w:lang w:val="es-CO"/>
+        </w:rPr>
+        <w:t>6. Conclusiones</w:t>
+      </w:r>
+    </w:p>
+    <w:p>
+      <w:pPr>
+        <w:pStyle w:val="Heading2"/>
+        <w:rPr>
+          <w:rFonts w:ascii="Times New Roman" w:eastAsiaTheme="minorEastAsia" w:hAnsi="Times New Roman" w:cs="Times New Roman"/>
+          <w:b w:val="0"/>
+          <w:bCs w:val="0"/>
+          <w:color w:val="auto"/>
+          <w:sz w:val="22"/>
+          <w:szCs w:val="22"/>
+          <w:lang w:val="es-CO"/>
+        </w:rPr>
+      </w:pPr>
+      <w:r>
+        <w:rPr>
+          <w:rFonts w:ascii="Times New Roman" w:eastAsiaTheme="minorEastAsia" w:hAnsi="Times New Roman" w:cs="Times New Roman"/>
+          <w:b w:val="0"/>
+          <w:bCs w:val="0"/>
+          <w:color w:val="auto"/>
+          <w:sz w:val="22"/>
+          <w:szCs w:val="22"/>
+          <w:lang w:val="es-CO"/>
+        </w:rPr>
+        <w:t xml:space="preserve">El proyecto implementa exitosamente un DSL funcional en </w:t>
+      </w:r>
+      <w:proofErr w:type="spellStart"/>
+      <w:r>
+        <w:rPr>
+          <w:rFonts w:ascii="Times New Roman" w:eastAsiaTheme="minorEastAsia" w:hAnsi="Times New Roman" w:cs="Times New Roman"/>
+          <w:b w:val="0"/>
+          <w:bCs w:val="0"/>
+          <w:color w:val="auto"/>
+          <w:sz w:val="22"/>
+          <w:szCs w:val="22"/>
+          <w:lang w:val="es-CO"/>
+        </w:rPr>
+        <w:t>Rascal</w:t>
+      </w:r>
+      <w:proofErr w:type="spellEnd"/>
+      <w:r>
+        <w:rPr>
+          <w:rFonts w:ascii="Times New Roman" w:eastAsiaTheme="minorEastAsia" w:hAnsi="Times New Roman" w:cs="Times New Roman"/>
+          <w:b w:val="0"/>
+          <w:bCs w:val="0"/>
+          <w:color w:val="auto"/>
+          <w:sz w:val="22"/>
+          <w:szCs w:val="22"/>
+          <w:lang w:val="es-CO"/>
+        </w:rPr>
+        <w:t xml:space="preserve"> incorporando </w:t>
+      </w:r>
+      <w:proofErr w:type="spellStart"/>
+      <w:r>
+        <w:rPr>
+          <w:rFonts w:ascii="Times New Roman" w:eastAsiaTheme="minorEastAsia" w:hAnsi="Times New Roman" w:cs="Times New Roman"/>
+          <w:b w:val="0"/>
+          <w:bCs w:val="0"/>
+          <w:color w:val="auto"/>
+          <w:sz w:val="22"/>
+          <w:szCs w:val="22"/>
+          <w:lang w:val="es-CO"/>
+        </w:rPr>
+        <w:t>parser</w:t>
+      </w:r>
+      <w:proofErr w:type="spellEnd"/>
+      <w:r>
+        <w:rPr>
+          <w:rFonts w:ascii="Times New Roman" w:eastAsiaTheme="minorEastAsia" w:hAnsi="Times New Roman" w:cs="Times New Roman"/>
+          <w:b w:val="0"/>
+          <w:bCs w:val="0"/>
+          <w:color w:val="auto"/>
+          <w:sz w:val="22"/>
+          <w:szCs w:val="22"/>
+          <w:lang w:val="es-CO"/>
+        </w:rPr>
+        <w:t xml:space="preserve">, AST, generación de código, análisis semántico e integración con </w:t>
+      </w:r>
+      <w:proofErr w:type="spellStart"/>
+      <w:r>
+        <w:rPr>
+          <w:rFonts w:ascii="Times New Roman" w:eastAsiaTheme="minorEastAsia" w:hAnsi="Times New Roman" w:cs="Times New Roman"/>
+          <w:b w:val="0"/>
+          <w:bCs w:val="0"/>
+          <w:color w:val="auto"/>
+          <w:sz w:val="22"/>
+          <w:szCs w:val="22"/>
+          <w:lang w:val="es-CO"/>
+        </w:rPr>
+        <w:t>TypePal</w:t>
+      </w:r>
+      <w:proofErr w:type="spellEnd"/>
+      <w:r>
+        <w:rPr>
+          <w:rFonts w:ascii="Times New Roman" w:eastAsiaTheme="minorEastAsia" w:hAnsi="Times New Roman" w:cs="Times New Roman"/>
+          <w:b w:val="0"/>
+          <w:bCs w:val="0"/>
+          <w:color w:val="auto"/>
+          <w:sz w:val="22"/>
+          <w:szCs w:val="22"/>
+          <w:lang w:val="es-CO"/>
+        </w:rPr>
+        <w:t>. Además, se logró soportar validación básica de tipos y resolución de identificadores mediante relaciones define/use. Los casos de prueba demuestran el correcto funcionamiento tanto para programas válidos como para errores sintácticos, semánticos y de tipos.</w:t>
+      </w:r>
+    </w:p>
+    <w:p>
+      <w:pPr>
+        <w:pStyle w:val="Heading2"/>
+        <w:rPr>
+          <w:rFonts w:ascii="Times New Roman" w:hAnsi="Times New Roman" w:cs="Times New Roman"/>
+          <w:color w:val="auto"/>
+          <w:lang w:val="es-CO"/>
+        </w:rPr>
+      </w:pPr>
+      <w:r>
+        <w:rPr>
+          <w:lang w:val="es-CO"/>
+        </w:rPr>
+        <w:br/>
+      </w:r>
+      <w:r>
+        <w:rPr>
+          <w:rFonts w:ascii="Times New Roman" w:hAnsi="Times New Roman" w:cs="Times New Roman"/>
+          <w:color w:val="auto"/>
+          <w:lang w:val="es-CO"/>
+        </w:rPr>
+        <w:t>7. Anexo</w:t>
+      </w:r>
+    </w:p>
+    <w:p>
+      <w:pPr>
+        <w:rPr>
+          <w:lang w:val="es-CO"/>
+        </w:rPr>
+      </w:pPr>
+    </w:p>
+    <w:p>
+      <w:pPr>
+        <w:rPr>
+          <w:rFonts w:ascii="Times New Roman" w:hAnsi="Times New Roman" w:cs="Times New Roman"/>
+          <w:lang w:val="es-CO"/>
+        </w:rPr>
+      </w:pPr>
+      <w:r>
+        <w:rPr>
+          <w:rFonts w:ascii="Times New Roman" w:hAnsi="Times New Roman" w:cs="Times New Roman"/>
+          <w:lang w:val="es-CO"/>
+        </w:rPr>
+        <w:t xml:space="preserve">Adjunto evidencia de </w:t>
+      </w:r>
+      <w:r>
+        <w:rPr>
+          <w:rFonts w:ascii="Times New Roman" w:hAnsi="Times New Roman" w:cs="Times New Roman"/>
+          <w:lang w:val="es-CO"/>
+        </w:rPr>
+        <w:t>logs de consola con cada prueba funcional y correcta ejecución:</w:t>
+      </w:r>
+    </w:p>
+    <w:p>
+      <w:pPr>
+        <w:rPr>
+          <w:rFonts w:ascii="Times New Roman" w:hAnsi="Times New Roman" w:cs="Times New Roman"/>
+          <w:sz w:val="16"/>
+          <w:szCs w:val="16"/>
+          <w:lang w:val="es-CO"/>
+        </w:rPr>
+      </w:pPr>
+      <w:proofErr w:type="spellStart"/>
+      <w:r>
+        <w:rPr>
+          <w:rFonts w:ascii="Times New Roman" w:hAnsi="Times New Roman" w:cs="Times New Roman"/>
+          <w:sz w:val="16"/>
+          <w:szCs w:val="16"/>
+          <w:lang w:val="es-CO"/>
+        </w:rPr>
+        <w:t>rascal</w:t>
+      </w:r>
+      <w:proofErr w:type="spellEnd"/>
+      <w:r>
+        <w:rPr>
+          <w:rFonts w:ascii="Times New Roman" w:hAnsi="Times New Roman" w:cs="Times New Roman"/>
+          <w:sz w:val="16"/>
+          <w:szCs w:val="16"/>
+          <w:lang w:val="es-CO"/>
+        </w:rPr>
+        <w:t>&gt;</w:t>
+      </w:r>
+      <w:proofErr w:type="spellStart"/>
+      <w:r>
+        <w:rPr>
+          <w:rFonts w:ascii="Times New Roman" w:hAnsi="Times New Roman" w:cs="Times New Roman"/>
+          <w:sz w:val="16"/>
+          <w:szCs w:val="16"/>
+          <w:lang w:val="es-CO"/>
+        </w:rPr>
+        <w:t>import</w:t>
+      </w:r>
+      <w:proofErr w:type="spellEnd"/>
+      <w:r>
+        <w:rPr>
+          <w:rFonts w:ascii="Times New Roman" w:hAnsi="Times New Roman" w:cs="Times New Roman"/>
+          <w:sz w:val="16"/>
+          <w:szCs w:val="16"/>
+          <w:lang w:val="es-CO"/>
+        </w:rPr>
+        <w:t xml:space="preserve"> </w:t>
+      </w:r>
+      <w:proofErr w:type="spellStart"/>
+      <w:r>
+        <w:rPr>
+          <w:rFonts w:ascii="Times New Roman" w:hAnsi="Times New Roman" w:cs="Times New Roman"/>
+          <w:sz w:val="16"/>
+          <w:szCs w:val="16"/>
+          <w:lang w:val="es-CO"/>
+        </w:rPr>
+        <w:t>Parse</w:t>
+      </w:r>
+      <w:proofErr w:type="spellEnd"/>
+      <w:r>
+        <w:rPr>
+          <w:rFonts w:ascii="Times New Roman" w:hAnsi="Times New Roman" w:cs="Times New Roman"/>
+          <w:sz w:val="16"/>
+          <w:szCs w:val="16"/>
+          <w:lang w:val="es-CO"/>
+        </w:rPr>
+        <w:t>;</w:t>
+      </w:r>
+    </w:p>
+    <w:p>
+      <w:pPr>
+        <w:rPr>
+          <w:rFonts w:ascii="Times New Roman" w:hAnsi="Times New Roman" w:cs="Times New Roman"/>
+          <w:sz w:val="16"/>
+          <w:szCs w:val="16"/>
+        </w:rPr>
+      </w:pPr>
+      <w:r>
+        <w:rPr>
+          <w:rFonts w:ascii="Times New Roman" w:hAnsi="Times New Roman" w:cs="Times New Roman"/>
+          <w:sz w:val="16"/>
+          <w:szCs w:val="16"/>
+        </w:rPr>
+        <w:t>ok</w:t>
+      </w:r>
+    </w:p>
+    <w:p>
+      <w:pPr>
+        <w:rPr>
+          <w:rFonts w:ascii="Times New Roman" w:hAnsi="Times New Roman" w:cs="Times New Roman"/>
+          <w:sz w:val="16"/>
+          <w:szCs w:val="16"/>
+        </w:rPr>
+      </w:pPr>
+      <w:r>
+        <w:rPr>
+          <w:rFonts w:ascii="Times New Roman" w:hAnsi="Times New Roman" w:cs="Times New Roman"/>
+          <w:sz w:val="16"/>
+          <w:szCs w:val="16"/>
+        </w:rPr>
+        <w:t>rascal&gt;</w:t>
+      </w:r>
+      <w:proofErr w:type="spellStart"/>
+      <w:r>
+        <w:rPr>
+          <w:rFonts w:ascii="Times New Roman" w:hAnsi="Times New Roman" w:cs="Times New Roman"/>
+          <w:sz w:val="16"/>
+          <w:szCs w:val="16"/>
+        </w:rPr>
+        <w:t>parseFile</w:t>
+      </w:r>
+      <w:proofErr w:type="spellEnd"/>
+      <w:r>
+        <w:rPr>
+          <w:rFonts w:ascii="Times New Roman" w:hAnsi="Times New Roman" w:cs="Times New Roman"/>
+          <w:sz w:val="16"/>
+          <w:szCs w:val="16"/>
+        </w:rPr>
+        <w:t>(|project://</w:t>
+      </w:r>
+      <w:proofErr w:type="spellStart"/>
+      <w:r>
+        <w:rPr>
+          <w:rFonts w:ascii="Times New Roman" w:hAnsi="Times New Roman" w:cs="Times New Roman"/>
+          <w:sz w:val="16"/>
+          <w:szCs w:val="16"/>
+        </w:rPr>
+        <w:t>verilang</w:t>
+      </w:r>
+      <w:proofErr w:type="spellEnd"/>
+      <w:r>
+        <w:rPr>
+          <w:rFonts w:ascii="Times New Roman" w:hAnsi="Times New Roman" w:cs="Times New Roman"/>
+          <w:sz w:val="16"/>
+          <w:szCs w:val="16"/>
+        </w:rPr>
+        <w:t>/instance/</w:t>
+      </w:r>
+      <w:proofErr w:type="spellStart"/>
+      <w:r>
+        <w:rPr>
+          <w:rFonts w:ascii="Times New Roman" w:hAnsi="Times New Roman" w:cs="Times New Roman"/>
+          <w:sz w:val="16"/>
+          <w:szCs w:val="16"/>
+        </w:rPr>
+        <w:t>ejemplo.vl</w:t>
+      </w:r>
+      <w:proofErr w:type="spellEnd"/>
+      <w:r>
+        <w:rPr>
+          <w:rFonts w:ascii="Times New Roman" w:hAnsi="Times New Roman" w:cs="Times New Roman"/>
+          <w:sz w:val="16"/>
+          <w:szCs w:val="16"/>
+        </w:rPr>
+        <w:t>|);</w:t>
+      </w:r>
+    </w:p>
+    <w:p>
+      <w:pPr>
+        <w:rPr>
+          <w:rFonts w:ascii="Times New Roman" w:hAnsi="Times New Roman" w:cs="Times New Roman"/>
+          <w:sz w:val="16"/>
+          <w:szCs w:val="16"/>
+        </w:rPr>
+      </w:pPr>
+      <w:r>
+        <w:rPr>
+          <w:rFonts w:ascii="Times New Roman" w:hAnsi="Times New Roman" w:cs="Times New Roman"/>
+          <w:sz w:val="16"/>
+          <w:szCs w:val="16"/>
+        </w:rPr>
+        <w:t>Parsing: |project://</w:t>
+      </w:r>
+      <w:proofErr w:type="spellStart"/>
+      <w:r>
+        <w:rPr>
+          <w:rFonts w:ascii="Times New Roman" w:hAnsi="Times New Roman" w:cs="Times New Roman"/>
+          <w:sz w:val="16"/>
+          <w:szCs w:val="16"/>
+        </w:rPr>
+        <w:t>verilang</w:t>
+      </w:r>
+      <w:proofErr w:type="spellEnd"/>
+      <w:r>
+        <w:rPr>
+          <w:rFonts w:ascii="Times New Roman" w:hAnsi="Times New Roman" w:cs="Times New Roman"/>
+          <w:sz w:val="16"/>
+          <w:szCs w:val="16"/>
+        </w:rPr>
+        <w:t>/instance/</w:t>
+      </w:r>
+      <w:proofErr w:type="spellStart"/>
+      <w:r>
+        <w:rPr>
+          <w:rFonts w:ascii="Times New Roman" w:hAnsi="Times New Roman" w:cs="Times New Roman"/>
+          <w:sz w:val="16"/>
+          <w:szCs w:val="16"/>
+        </w:rPr>
+        <w:t>ejemplo.vl</w:t>
+      </w:r>
+      <w:proofErr w:type="spellEnd"/>
+      <w:r>
+        <w:rPr>
+          <w:rFonts w:ascii="Times New Roman" w:hAnsi="Times New Roman" w:cs="Times New Roman"/>
+          <w:sz w:val="16"/>
+          <w:szCs w:val="16"/>
+        </w:rPr>
+        <w:t>|</w:t>
+      </w:r>
+    </w:p>
+    <w:p>
+      <w:pPr>
+        <w:rPr>
+          <w:rFonts w:ascii="Times New Roman" w:hAnsi="Times New Roman" w:cs="Times New Roman"/>
+          <w:sz w:val="16"/>
+          <w:szCs w:val="16"/>
+        </w:rPr>
+      </w:pPr>
+      <w:proofErr w:type="gramStart"/>
+      <w:r>
+        <w:rPr>
+          <w:rFonts w:ascii="Times New Roman" w:hAnsi="Times New Roman" w:cs="Times New Roman"/>
+          <w:sz w:val="16"/>
+          <w:szCs w:val="16"/>
+        </w:rPr>
+        <w:t>start[</w:t>
+      </w:r>
+      <w:proofErr w:type="gramEnd"/>
+      <w:r>
+        <w:rPr>
+          <w:rFonts w:ascii="Times New Roman" w:hAnsi="Times New Roman" w:cs="Times New Roman"/>
+          <w:sz w:val="16"/>
+          <w:szCs w:val="16"/>
+        </w:rPr>
+        <w:t>Module]: (</w:t>
+      </w:r>
+      <w:proofErr w:type="gramStart"/>
+      <w:r>
+        <w:rPr>
+          <w:rFonts w:ascii="Times New Roman" w:hAnsi="Times New Roman" w:cs="Times New Roman"/>
+          <w:sz w:val="16"/>
+          <w:szCs w:val="16"/>
+        </w:rPr>
+        <w:t>start[</w:t>
+      </w:r>
+      <w:proofErr w:type="gramEnd"/>
+      <w:r>
+        <w:rPr>
+          <w:rFonts w:ascii="Times New Roman" w:hAnsi="Times New Roman" w:cs="Times New Roman"/>
+          <w:sz w:val="16"/>
+          <w:szCs w:val="16"/>
+        </w:rPr>
+        <w:t>Module]) `</w:t>
+      </w:r>
+      <w:proofErr w:type="spellStart"/>
+      <w:r>
+        <w:rPr>
+          <w:rFonts w:ascii="Times New Roman" w:hAnsi="Times New Roman" w:cs="Times New Roman"/>
+          <w:sz w:val="16"/>
+          <w:szCs w:val="16"/>
+        </w:rPr>
+        <w:t>defmodule</w:t>
+      </w:r>
+      <w:proofErr w:type="spellEnd"/>
+      <w:r>
+        <w:rPr>
+          <w:rFonts w:ascii="Times New Roman" w:hAnsi="Times New Roman" w:cs="Times New Roman"/>
+          <w:sz w:val="16"/>
+          <w:szCs w:val="16"/>
+        </w:rPr>
+        <w:t xml:space="preserve"> Test1</w:t>
+      </w:r>
+    </w:p>
+    <w:p>
+      <w:pPr>
+        <w:rPr>
+          <w:rFonts w:ascii="Times New Roman" w:hAnsi="Times New Roman" w:cs="Times New Roman"/>
+          <w:sz w:val="16"/>
+          <w:szCs w:val="16"/>
+        </w:rPr>
+      </w:pPr>
+    </w:p>
+    <w:p>
+      <w:pPr>
+        <w:rPr>
+          <w:rFonts w:ascii="Times New Roman" w:hAnsi="Times New Roman" w:cs="Times New Roman"/>
+          <w:sz w:val="16"/>
+          <w:szCs w:val="16"/>
+        </w:rPr>
+      </w:pPr>
+      <w:proofErr w:type="spellStart"/>
+      <w:r>
+        <w:rPr>
+          <w:rFonts w:ascii="Times New Roman" w:hAnsi="Times New Roman" w:cs="Times New Roman"/>
+          <w:sz w:val="16"/>
+          <w:szCs w:val="16"/>
+        </w:rPr>
+        <w:t>defvar</w:t>
+      </w:r>
+      <w:proofErr w:type="spellEnd"/>
+      <w:r>
+        <w:rPr>
+          <w:rFonts w:ascii="Times New Roman" w:hAnsi="Times New Roman" w:cs="Times New Roman"/>
+          <w:sz w:val="16"/>
+          <w:szCs w:val="16"/>
+        </w:rPr>
+        <w:t xml:space="preserve"> </w:t>
+      </w:r>
+      <w:proofErr w:type="spellStart"/>
+      <w:r>
+        <w:rPr>
+          <w:rFonts w:ascii="Times New Roman" w:hAnsi="Times New Roman" w:cs="Times New Roman"/>
+          <w:sz w:val="16"/>
+          <w:szCs w:val="16"/>
+        </w:rPr>
+        <w:t>x:int</w:t>
+      </w:r>
+      <w:proofErr w:type="spellEnd"/>
+      <w:r>
+        <w:rPr>
+          <w:rFonts w:ascii="Times New Roman" w:hAnsi="Times New Roman" w:cs="Times New Roman"/>
+          <w:sz w:val="16"/>
+          <w:szCs w:val="16"/>
+        </w:rPr>
+        <w:t xml:space="preserve">, </w:t>
+      </w:r>
+      <w:proofErr w:type="spellStart"/>
+      <w:r>
+        <w:rPr>
+          <w:rFonts w:ascii="Times New Roman" w:hAnsi="Times New Roman" w:cs="Times New Roman"/>
+          <w:sz w:val="16"/>
+          <w:szCs w:val="16"/>
+        </w:rPr>
+        <w:t>y:int</w:t>
+      </w:r>
+      <w:proofErr w:type="spellEnd"/>
+    </w:p>
+    <w:p>
+      <w:pPr>
+        <w:rPr>
+          <w:rFonts w:ascii="Times New Roman" w:hAnsi="Times New Roman" w:cs="Times New Roman"/>
+          <w:sz w:val="16"/>
+          <w:szCs w:val="16"/>
+        </w:rPr>
+      </w:pPr>
+      <w:r>
+        <w:rPr>
+          <w:rFonts w:ascii="Times New Roman" w:hAnsi="Times New Roman" w:cs="Times New Roman"/>
+          <w:sz w:val="16"/>
+          <w:szCs w:val="16"/>
         </w:rPr>
         <w:lastRenderedPageBreak/>
-        <w:t>checkFile(|project://verilang/instance/Good.vl|);</w:t>
-      </w:r>
-    </w:p>
-    <w:p>
-      <w:pPr>
-        <w:pStyle w:val="Listaconvietas"/>
-        <w:rPr>
-          <w:rFonts w:ascii="Times New Roman" w:hAnsi="Times New Roman" w:cs="Times New Roman"/>
-        </w:rPr>
-      </w:pPr>
-      <w:r>
-        <w:rPr>
-          <w:rFonts w:ascii="Times New Roman" w:hAnsi="Times New Roman" w:cs="Times New Roman"/>
-        </w:rPr>
-        <w:t>checkFile(|project://verilang/instance/error.vl|);</w:t>
-      </w:r>
-    </w:p>
-    <w:p>
-      <w:pPr>
-        <w:pStyle w:val="Listaconvietas"/>
-        <w:rPr>
-          <w:rFonts w:ascii="Times New Roman" w:hAnsi="Times New Roman" w:cs="Times New Roman"/>
-        </w:rPr>
-      </w:pPr>
-      <w:r>
-        <w:rPr>
-          <w:rFonts w:ascii="Times New Roman" w:hAnsi="Times New Roman" w:cs="Times New Roman"/>
-        </w:rPr>
-        <w:t>checkFile(|project://verilang/instance/DomainInex.vl|);</w:t>
-      </w:r>
-    </w:p>
-    <w:p>
-      <w:pPr>
-        <w:pStyle w:val="Listaconvietas"/>
-        <w:rPr>
-          <w:rFonts w:ascii="Times New Roman" w:hAnsi="Times New Roman" w:cs="Times New Roman"/>
-        </w:rPr>
-      </w:pPr>
-      <w:r>
-        <w:rPr>
-          <w:rFonts w:ascii="Times New Roman" w:hAnsi="Times New Roman" w:cs="Times New Roman"/>
-        </w:rPr>
-        <w:t>checkFile(|project://verilang/instance/TypeError.vl|);</w:t>
-      </w:r>
-    </w:p>
-    <w:p>
-      <w:pPr>
-        <w:pStyle w:val="Listaconvietas"/>
-        <w:rPr>
-          <w:rFonts w:ascii="Times New Roman" w:hAnsi="Times New Roman" w:cs="Times New Roman"/>
-        </w:rPr>
-      </w:pPr>
-      <w:r>
-        <w:rPr>
-          <w:rFonts w:ascii="Times New Roman" w:hAnsi="Times New Roman" w:cs="Times New Roman"/>
-        </w:rPr>
-        <w:t>checkFile(|project://verilang/instance/ejemplo.vl|);</w:t>
-      </w:r>
-    </w:p>
-    <w:p>
-      <w:pPr>
-        <w:pStyle w:val="Ttulo2"/>
-        <w:rPr>
-          <w:rFonts w:ascii="Times New Roman" w:hAnsi="Times New Roman" w:cs="Times New Roman"/>
-          <w:color w:val="auto"/>
-          <w:lang w:val="es-CO"/>
-        </w:rPr>
-      </w:pPr>
-      <w:r>
-        <w:rPr>
-          <w:rFonts w:ascii="Times New Roman" w:hAnsi="Times New Roman" w:cs="Times New Roman"/>
-          <w:color w:val="auto"/>
-          <w:lang w:val="es-CO"/>
-        </w:rPr>
-        <w:t>5. Cambios y adaptaciones realizadas</w:t>
-      </w:r>
-    </w:p>
-    <w:p>
-      <w:pPr>
-        <w:rPr>
-          <w:rFonts w:ascii="Times New Roman" w:hAnsi="Times New Roman" w:cs="Times New Roman"/>
-          <w:lang w:val="es-CO"/>
-        </w:rPr>
-      </w:pPr>
-      <w:r>
-        <w:rPr>
-          <w:rFonts w:ascii="Times New Roman" w:hAnsi="Times New Roman" w:cs="Times New Roman"/>
-          <w:lang w:val="es-CO"/>
-        </w:rPr>
-        <w:t xml:space="preserve">Durante la implementación fue necesario adaptar parte de la integración de </w:t>
-      </w:r>
+        <w:t>end</w:t>
+      </w:r>
+    </w:p>
+    <w:p>
+      <w:pPr>
+        <w:rPr>
+          <w:rFonts w:ascii="Times New Roman" w:hAnsi="Times New Roman" w:cs="Times New Roman"/>
+          <w:sz w:val="16"/>
+          <w:szCs w:val="16"/>
+        </w:rPr>
+      </w:pPr>
+    </w:p>
+    <w:p>
+      <w:pPr>
+        <w:rPr>
+          <w:rFonts w:ascii="Times New Roman" w:hAnsi="Times New Roman" w:cs="Times New Roman"/>
+          <w:sz w:val="16"/>
+          <w:szCs w:val="16"/>
+        </w:rPr>
+      </w:pPr>
       <w:proofErr w:type="spellStart"/>
       <w:r>
         <w:rPr>
           <w:rFonts w:ascii="Times New Roman" w:hAnsi="Times New Roman" w:cs="Times New Roman"/>
-          <w:lang w:val="es-CO"/>
-        </w:rPr>
-        <w:t>TypePal</w:t>
+          <w:sz w:val="16"/>
+          <w:szCs w:val="16"/>
+        </w:rPr>
+        <w:t>defoperator</w:t>
       </w:r>
       <w:proofErr w:type="spellEnd"/>
       <w:r>
         <w:rPr>
           <w:rFonts w:ascii="Times New Roman" w:hAnsi="Times New Roman" w:cs="Times New Roman"/>
-          <w:lang w:val="es-CO"/>
-        </w:rPr>
-        <w:t xml:space="preserve"> a partir de un proyecto de referencia recomendado por el profesor.</w:t>
-      </w:r>
-    </w:p>
-    <w:p>
-      <w:pPr>
-        <w:rPr>
-          <w:rFonts w:ascii="Times New Roman" w:hAnsi="Times New Roman" w:cs="Times New Roman"/>
-          <w:lang w:val="es-CO"/>
-        </w:rPr>
-      </w:pPr>
-      <w:r>
-        <w:rPr>
-          <w:rFonts w:ascii="Times New Roman" w:hAnsi="Times New Roman" w:cs="Times New Roman"/>
-          <w:lang w:val="es-CO"/>
-        </w:rPr>
-        <w:t>Las principales adaptaciones realizadas fueron:</w:t>
-      </w:r>
-    </w:p>
-    <w:p>
-      <w:pPr>
-        <w:pStyle w:val="Listaconvietas"/>
-        <w:rPr>
-          <w:rFonts w:ascii="Times New Roman" w:hAnsi="Times New Roman" w:cs="Times New Roman"/>
-          <w:lang w:val="es-CO"/>
-        </w:rPr>
-      </w:pPr>
-      <w:r>
-        <w:rPr>
-          <w:rFonts w:ascii="Times New Roman" w:hAnsi="Times New Roman" w:cs="Times New Roman"/>
-          <w:lang w:val="es-CO"/>
-        </w:rPr>
-        <w:t xml:space="preserve">Ajuste de las funciones define/use a la versión de </w:t>
-      </w:r>
+          <w:sz w:val="16"/>
+          <w:szCs w:val="16"/>
+        </w:rPr>
+        <w:t xml:space="preserve"> </w:t>
+      </w:r>
+      <w:proofErr w:type="gramStart"/>
+      <w:r>
+        <w:rPr>
+          <w:rFonts w:ascii="Times New Roman" w:hAnsi="Times New Roman" w:cs="Times New Roman"/>
+          <w:sz w:val="16"/>
+          <w:szCs w:val="16"/>
+        </w:rPr>
+        <w:t>mayor :</w:t>
+      </w:r>
+      <w:proofErr w:type="gramEnd"/>
+      <w:r>
+        <w:rPr>
+          <w:rFonts w:ascii="Times New Roman" w:hAnsi="Times New Roman" w:cs="Times New Roman"/>
+          <w:sz w:val="16"/>
+          <w:szCs w:val="16"/>
+        </w:rPr>
+        <w:t xml:space="preserve"> int -&gt; int -&gt; bool</w:t>
+      </w:r>
+    </w:p>
+    <w:p>
+      <w:pPr>
+        <w:rPr>
+          <w:rFonts w:ascii="Times New Roman" w:hAnsi="Times New Roman" w:cs="Times New Roman"/>
+          <w:sz w:val="16"/>
+          <w:szCs w:val="16"/>
+        </w:rPr>
+      </w:pPr>
+      <w:r>
+        <w:rPr>
+          <w:rFonts w:ascii="Times New Roman" w:hAnsi="Times New Roman" w:cs="Times New Roman"/>
+          <w:sz w:val="16"/>
+          <w:szCs w:val="16"/>
+        </w:rPr>
+        <w:t>end</w:t>
+      </w:r>
+    </w:p>
+    <w:p>
+      <w:pPr>
+        <w:rPr>
+          <w:rFonts w:ascii="Times New Roman" w:hAnsi="Times New Roman" w:cs="Times New Roman"/>
+          <w:sz w:val="16"/>
+          <w:szCs w:val="16"/>
+        </w:rPr>
+      </w:pPr>
+    </w:p>
+    <w:p>
+      <w:pPr>
+        <w:rPr>
+          <w:rFonts w:ascii="Times New Roman" w:hAnsi="Times New Roman" w:cs="Times New Roman"/>
+          <w:sz w:val="16"/>
+          <w:szCs w:val="16"/>
+        </w:rPr>
+      </w:pPr>
       <w:proofErr w:type="spellStart"/>
       <w:r>
         <w:rPr>
           <w:rFonts w:ascii="Times New Roman" w:hAnsi="Times New Roman" w:cs="Times New Roman"/>
-          <w:lang w:val="es-CO"/>
-        </w:rPr>
-        <w:t>TypePal</w:t>
-      </w:r>
-      <w:proofErr w:type="spellEnd"/>
-      <w:r>
-        <w:rPr>
-          <w:rFonts w:ascii="Times New Roman" w:hAnsi="Times New Roman" w:cs="Times New Roman"/>
-          <w:lang w:val="es-CO"/>
-        </w:rPr>
-        <w:t xml:space="preserve"> utilizada</w:t>
-      </w:r>
-    </w:p>
-    <w:p>
-      <w:pPr>
-        <w:pStyle w:val="Listaconvietas"/>
-        <w:rPr>
-          <w:rFonts w:ascii="Times New Roman" w:hAnsi="Times New Roman" w:cs="Times New Roman"/>
-          <w:lang w:val="es-CO"/>
-        </w:rPr>
-      </w:pPr>
-      <w:r>
-        <w:rPr>
-          <w:rFonts w:ascii="Times New Roman" w:hAnsi="Times New Roman" w:cs="Times New Roman"/>
-          <w:lang w:val="es-CO"/>
-        </w:rPr>
-        <w:t xml:space="preserve">Corrección de patrones de concrete </w:t>
-      </w:r>
-      <w:proofErr w:type="spellStart"/>
-      <w:r>
-        <w:rPr>
-          <w:rFonts w:ascii="Times New Roman" w:hAnsi="Times New Roman" w:cs="Times New Roman"/>
-          <w:lang w:val="es-CO"/>
-        </w:rPr>
-        <w:t>syntax</w:t>
-      </w:r>
-      <w:proofErr w:type="spellEnd"/>
-    </w:p>
-    <w:p>
-      <w:pPr>
-        <w:pStyle w:val="Listaconvietas"/>
-        <w:rPr>
-          <w:rFonts w:ascii="Times New Roman" w:hAnsi="Times New Roman" w:cs="Times New Roman"/>
-          <w:lang w:val="es-CO"/>
-        </w:rPr>
-      </w:pPr>
-      <w:r>
-        <w:rPr>
-          <w:rFonts w:ascii="Times New Roman" w:hAnsi="Times New Roman" w:cs="Times New Roman"/>
-          <w:lang w:val="es-CO"/>
-        </w:rPr>
-        <w:t xml:space="preserve">Integración de validación semántica con </w:t>
-      </w:r>
-      <w:proofErr w:type="spellStart"/>
-      <w:r>
-        <w:rPr>
-          <w:rFonts w:ascii="Times New Roman" w:hAnsi="Times New Roman" w:cs="Times New Roman"/>
-          <w:lang w:val="es-CO"/>
-        </w:rPr>
-        <w:t>ParseTree</w:t>
-      </w:r>
-      <w:proofErr w:type="spellEnd"/>
-    </w:p>
-    <w:p>
-      <w:pPr>
-        <w:pStyle w:val="Listaconvietas"/>
-        <w:rPr>
-          <w:rFonts w:ascii="Times New Roman" w:hAnsi="Times New Roman" w:cs="Times New Roman"/>
-          <w:lang w:val="es-CO"/>
-        </w:rPr>
-      </w:pPr>
-      <w:r>
-        <w:rPr>
-          <w:rFonts w:ascii="Times New Roman" w:hAnsi="Times New Roman" w:cs="Times New Roman"/>
-          <w:lang w:val="es-CO"/>
-        </w:rPr>
-        <w:t>Adición de validación manual de tipos</w:t>
-      </w:r>
-    </w:p>
-    <w:p>
-      <w:pPr>
-        <w:pStyle w:val="Listaconvietas"/>
-        <w:rPr>
-          <w:rFonts w:ascii="Times New Roman" w:hAnsi="Times New Roman" w:cs="Times New Roman"/>
-          <w:lang w:val="es-CO"/>
-        </w:rPr>
-      </w:pPr>
-      <w:r>
-        <w:rPr>
-          <w:rFonts w:ascii="Times New Roman" w:hAnsi="Times New Roman" w:cs="Times New Roman"/>
-          <w:lang w:val="es-CO"/>
-        </w:rPr>
-        <w:t xml:space="preserve">Corrección de compatibilidad entre </w:t>
-      </w:r>
-      <w:proofErr w:type="spellStart"/>
-      <w:r>
-        <w:rPr>
-          <w:rFonts w:ascii="Times New Roman" w:hAnsi="Times New Roman" w:cs="Times New Roman"/>
-          <w:lang w:val="es-CO"/>
-        </w:rPr>
-        <w:t>Rascal</w:t>
-      </w:r>
-      <w:proofErr w:type="spellEnd"/>
-      <w:r>
-        <w:rPr>
-          <w:rFonts w:ascii="Times New Roman" w:hAnsi="Times New Roman" w:cs="Times New Roman"/>
-          <w:lang w:val="es-CO"/>
-        </w:rPr>
-        <w:t xml:space="preserve"> y </w:t>
-      </w:r>
-      <w:proofErr w:type="spellStart"/>
-      <w:r>
-        <w:rPr>
-          <w:rFonts w:ascii="Times New Roman" w:hAnsi="Times New Roman" w:cs="Times New Roman"/>
-          <w:lang w:val="es-CO"/>
-        </w:rPr>
-        <w:t>TypePal</w:t>
-      </w:r>
-      <w:proofErr w:type="spellEnd"/>
-    </w:p>
-    <w:p>
-      <w:pPr>
-        <w:pStyle w:val="Ttulo2"/>
-        <w:rPr>
-          <w:rFonts w:ascii="Times New Roman" w:hAnsi="Times New Roman" w:cs="Times New Roman"/>
-          <w:color w:val="auto"/>
-          <w:lang w:val="es-CO"/>
-        </w:rPr>
-      </w:pPr>
-      <w:r>
-        <w:rPr>
-          <w:rFonts w:ascii="Times New Roman" w:hAnsi="Times New Roman" w:cs="Times New Roman"/>
-          <w:color w:val="auto"/>
-          <w:lang w:val="es-CO"/>
-        </w:rPr>
-        <w:t>6. Conclusiones</w:t>
-      </w:r>
-    </w:p>
-    <w:p>
-      <w:pPr>
-        <w:rPr>
-          <w:rFonts w:ascii="Times New Roman" w:hAnsi="Times New Roman" w:cs="Times New Roman"/>
-          <w:lang w:val="es-CO"/>
-        </w:rPr>
-      </w:pPr>
-      <w:r>
-        <w:rPr>
-          <w:rFonts w:ascii="Times New Roman" w:hAnsi="Times New Roman" w:cs="Times New Roman"/>
-          <w:lang w:val="es-CO"/>
-        </w:rPr>
-        <w:t xml:space="preserve">El proyecto implementa exitosamente un DSL funcional en </w:t>
-      </w:r>
-      <w:proofErr w:type="spellStart"/>
-      <w:r>
-        <w:rPr>
-          <w:rFonts w:ascii="Times New Roman" w:hAnsi="Times New Roman" w:cs="Times New Roman"/>
-          <w:lang w:val="es-CO"/>
-        </w:rPr>
-        <w:t>Rascal</w:t>
-      </w:r>
-      <w:proofErr w:type="spellEnd"/>
-      <w:r>
-        <w:rPr>
-          <w:rFonts w:ascii="Times New Roman" w:hAnsi="Times New Roman" w:cs="Times New Roman"/>
-          <w:lang w:val="es-CO"/>
-        </w:rPr>
-        <w:t xml:space="preserve"> con </w:t>
-      </w:r>
-      <w:proofErr w:type="spellStart"/>
-      <w:r>
-        <w:rPr>
-          <w:rFonts w:ascii="Times New Roman" w:hAnsi="Times New Roman" w:cs="Times New Roman"/>
-          <w:lang w:val="es-CO"/>
-        </w:rPr>
-        <w:t>parser</w:t>
-      </w:r>
-      <w:proofErr w:type="spellEnd"/>
-      <w:r>
-        <w:rPr>
-          <w:rFonts w:ascii="Times New Roman" w:hAnsi="Times New Roman" w:cs="Times New Roman"/>
-          <w:lang w:val="es-CO"/>
-        </w:rPr>
-        <w:t xml:space="preserve">, AST, generación de código, integración con </w:t>
-      </w:r>
-      <w:proofErr w:type="spellStart"/>
-      <w:r>
-        <w:rPr>
-          <w:rFonts w:ascii="Times New Roman" w:hAnsi="Times New Roman" w:cs="Times New Roman"/>
-          <w:lang w:val="es-CO"/>
-        </w:rPr>
-        <w:t>TypePal</w:t>
-      </w:r>
-      <w:proofErr w:type="spellEnd"/>
-      <w:r>
-        <w:rPr>
-          <w:rFonts w:ascii="Times New Roman" w:hAnsi="Times New Roman" w:cs="Times New Roman"/>
-          <w:lang w:val="es-CO"/>
-        </w:rPr>
-        <w:t>, análisis semántico y validación básica de tipos.</w:t>
-      </w:r>
-    </w:p>
-    <w:p>
-      <w:pPr>
-        <w:pStyle w:val="Ttulo2"/>
-        <w:rPr>
-          <w:rFonts w:ascii="Times New Roman" w:hAnsi="Times New Roman" w:cs="Times New Roman"/>
-          <w:color w:val="auto"/>
-          <w:lang w:val="es-CO"/>
-        </w:rPr>
-      </w:pPr>
-      <w:r>
-        <w:rPr>
-          <w:lang w:val="es-CO"/>
-        </w:rPr>
-        <w:br/>
-      </w:r>
-      <w:r>
-        <w:rPr>
-          <w:rFonts w:ascii="Times New Roman" w:hAnsi="Times New Roman" w:cs="Times New Roman"/>
-          <w:color w:val="auto"/>
-          <w:lang w:val="es-CO"/>
-        </w:rPr>
-        <w:t>7</w:t>
-      </w:r>
-      <w:r>
-        <w:rPr>
-          <w:rFonts w:ascii="Times New Roman" w:hAnsi="Times New Roman" w:cs="Times New Roman"/>
-          <w:color w:val="auto"/>
-          <w:lang w:val="es-CO"/>
-        </w:rPr>
-        <w:t xml:space="preserve">. </w:t>
-      </w:r>
-      <w:r>
-        <w:rPr>
-          <w:rFonts w:ascii="Times New Roman" w:hAnsi="Times New Roman" w:cs="Times New Roman"/>
-          <w:color w:val="auto"/>
-          <w:lang w:val="es-CO"/>
-        </w:rPr>
-        <w:t>Anexo</w:t>
-      </w:r>
-    </w:p>
-    <w:p>
-      <w:pPr>
-        <w:rPr>
-          <w:lang w:val="es-CO"/>
-        </w:rPr>
-      </w:pPr>
-    </w:p>
-    <w:p>
-      <w:pPr>
-        <w:rPr>
-          <w:rFonts w:ascii="Times New Roman" w:hAnsi="Times New Roman" w:cs="Times New Roman"/>
-          <w:lang w:val="es-CO"/>
-        </w:rPr>
-      </w:pPr>
-      <w:r>
-        <w:rPr>
-          <w:rFonts w:ascii="Times New Roman" w:hAnsi="Times New Roman" w:cs="Times New Roman"/>
-          <w:lang w:val="es-CO"/>
-        </w:rPr>
-        <w:t xml:space="preserve">Adjunto evidencia de </w:t>
-      </w:r>
-      <w:r>
-        <w:rPr>
-          <w:rFonts w:ascii="Times New Roman" w:hAnsi="Times New Roman" w:cs="Times New Roman"/>
-          <w:lang w:val="es-CO"/>
-        </w:rPr>
-        <w:t>logs de consola con cada prueba funcional y correcta ejecución:</w:t>
-      </w:r>
-    </w:p>
-    <w:p>
-      <w:pPr>
-        <w:rPr>
-          <w:rFonts w:ascii="Times New Roman" w:hAnsi="Times New Roman" w:cs="Times New Roman"/>
-          <w:sz w:val="16"/>
-          <w:szCs w:val="16"/>
-          <w:lang w:val="es-CO"/>
-        </w:rPr>
-      </w:pPr>
-      <w:proofErr w:type="spellStart"/>
-      <w:r>
-        <w:rPr>
-          <w:rFonts w:ascii="Times New Roman" w:hAnsi="Times New Roman" w:cs="Times New Roman"/>
-          <w:sz w:val="16"/>
-          <w:szCs w:val="16"/>
-          <w:lang w:val="es-CO"/>
-        </w:rPr>
-        <w:t>rascal</w:t>
-      </w:r>
-      <w:proofErr w:type="spellEnd"/>
-      <w:r>
-        <w:rPr>
-          <w:rFonts w:ascii="Times New Roman" w:hAnsi="Times New Roman" w:cs="Times New Roman"/>
-          <w:sz w:val="16"/>
-          <w:szCs w:val="16"/>
-          <w:lang w:val="es-CO"/>
-        </w:rPr>
-        <w:t>&gt;</w:t>
-      </w:r>
-      <w:proofErr w:type="spellStart"/>
-      <w:r>
-        <w:rPr>
-          <w:rFonts w:ascii="Times New Roman" w:hAnsi="Times New Roman" w:cs="Times New Roman"/>
-          <w:sz w:val="16"/>
-          <w:szCs w:val="16"/>
-          <w:lang w:val="es-CO"/>
-        </w:rPr>
-        <w:t>import</w:t>
-      </w:r>
-      <w:proofErr w:type="spellEnd"/>
-      <w:r>
-        <w:rPr>
-          <w:rFonts w:ascii="Times New Roman" w:hAnsi="Times New Roman" w:cs="Times New Roman"/>
-          <w:sz w:val="16"/>
-          <w:szCs w:val="16"/>
-          <w:lang w:val="es-CO"/>
-        </w:rPr>
-        <w:t xml:space="preserve"> Parse;</w:t>
-      </w:r>
-    </w:p>
-    <w:p>
-      <w:pPr>
-        <w:rPr>
-          <w:rFonts w:ascii="Times New Roman" w:hAnsi="Times New Roman" w:cs="Times New Roman"/>
-          <w:sz w:val="16"/>
-          <w:szCs w:val="16"/>
-        </w:rPr>
-      </w:pPr>
-      <w:r>
-        <w:rPr>
-          <w:rFonts w:ascii="Times New Roman" w:hAnsi="Times New Roman" w:cs="Times New Roman"/>
-          <w:sz w:val="16"/>
-          <w:szCs w:val="16"/>
-        </w:rPr>
-        <w:t>ok</w:t>
-      </w:r>
-    </w:p>
-    <w:p>
-      <w:pPr>
-        <w:rPr>
-          <w:rFonts w:ascii="Times New Roman" w:hAnsi="Times New Roman" w:cs="Times New Roman"/>
-          <w:sz w:val="16"/>
-          <w:szCs w:val="16"/>
-        </w:rPr>
-      </w:pPr>
-      <w:r>
-        <w:rPr>
-          <w:rFonts w:ascii="Times New Roman" w:hAnsi="Times New Roman" w:cs="Times New Roman"/>
-          <w:sz w:val="16"/>
-          <w:szCs w:val="16"/>
-        </w:rPr>
-        <w:t>rascal&gt;</w:t>
-      </w:r>
-      <w:proofErr w:type="spellStart"/>
-      <w:r>
-        <w:rPr>
-          <w:rFonts w:ascii="Times New Roman" w:hAnsi="Times New Roman" w:cs="Times New Roman"/>
-          <w:sz w:val="16"/>
-          <w:szCs w:val="16"/>
-        </w:rPr>
-        <w:t>parseFile</w:t>
-      </w:r>
-      <w:proofErr w:type="spellEnd"/>
-      <w:r>
-        <w:rPr>
-          <w:rFonts w:ascii="Times New Roman" w:hAnsi="Times New Roman" w:cs="Times New Roman"/>
-          <w:sz w:val="16"/>
-          <w:szCs w:val="16"/>
-        </w:rPr>
-        <w:t>(|project://</w:t>
-      </w:r>
-      <w:proofErr w:type="spellStart"/>
-      <w:r>
-        <w:rPr>
-          <w:rFonts w:ascii="Times New Roman" w:hAnsi="Times New Roman" w:cs="Times New Roman"/>
-          <w:sz w:val="16"/>
-          <w:szCs w:val="16"/>
-        </w:rPr>
-        <w:t>verilang</w:t>
-      </w:r>
-      <w:proofErr w:type="spellEnd"/>
-      <w:r>
-        <w:rPr>
-          <w:rFonts w:ascii="Times New Roman" w:hAnsi="Times New Roman" w:cs="Times New Roman"/>
-          <w:sz w:val="16"/>
-          <w:szCs w:val="16"/>
-        </w:rPr>
-        <w:t>/instance/</w:t>
-      </w:r>
-      <w:proofErr w:type="spellStart"/>
-      <w:r>
-        <w:rPr>
-          <w:rFonts w:ascii="Times New Roman" w:hAnsi="Times New Roman" w:cs="Times New Roman"/>
-          <w:sz w:val="16"/>
-          <w:szCs w:val="16"/>
-        </w:rPr>
-        <w:t>ejemplo.vl</w:t>
-      </w:r>
-      <w:proofErr w:type="spellEnd"/>
-      <w:r>
-        <w:rPr>
-          <w:rFonts w:ascii="Times New Roman" w:hAnsi="Times New Roman" w:cs="Times New Roman"/>
-          <w:sz w:val="16"/>
-          <w:szCs w:val="16"/>
-        </w:rPr>
-        <w:t>|);</w:t>
-      </w:r>
-    </w:p>
-    <w:p>
-      <w:pPr>
-        <w:rPr>
-          <w:rFonts w:ascii="Times New Roman" w:hAnsi="Times New Roman" w:cs="Times New Roman"/>
-          <w:sz w:val="16"/>
-          <w:szCs w:val="16"/>
-        </w:rPr>
-      </w:pPr>
-      <w:r>
-        <w:rPr>
-          <w:rFonts w:ascii="Times New Roman" w:hAnsi="Times New Roman" w:cs="Times New Roman"/>
-          <w:sz w:val="16"/>
-          <w:szCs w:val="16"/>
-        </w:rPr>
-        <w:t>Parsing: |project://</w:t>
-      </w:r>
-      <w:proofErr w:type="spellStart"/>
-      <w:r>
-        <w:rPr>
-          <w:rFonts w:ascii="Times New Roman" w:hAnsi="Times New Roman" w:cs="Times New Roman"/>
-          <w:sz w:val="16"/>
-          <w:szCs w:val="16"/>
-        </w:rPr>
-        <w:t>verilang</w:t>
-      </w:r>
-      <w:proofErr w:type="spellEnd"/>
-      <w:r>
-        <w:rPr>
-          <w:rFonts w:ascii="Times New Roman" w:hAnsi="Times New Roman" w:cs="Times New Roman"/>
-          <w:sz w:val="16"/>
-          <w:szCs w:val="16"/>
-        </w:rPr>
-        <w:t>/instance/</w:t>
-      </w:r>
-      <w:proofErr w:type="spellStart"/>
-      <w:r>
-        <w:rPr>
-          <w:rFonts w:ascii="Times New Roman" w:hAnsi="Times New Roman" w:cs="Times New Roman"/>
-          <w:sz w:val="16"/>
-          <w:szCs w:val="16"/>
-        </w:rPr>
-        <w:t>ejemplo.vl</w:t>
-      </w:r>
-      <w:proofErr w:type="spellEnd"/>
-      <w:r>
-        <w:rPr>
-          <w:rFonts w:ascii="Times New Roman" w:hAnsi="Times New Roman" w:cs="Times New Roman"/>
-          <w:sz w:val="16"/>
-          <w:szCs w:val="16"/>
-        </w:rPr>
-        <w:t>|</w:t>
-      </w:r>
-    </w:p>
-    <w:p>
-      <w:pPr>
-        <w:rPr>
-          <w:rFonts w:ascii="Times New Roman" w:hAnsi="Times New Roman" w:cs="Times New Roman"/>
-          <w:sz w:val="16"/>
-          <w:szCs w:val="16"/>
-        </w:rPr>
-      </w:pPr>
-      <w:proofErr w:type="gramStart"/>
-      <w:r>
-        <w:rPr>
-          <w:rFonts w:ascii="Times New Roman" w:hAnsi="Times New Roman" w:cs="Times New Roman"/>
-          <w:sz w:val="16"/>
-          <w:szCs w:val="16"/>
-        </w:rPr>
-        <w:t>start[</w:t>
-      </w:r>
-      <w:proofErr w:type="gramEnd"/>
-      <w:r>
-        <w:rPr>
-          <w:rFonts w:ascii="Times New Roman" w:hAnsi="Times New Roman" w:cs="Times New Roman"/>
-          <w:sz w:val="16"/>
-          <w:szCs w:val="16"/>
-        </w:rPr>
-        <w:t>Module]: (</w:t>
-      </w:r>
-      <w:proofErr w:type="gramStart"/>
-      <w:r>
-        <w:rPr>
-          <w:rFonts w:ascii="Times New Roman" w:hAnsi="Times New Roman" w:cs="Times New Roman"/>
-          <w:sz w:val="16"/>
-          <w:szCs w:val="16"/>
-        </w:rPr>
-        <w:t>start[</w:t>
-      </w:r>
-      <w:proofErr w:type="gramEnd"/>
-      <w:r>
-        <w:rPr>
-          <w:rFonts w:ascii="Times New Roman" w:hAnsi="Times New Roman" w:cs="Times New Roman"/>
-          <w:sz w:val="16"/>
-          <w:szCs w:val="16"/>
-        </w:rPr>
-        <w:t>Module]) `</w:t>
-      </w:r>
-      <w:proofErr w:type="spellStart"/>
-      <w:r>
-        <w:rPr>
-          <w:rFonts w:ascii="Times New Roman" w:hAnsi="Times New Roman" w:cs="Times New Roman"/>
-          <w:sz w:val="16"/>
-          <w:szCs w:val="16"/>
-        </w:rPr>
-        <w:t>defmodule</w:t>
-      </w:r>
-      <w:proofErr w:type="spellEnd"/>
-      <w:r>
-        <w:rPr>
-          <w:rFonts w:ascii="Times New Roman" w:hAnsi="Times New Roman" w:cs="Times New Roman"/>
-          <w:sz w:val="16"/>
-          <w:szCs w:val="16"/>
-        </w:rPr>
-        <w:t xml:space="preserve"> Test1</w:t>
-      </w:r>
-    </w:p>
-    <w:p>
-      <w:pPr>
-        <w:rPr>
-          <w:rFonts w:ascii="Times New Roman" w:hAnsi="Times New Roman" w:cs="Times New Roman"/>
-          <w:sz w:val="16"/>
-          <w:szCs w:val="16"/>
-        </w:rPr>
-      </w:pPr>
-    </w:p>
-    <w:p>
-      <w:pPr>
-        <w:rPr>
-          <w:rFonts w:ascii="Times New Roman" w:hAnsi="Times New Roman" w:cs="Times New Roman"/>
-          <w:sz w:val="16"/>
-          <w:szCs w:val="16"/>
-        </w:rPr>
-      </w:pPr>
-      <w:proofErr w:type="spellStart"/>
-      <w:r>
-        <w:rPr>
-          <w:rFonts w:ascii="Times New Roman" w:hAnsi="Times New Roman" w:cs="Times New Roman"/>
-          <w:sz w:val="16"/>
-          <w:szCs w:val="16"/>
-        </w:rPr>
-        <w:t>defvar</w:t>
-      </w:r>
-      <w:proofErr w:type="spellEnd"/>
-      <w:r>
-        <w:rPr>
-          <w:rFonts w:ascii="Times New Roman" w:hAnsi="Times New Roman" w:cs="Times New Roman"/>
-          <w:sz w:val="16"/>
-          <w:szCs w:val="16"/>
-        </w:rPr>
-        <w:t xml:space="preserve"> </w:t>
-      </w:r>
-      <w:proofErr w:type="spellStart"/>
-      <w:r>
-        <w:rPr>
-          <w:rFonts w:ascii="Times New Roman" w:hAnsi="Times New Roman" w:cs="Times New Roman"/>
-          <w:sz w:val="16"/>
-          <w:szCs w:val="16"/>
-        </w:rPr>
-        <w:t>x:int</w:t>
-      </w:r>
-      <w:proofErr w:type="spellEnd"/>
-      <w:r>
-        <w:rPr>
-          <w:rFonts w:ascii="Times New Roman" w:hAnsi="Times New Roman" w:cs="Times New Roman"/>
-          <w:sz w:val="16"/>
-          <w:szCs w:val="16"/>
-        </w:rPr>
-        <w:t xml:space="preserve">, </w:t>
-      </w:r>
-      <w:proofErr w:type="spellStart"/>
-      <w:r>
-        <w:rPr>
-          <w:rFonts w:ascii="Times New Roman" w:hAnsi="Times New Roman" w:cs="Times New Roman"/>
-          <w:sz w:val="16"/>
-          <w:szCs w:val="16"/>
-        </w:rPr>
-        <w:t>y:int</w:t>
-      </w:r>
-      <w:proofErr w:type="spellEnd"/>
-    </w:p>
-    <w:p>
-      <w:pPr>
-        <w:rPr>
-          <w:rFonts w:ascii="Times New Roman" w:hAnsi="Times New Roman" w:cs="Times New Roman"/>
-          <w:sz w:val="16"/>
-          <w:szCs w:val="16"/>
-        </w:rPr>
-      </w:pPr>
-      <w:r>
-        <w:rPr>
-          <w:rFonts w:ascii="Times New Roman" w:hAnsi="Times New Roman" w:cs="Times New Roman"/>
-          <w:sz w:val="16"/>
-          <w:szCs w:val="16"/>
-        </w:rPr>
-        <w:t>end</w:t>
-      </w:r>
-    </w:p>
-    <w:p>
-      <w:pPr>
-        <w:rPr>
-          <w:rFonts w:ascii="Times New Roman" w:hAnsi="Times New Roman" w:cs="Times New Roman"/>
-          <w:sz w:val="16"/>
-          <w:szCs w:val="16"/>
-        </w:rPr>
-      </w:pPr>
-    </w:p>
-    <w:p>
-      <w:pPr>
-        <w:rPr>
-          <w:rFonts w:ascii="Times New Roman" w:hAnsi="Times New Roman" w:cs="Times New Roman"/>
-          <w:sz w:val="16"/>
-          <w:szCs w:val="16"/>
-        </w:rPr>
-      </w:pPr>
-      <w:proofErr w:type="spellStart"/>
-      <w:r>
-        <w:rPr>
-          <w:rFonts w:ascii="Times New Roman" w:hAnsi="Times New Roman" w:cs="Times New Roman"/>
-          <w:sz w:val="16"/>
-          <w:szCs w:val="16"/>
-        </w:rPr>
-        <w:t>defoperator</w:t>
-      </w:r>
-      <w:proofErr w:type="spellEnd"/>
-      <w:r>
-        <w:rPr>
-          <w:rFonts w:ascii="Times New Roman" w:hAnsi="Times New Roman" w:cs="Times New Roman"/>
-          <w:sz w:val="16"/>
-          <w:szCs w:val="16"/>
-        </w:rPr>
-        <w:t xml:space="preserve"> </w:t>
-      </w:r>
-      <w:proofErr w:type="gramStart"/>
-      <w:r>
-        <w:rPr>
-          <w:rFonts w:ascii="Times New Roman" w:hAnsi="Times New Roman" w:cs="Times New Roman"/>
-          <w:sz w:val="16"/>
-          <w:szCs w:val="16"/>
-        </w:rPr>
-        <w:t>mayor :</w:t>
-      </w:r>
-      <w:proofErr w:type="gramEnd"/>
-      <w:r>
-        <w:rPr>
-          <w:rFonts w:ascii="Times New Roman" w:hAnsi="Times New Roman" w:cs="Times New Roman"/>
-          <w:sz w:val="16"/>
-          <w:szCs w:val="16"/>
-        </w:rPr>
-        <w:t xml:space="preserve"> int -&gt; int -&gt; bool</w:t>
-      </w:r>
-    </w:p>
-    <w:p>
-      <w:pPr>
-        <w:rPr>
-          <w:rFonts w:ascii="Times New Roman" w:hAnsi="Times New Roman" w:cs="Times New Roman"/>
-          <w:sz w:val="16"/>
-          <w:szCs w:val="16"/>
-        </w:rPr>
-      </w:pPr>
-      <w:r>
-        <w:rPr>
-          <w:rFonts w:ascii="Times New Roman" w:hAnsi="Times New Roman" w:cs="Times New Roman"/>
-          <w:sz w:val="16"/>
-          <w:szCs w:val="16"/>
-        </w:rPr>
-        <w:t>end</w:t>
-      </w:r>
-    </w:p>
-    <w:p>
-      <w:pPr>
-        <w:rPr>
-          <w:rFonts w:ascii="Times New Roman" w:hAnsi="Times New Roman" w:cs="Times New Roman"/>
-          <w:sz w:val="16"/>
-          <w:szCs w:val="16"/>
-        </w:rPr>
-      </w:pPr>
-    </w:p>
-    <w:p>
-      <w:pPr>
-        <w:rPr>
-          <w:rFonts w:ascii="Times New Roman" w:hAnsi="Times New Roman" w:cs="Times New Roman"/>
-          <w:sz w:val="16"/>
-          <w:szCs w:val="16"/>
-        </w:rPr>
-      </w:pPr>
-      <w:proofErr w:type="spellStart"/>
-      <w:r>
-        <w:rPr>
-          <w:rFonts w:ascii="Times New Roman" w:hAnsi="Times New Roman" w:cs="Times New Roman"/>
-          <w:sz w:val="16"/>
-          <w:szCs w:val="16"/>
-        </w:rPr>
-        <w:lastRenderedPageBreak/>
+          <w:sz w:val="16"/>
+          <w:szCs w:val="16"/>
+        </w:rPr>
         <w:t>defexpression</w:t>
       </w:r>
       <w:proofErr w:type="spellEnd"/>
@@ -3283,13 +3524,6 @@
           <w:szCs w:val="16"/>
         </w:rPr>
         <w:br/>
-      </w:r>
-      <w:r>
-        <w:rPr>
-          <w:rFonts w:ascii="Times New Roman" w:hAnsi="Times New Roman" w:cs="Times New Roman"/>
-          <w:sz w:val="16"/>
-          <w:szCs w:val="16"/>
-        </w:rPr>
         <w:t>rascal&gt;import Main;</w:t>
       </w:r>
     </w:p>
@@ -3299,15 +3533,13 @@
           <w:rFonts w:ascii="Times New Roman" w:hAnsi="Times New Roman" w:cs="Times New Roman"/>
           <w:sz w:val="16"/>
           <w:szCs w:val="16"/>
-          <w:lang w:val="es-CO"/>
-        </w:rPr>
-      </w:pPr>
-      <w:r>
-        <w:rPr>
-          <w:rFonts w:ascii="Times New Roman" w:hAnsi="Times New Roman" w:cs="Times New Roman"/>
-          <w:sz w:val="16"/>
-          <w:szCs w:val="16"/>
-          <w:lang w:val="es-CO"/>
+        </w:rPr>
+      </w:pPr>
+      <w:r>
+        <w:rPr>
+          <w:rFonts w:ascii="Times New Roman" w:hAnsi="Times New Roman" w:cs="Times New Roman"/>
+          <w:sz w:val="16"/>
+          <w:szCs w:val="16"/>
         </w:rPr>
         <w:t>ok</w:t>
       </w:r>
@@ -3318,49 +3550,26 @@
           <w:rFonts w:ascii="Times New Roman" w:hAnsi="Times New Roman" w:cs="Times New Roman"/>
           <w:sz w:val="16"/>
           <w:szCs w:val="16"/>
-          <w:lang w:val="es-CO"/>
-        </w:rPr>
-      </w:pPr>
-      <w:proofErr w:type="spellStart"/>
-      <w:r>
-        <w:rPr>
-          <w:rFonts w:ascii="Times New Roman" w:hAnsi="Times New Roman" w:cs="Times New Roman"/>
-          <w:sz w:val="16"/>
-          <w:szCs w:val="16"/>
-          <w:lang w:val="es-CO"/>
-        </w:rPr>
-        <w:t>rascal</w:t>
-      </w:r>
-      <w:proofErr w:type="spellEnd"/>
-      <w:r>
-        <w:rPr>
-          <w:rFonts w:ascii="Times New Roman" w:hAnsi="Times New Roman" w:cs="Times New Roman"/>
-          <w:sz w:val="16"/>
-          <w:szCs w:val="16"/>
-          <w:lang w:val="es-CO"/>
-        </w:rPr>
-        <w:t>&gt;</w:t>
-      </w:r>
-      <w:proofErr w:type="spellStart"/>
-      <w:r>
-        <w:rPr>
-          <w:rFonts w:ascii="Times New Roman" w:hAnsi="Times New Roman" w:cs="Times New Roman"/>
-          <w:sz w:val="16"/>
-          <w:szCs w:val="16"/>
-          <w:lang w:val="es-CO"/>
-        </w:rPr>
-        <w:t>main</w:t>
-      </w:r>
-      <w:proofErr w:type="spellEnd"/>
-      <w:r>
-        <w:rPr>
-          <w:rFonts w:ascii="Times New Roman" w:hAnsi="Times New Roman" w:cs="Times New Roman"/>
-          <w:sz w:val="16"/>
-          <w:szCs w:val="16"/>
-          <w:lang w:val="es-CO"/>
-        </w:rPr>
-        <w:t>();</w:t>
-      </w:r>
+        </w:rPr>
+      </w:pPr>
+      <w:r>
+        <w:rPr>
+          <w:rFonts w:ascii="Times New Roman" w:hAnsi="Times New Roman" w:cs="Times New Roman"/>
+          <w:sz w:val="16"/>
+          <w:szCs w:val="16"/>
+        </w:rPr>
+        <w:t>rascal&gt;</w:t>
+      </w:r>
+      <w:proofErr w:type="gramStart"/>
+      <w:r>
+        <w:rPr>
+          <w:rFonts w:ascii="Times New Roman" w:hAnsi="Times New Roman" w:cs="Times New Roman"/>
+          <w:sz w:val="16"/>
+          <w:szCs w:val="16"/>
+        </w:rPr>
+        <w:t>main();</w:t>
+      </w:r>
+      <w:proofErr w:type="gramEnd"/>
     </w:p>
     <w:p>
       <w:pPr>
@@ -3870,6 +4079,7 @@
           <w:sz w:val="16"/>
           <w:szCs w:val="16"/>
         </w:rPr>
+        <w:lastRenderedPageBreak/>
         <w:t>rascal&gt;</w:t>
       </w:r>
       <w:proofErr w:type="spellStart"/>
@@ -4049,7 +4259,6 @@
           <w:sz w:val="16"/>
           <w:szCs w:val="16"/>
         </w:rPr>
-        <w:lastRenderedPageBreak/>
         <w:t>USE VARIABLE: y</w:t>
       </w:r>
     </w:p>
@@ -5772,6 +5981,7 @@
           <w:sz w:val="16"/>
           <w:szCs w:val="16"/>
         </w:rPr>
+        <w:lastRenderedPageBreak/>
         <w:t>DERIVED FACTS</w:t>
       </w:r>
     </w:p>
@@ -5911,7 +6121,6 @@
           <w:sz w:val="16"/>
           <w:szCs w:val="16"/>
         </w:rPr>
-        <w:lastRenderedPageBreak/>
         <w:t>Parsing: |project://</w:t>
       </w:r>
       <w:proofErr w:type="spellStart"/>
@@ -7323,7 +7532,7 @@
     <w:lvl w:ilvl="0">
       <w:start w:val="1"/>
       <w:numFmt w:val="decimal"/>
-      <w:pStyle w:val="Listaconnmeros3"/>
+      <w:pStyle w:val="ListNumber3"/>
       <w:lvlText w:val="%1."/>
       <w:lvlJc w:val="left"/>
       <w:pPr>
@@ -7341,7 +7550,7 @@
     <w:lvl w:ilvl="0">
       <w:start w:val="1"/>
       <w:numFmt w:val="decimal"/>
-      <w:pStyle w:val="Listaconnmeros2"/>
+      <w:pStyle w:val="ListNumber2"/>
       <w:lvlText w:val="%1."/>
       <w:lvlJc w:val="left"/>
       <w:pPr>
@@ -7379,7 +7588,7 @@
     <w:lvl w:ilvl="0">
       <w:start w:val="1"/>
       <w:numFmt w:val="bullet"/>
-      <w:pStyle w:val="Listaconvietas3"/>
+      <w:pStyle w:val="ListBullet3"/>
       <w:lvlText w:val=""/>
       <w:lvlJc w:val="left"/>
       <w:pPr>
@@ -7400,7 +7609,7 @@
     <w:lvl w:ilvl="0">
       <w:start w:val="1"/>
       <w:numFmt w:val="bullet"/>
-      <w:pStyle w:val="Listaconvietas2"/>
+      <w:pStyle w:val="ListBullet2"/>
       <w:lvlText w:val=""/>
       <w:lvlJc w:val="left"/>
       <w:pPr>
@@ -7421,7 +7630,7 @@
     <w:lvl w:ilvl="0">
       <w:start w:val="1"/>
       <w:numFmt w:val="decimal"/>
-      <w:pStyle w:val="Listaconnmeros"/>
+      <w:pStyle w:val="ListNumber"/>
       <w:lvlText w:val="%1."/>
       <w:lvlJc w:val="left"/>
       <w:pPr>
@@ -7435,11 +7644,11 @@
   <w:abstractNum w:abstractNumId="8" w15:restartNumberingAfterBreak="0">
     <w:nsid w:val="FFFFFF89"/>
     <w:multiLevelType w:val="singleLevel"/>
-    <w:tmpl w:val="29761A62"/>
+    <w:tmpl w:val="ED2432D4"/>
     <w:lvl w:ilvl="0">
       <w:start w:val="1"/>
       <w:numFmt w:val="bullet"/>
-      <w:pStyle w:val="Listaconvietas"/>
+      <w:pStyle w:val="ListBullet"/>
       <w:lvlText w:val=""/>
       <w:lvlJc w:val="left"/>
       <w:pPr>
@@ -7990,11 +8199,11 @@
     <w:qFormat/>
     <w:rsid w:val="00FC693F"/>
   </w:style>
-  <w:style w:type="paragraph" w:styleId="Ttulo1">
+  <w:style w:type="paragraph" w:styleId="Heading1">
     <w:name w:val="heading 1"/>
     <w:basedOn w:val="Normal"/>
     <w:next w:val="Normal"/>
-    <w:link w:val="Ttulo1Car"/>
+    <w:link w:val="Heading1Char"/>
     <w:uiPriority w:val="9"/>
     <w:qFormat/>
     <w:rsid w:val="00FC693F"/>
@@ -8013,11 +8222,11 @@
       <w:szCs w:val="28"/>
     </w:rPr>
   </w:style>
-  <w:style w:type="paragraph" w:styleId="Ttulo2">
+  <w:style w:type="paragraph" w:styleId="Heading2">
     <w:name w:val="heading 2"/>
     <w:basedOn w:val="Normal"/>
     <w:next w:val="Normal"/>
-    <w:link w:val="Ttulo2Car"/>
+    <w:link w:val="Heading2Char"/>
     <w:uiPriority w:val="9"/>
     <w:unhideWhenUsed/>
     <w:qFormat/>
@@ -8037,11 +8246,11 @@
       <w:szCs w:val="26"/>
     </w:rPr>
   </w:style>
-  <w:style w:type="paragraph" w:styleId="Ttulo3">
+  <w:style w:type="paragraph" w:styleId="Heading3">
     <w:name w:val="heading 3"/>
     <w:basedOn w:val="Normal"/>
     <w:next w:val="Normal"/>
-    <w:link w:val="Ttulo3Car"/>
+    <w:link w:val="Heading3Char"/>
     <w:uiPriority w:val="9"/>
     <w:unhideWhenUsed/>
     <w:qFormat/>
@@ -8059,11 +8268,11 @@
       <w:color w:val="4F81BD" w:themeColor="accent1"/>
     </w:rPr>
   </w:style>
-  <w:style w:type="paragraph" w:styleId="Ttulo4">
+  <w:style w:type="paragraph" w:styleId="Heading4">
     <w:name w:val="heading 4"/>
     <w:basedOn w:val="Normal"/>
     <w:next w:val="Normal"/>
-    <w:link w:val="Ttulo4Car"/>
+    <w:link w:val="Heading4Char"/>
     <w:uiPriority w:val="9"/>
     <w:semiHidden/>
     <w:unhideWhenUsed/>
@@ -8084,11 +8293,11 @@
       <w:color w:val="4F81BD" w:themeColor="accent1"/>
     </w:rPr>
   </w:style>
-  <w:style w:type="paragraph" w:styleId="Ttulo5">
+  <w:style w:type="paragraph" w:styleId="Heading5">
     <w:name w:val="heading 5"/>
     <w:basedOn w:val="Normal"/>
     <w:next w:val="Normal"/>
-    <w:link w:val="Ttulo5Car"/>
+    <w:link w:val="Heading5Char"/>
     <w:uiPriority w:val="9"/>
     <w:semiHidden/>
     <w:unhideWhenUsed/>
@@ -8105,11 +8314,11 @@
       <w:color w:val="243F60" w:themeColor="accent1" w:themeShade="7F"/>
     </w:rPr>
   </w:style>
-  <w:style w:type="paragraph" w:styleId="Ttulo6">
+  <w:style w:type="paragraph" w:styleId="Heading6">
     <w:name w:val="heading 6"/>
     <w:basedOn w:val="Normal"/>
     <w:next w:val="Normal"/>
-    <w:link w:val="Ttulo6Car"/>
+    <w:link w:val="Heading6Char"/>
     <w:uiPriority w:val="9"/>
     <w:semiHidden/>
     <w:unhideWhenUsed/>
@@ -8128,11 +8337,11 @@
       <w:color w:val="243F60" w:themeColor="accent1" w:themeShade="7F"/>
     </w:rPr>
   </w:style>
-  <w:style w:type="paragraph" w:styleId="Ttulo7">
+  <w:style w:type="paragraph" w:styleId="Heading7">
     <w:name w:val="heading 7"/>
     <w:basedOn w:val="Normal"/>
     <w:next w:val="Normal"/>
-    <w:link w:val="Ttulo7Car"/>
+    <w:link w:val="Heading7Char"/>
     <w:uiPriority w:val="9"/>
     <w:semiHidden/>
     <w:unhideWhenUsed/>
@@ -8151,11 +8360,11 @@
       <w:color w:val="404040" w:themeColor="text1" w:themeTint="BF"/>
     </w:rPr>
   </w:style>
-  <w:style w:type="paragraph" w:styleId="Ttulo8">
+  <w:style w:type="paragraph" w:styleId="Heading8">
     <w:name w:val="heading 8"/>
     <w:basedOn w:val="Normal"/>
     <w:next w:val="Normal"/>
-    <w:link w:val="Ttulo8Car"/>
+    <w:link w:val="Heading8Char"/>
     <w:uiPriority w:val="9"/>
     <w:semiHidden/>
     <w:unhideWhenUsed/>
@@ -8174,11 +8383,11 @@
       <w:szCs w:val="20"/>
     </w:rPr>
   </w:style>
-  <w:style w:type="paragraph" w:styleId="Ttulo9">
+  <w:style w:type="paragraph" w:styleId="Heading9">
     <w:name w:val="heading 9"/>
     <w:basedOn w:val="Normal"/>
     <w:next w:val="Normal"/>
-    <w:link w:val="Ttulo9Car"/>
+    <w:link w:val="Heading9Char"/>
     <w:uiPriority w:val="9"/>
     <w:semiHidden/>
     <w:unhideWhenUsed/>
@@ -8199,13 +8408,13 @@
       <w:szCs w:val="20"/>
     </w:rPr>
   </w:style>
-  <w:style w:type="character" w:default="1" w:styleId="Fuentedeprrafopredeter">
+  <w:style w:type="character" w:default="1" w:styleId="DefaultParagraphFont">
     <w:name w:val="Default Paragraph Font"/>
     <w:uiPriority w:val="1"/>
     <w:semiHidden/>
     <w:unhideWhenUsed/>
   </w:style>
-  <w:style w:type="table" w:default="1" w:styleId="Tablanormal">
+  <w:style w:type="table" w:default="1" w:styleId="TableNormal">
     <w:name w:val="Normal Table"/>
     <w:uiPriority w:val="99"/>
     <w:semiHidden/>
@@ -8220,16 +8429,16 @@
       </w:tblCellMar>
     </w:tblPr>
   </w:style>
-  <w:style w:type="numbering" w:default="1" w:styleId="Sinlista">
+  <w:style w:type="numbering" w:default="1" w:styleId="NoList">
     <w:name w:val="No List"/>
     <w:uiPriority w:val="99"/>
     <w:semiHidden/>
     <w:unhideWhenUsed/>
   </w:style>
-  <w:style w:type="paragraph" w:styleId="Encabezado">
+  <w:style w:type="paragraph" w:styleId="Header">
     <w:name w:val="header"/>
     <w:basedOn w:val="Normal"/>
-    <w:link w:val="EncabezadoCar"/>
+    <w:link w:val="HeaderChar"/>
     <w:uiPriority w:val="99"/>
     <w:unhideWhenUsed/>
     <w:rsid w:val="00E618BF"/>
@@ -8241,17 +8450,17 @@
       <w:spacing w:after="0" w:line="240" w:lineRule="auto"/>
     </w:pPr>
   </w:style>
-  <w:style w:type="character" w:customStyle="1" w:styleId="EncabezadoCar">
-    <w:name w:val="Encabezado Car"/>
-    <w:basedOn w:val="Fuentedeprrafopredeter"/>
-    <w:link w:val="Encabezado"/>
+  <w:style w:type="character" w:customStyle="1" w:styleId="HeaderChar">
+    <w:name w:val="Header Char"/>
+    <w:basedOn w:val="DefaultParagraphFont"/>
+    <w:link w:val="Header"/>
     <w:uiPriority w:val="99"/>
     <w:rsid w:val="00E618BF"/>
   </w:style>
-  <w:style w:type="paragraph" w:styleId="Piedepgina">
+  <w:style w:type="paragraph" w:styleId="Footer">
     <w:name w:val="footer"/>
     <w:basedOn w:val="Normal"/>
-    <w:link w:val="PiedepginaCar"/>
+    <w:link w:val="FooterChar"/>
     <w:uiPriority w:val="99"/>
     <w:unhideWhenUsed/>
     <w:rsid w:val="00E618BF"/>
@@ -8263,14 +8472,14 @@
       <w:spacing w:after="0" w:line="240" w:lineRule="auto"/>
     </w:pPr>
   </w:style>
-  <w:style w:type="character" w:customStyle="1" w:styleId="PiedepginaCar">
-    <w:name w:val="Pie de página Car"/>
-    <w:basedOn w:val="Fuentedeprrafopredeter"/>
-    <w:link w:val="Piedepgina"/>
+  <w:style w:type="character" w:customStyle="1" w:styleId="FooterChar">
+    <w:name w:val="Footer Char"/>
+    <w:basedOn w:val="DefaultParagraphFont"/>
+    <w:link w:val="Footer"/>
     <w:uiPriority w:val="99"/>
     <w:rsid w:val="00E618BF"/>
   </w:style>
-  <w:style w:type="paragraph" w:styleId="Sinespaciado">
+  <w:style w:type="paragraph" w:styleId="NoSpacing">
     <w:name w:val="No Spacing"/>
     <w:uiPriority w:val="1"/>
     <w:qFormat/>
@@ -8279,10 +8488,10 @@
       <w:spacing w:after="0" w:line="240" w:lineRule="auto"/>
     </w:pPr>
   </w:style>
-  <w:style w:type="character" w:customStyle="1" w:styleId="Ttulo1Car">
-    <w:name w:val="Título 1 Car"/>
-    <w:basedOn w:val="Fuentedeprrafopredeter"/>
-    <w:link w:val="Ttulo1"/>
+  <w:style w:type="character" w:customStyle="1" w:styleId="Heading1Char">
+    <w:name w:val="Heading 1 Char"/>
+    <w:basedOn w:val="DefaultParagraphFont"/>
+    <w:link w:val="Heading1"/>
     <w:uiPriority w:val="9"/>
     <w:rsid w:val="00FC693F"/>
     <w:rPr>
@@ -8294,10 +8503,10 @@
       <w:szCs w:val="28"/>
     </w:rPr>
   </w:style>
-  <w:style w:type="character" w:customStyle="1" w:styleId="Ttulo2Car">
-    <w:name w:val="Título 2 Car"/>
-    <w:basedOn w:val="Fuentedeprrafopredeter"/>
-    <w:link w:val="Ttulo2"/>
+  <w:style w:type="character" w:customStyle="1" w:styleId="Heading2Char">
+    <w:name w:val="Heading 2 Char"/>
+    <w:basedOn w:val="DefaultParagraphFont"/>
+    <w:link w:val="Heading2"/>
     <w:uiPriority w:val="9"/>
     <w:rsid w:val="00FC693F"/>
     <w:rPr>
@@ -8309,10 +8518,10 @@
       <w:szCs w:val="26"/>
     </w:rPr>
   </w:style>
-  <w:style w:type="character" w:customStyle="1" w:styleId="Ttulo3Car">
-    <w:name w:val="Título 3 Car"/>
-    <w:basedOn w:val="Fuentedeprrafopredeter"/>
-    <w:link w:val="Ttulo3"/>
+  <w:style w:type="character" w:customStyle="1" w:styleId="Heading3Char">
+    <w:name w:val="Heading 3 Char"/>
+    <w:basedOn w:val="DefaultParagraphFont"/>
+    <w:link w:val="Heading3"/>
     <w:uiPriority w:val="9"/>
     <w:rsid w:val="00FC693F"/>
     <w:rPr>
@@ -8322,11 +8531,11 @@
       <w:color w:val="4F81BD" w:themeColor="accent1"/>
     </w:rPr>
   </w:style>
-  <w:style w:type="paragraph" w:styleId="Ttulo">
+  <w:style w:type="paragraph" w:styleId="Title">
     <w:name w:val="Title"/>
     <w:basedOn w:val="Normal"/>
     <w:next w:val="Normal"/>
-    <w:link w:val="TtuloCar"/>
+    <w:link w:val="TitleChar"/>
     <w:uiPriority w:val="10"/>
     <w:qFormat/>
     <w:rsid w:val="00FC693F"/>
@@ -8346,10 +8555,10 @@
       <w:szCs w:val="52"/>
     </w:rPr>
   </w:style>
-  <w:style w:type="character" w:customStyle="1" w:styleId="TtuloCar">
-    <w:name w:val="Título Car"/>
-    <w:basedOn w:val="Fuentedeprrafopredeter"/>
-    <w:link w:val="Ttulo"/>
+  <w:style w:type="character" w:customStyle="1" w:styleId="TitleChar">
+    <w:name w:val="Title Char"/>
+    <w:basedOn w:val="DefaultParagraphFont"/>
+    <w:link w:val="Title"/>
     <w:uiPriority w:val="10"/>
     <w:rsid w:val="00FC693F"/>
     <w:rPr>
@@ -8361,11 +8570,11 @@
       <w:szCs w:val="52"/>
     </w:rPr>
   </w:style>
-  <w:style w:type="paragraph" w:styleId="Subttulo">
+  <w:style w:type="paragraph" w:styleId="Subtitle">
     <w:name w:val="Subtitle"/>
     <w:basedOn w:val="Normal"/>
     <w:next w:val="Normal"/>
-    <w:link w:val="SubttuloCar"/>
+    <w:link w:val="SubtitleChar"/>
     <w:uiPriority w:val="11"/>
     <w:qFormat/>
     <w:rsid w:val="00FC693F"/>
@@ -8384,10 +8593,10 @@
       <w:szCs w:val="24"/>
     </w:rPr>
   </w:style>
-  <w:style w:type="character" w:customStyle="1" w:styleId="SubttuloCar">
-    <w:name w:val="Subtítulo Car"/>
-    <w:basedOn w:val="Fuentedeprrafopredeter"/>
-    <w:link w:val="Subttulo"/>
+  <w:style w:type="character" w:customStyle="1" w:styleId="SubtitleChar">
+    <w:name w:val="Subtitle Char"/>
+    <w:basedOn w:val="DefaultParagraphFont"/>
+    <w:link w:val="Subtitle"/>
     <w:uiPriority w:val="11"/>
     <w:rsid w:val="00FC693F"/>
     <w:rPr>
@@ -8400,7 +8609,7 @@
       <w:szCs w:val="24"/>
     </w:rPr>
   </w:style>
-  <w:style w:type="paragraph" w:styleId="Prrafodelista">
+  <w:style w:type="paragraph" w:styleId="ListParagraph">
     <w:name w:val="List Paragraph"/>
     <w:basedOn w:val="Normal"/>
     <w:uiPriority w:val="34"/>
@@ -8411,10 +8620,10 @@
       <w:contextualSpacing/>
     </w:pPr>
   </w:style>
-  <w:style w:type="paragraph" w:styleId="Textoindependiente">
+  <w:style w:type="paragraph" w:styleId="BodyText">
     <w:name w:val="Body Text"/>
     <w:basedOn w:val="Normal"/>
-    <w:link w:val="TextoindependienteCar"/>
+    <w:link w:val="BodyTextChar"/>
     <w:uiPriority w:val="99"/>
     <w:unhideWhenUsed/>
     <w:rsid w:val="00AA1D8D"/>
@@ -8422,17 +8631,17 @@
       <w:spacing w:after="120"/>
     </w:pPr>
   </w:style>
-  <w:style w:type="character" w:customStyle="1" w:styleId="TextoindependienteCar">
-    <w:name w:val="Texto independiente Car"/>
-    <w:basedOn w:val="Fuentedeprrafopredeter"/>
-    <w:link w:val="Textoindependiente"/>
+  <w:style w:type="character" w:customStyle="1" w:styleId="BodyTextChar">
+    <w:name w:val="Body Text Char"/>
+    <w:basedOn w:val="DefaultParagraphFont"/>
+    <w:link w:val="BodyText"/>
     <w:uiPriority w:val="99"/>
     <w:rsid w:val="00AA1D8D"/>
   </w:style>
-  <w:style w:type="paragraph" w:styleId="Textoindependiente2">
+  <w:style w:type="paragraph" w:styleId="BodyText2">
     <w:name w:val="Body Text 2"/>
     <w:basedOn w:val="Normal"/>
-    <w:link w:val="Textoindependiente2Car"/>
+    <w:link w:val="BodyText2Char"/>
     <w:uiPriority w:val="99"/>
     <w:unhideWhenUsed/>
     <w:rsid w:val="00AA1D8D"/>
@@ -8440,17 +8649,17 @@
       <w:spacing w:after="120" w:line="480" w:lineRule="auto"/>
     </w:pPr>
   </w:style>
-  <w:style w:type="character" w:customStyle="1" w:styleId="Textoindependiente2Car">
-    <w:name w:val="Texto independiente 2 Car"/>
-    <w:basedOn w:val="Fuentedeprrafopredeter"/>
-    <w:link w:val="Textoindependiente2"/>
+  <w:style w:type="character" w:customStyle="1" w:styleId="BodyText2Char">
+    <w:name w:val="Body Text 2 Char"/>
+    <w:basedOn w:val="DefaultParagraphFont"/>
+    <w:link w:val="BodyText2"/>
     <w:uiPriority w:val="99"/>
     <w:rsid w:val="00AA1D8D"/>
   </w:style>
-  <w:style w:type="paragraph" w:styleId="Textoindependiente3">
+  <w:style w:type="paragraph" w:styleId="BodyText3">
     <w:name w:val="Body Text 3"/>
     <w:basedOn w:val="Normal"/>
-    <w:link w:val="Textoindependiente3Car"/>
+    <w:link w:val="BodyText3Char"/>
     <w:uiPriority w:val="99"/>
     <w:unhideWhenUsed/>
     <w:rsid w:val="00AA1D8D"/>
@@ -8462,10 +8671,10 @@
       <w:szCs w:val="16"/>
     </w:rPr>
   </w:style>
-  <w:style w:type="character" w:customStyle="1" w:styleId="Textoindependiente3Car">
-    <w:name w:val="Texto independiente 3 Car"/>
-    <w:basedOn w:val="Fuentedeprrafopredeter"/>
-    <w:link w:val="Textoindependiente3"/>
+  <w:style w:type="character" w:customStyle="1" w:styleId="BodyText3Char">
+    <w:name w:val="Body Text 3 Char"/>
+    <w:basedOn w:val="DefaultParagraphFont"/>
+    <w:link w:val="BodyText3"/>
     <w:uiPriority w:val="99"/>
     <w:rsid w:val="00AA1D8D"/>
     <w:rPr>
@@ -8473,7 +8682,7 @@
       <w:szCs w:val="16"/>
     </w:rPr>
   </w:style>
-  <w:style w:type="paragraph" w:styleId="Lista">
+  <w:style w:type="paragraph" w:styleId="List">
     <w:name w:val="List"/>
     <w:basedOn w:val="Normal"/>
     <w:uiPriority w:val="99"/>
@@ -8484,7 +8693,7 @@
       <w:contextualSpacing/>
     </w:pPr>
   </w:style>
-  <w:style w:type="paragraph" w:styleId="Lista2">
+  <w:style w:type="paragraph" w:styleId="List2">
     <w:name w:val="List 2"/>
     <w:basedOn w:val="Normal"/>
     <w:uiPriority w:val="99"/>
@@ -8495,7 +8704,7 @@
       <w:contextualSpacing/>
     </w:pPr>
   </w:style>
-  <w:style w:type="paragraph" w:styleId="Lista3">
+  <w:style w:type="paragraph" w:styleId="List3">
     <w:name w:val="List 3"/>
     <w:basedOn w:val="Normal"/>
     <w:uiPriority w:val="99"/>
@@ -8506,7 +8715,7 @@
       <w:contextualSpacing/>
     </w:pPr>
   </w:style>
-  <w:style w:type="paragraph" w:styleId="Listaconvietas">
+  <w:style w:type="paragraph" w:styleId="ListBullet">
     <w:name w:val="List Bullet"/>
     <w:basedOn w:val="Normal"/>
     <w:uiPriority w:val="99"/>
@@ -8519,7 +8728,7 @@
       <w:contextualSpacing/>
     </w:pPr>
   </w:style>
-  <w:style w:type="paragraph" w:styleId="Listaconvietas2">
+  <w:style w:type="paragraph" w:styleId="ListBullet2">
     <w:name w:val="List Bullet 2"/>
     <w:basedOn w:val="Normal"/>
     <w:uiPriority w:val="99"/>
@@ -8532,7 +8741,7 @@
       <w:contextualSpacing/>
     </w:pPr>
   </w:style>
-  <w:style w:type="paragraph" w:styleId="Listaconvietas3">
+  <w:style w:type="paragraph" w:styleId="ListBullet3">
     <w:name w:val="List Bullet 3"/>
     <w:basedOn w:val="Normal"/>
     <w:uiPriority w:val="99"/>
@@ -8545,7 +8754,7 @@
       <w:contextualSpacing/>
     </w:pPr>
   </w:style>
-  <w:style w:type="paragraph" w:styleId="Listaconnmeros">
+  <w:style w:type="paragraph" w:styleId="ListNumber">
     <w:name w:val="List Number"/>
     <w:basedOn w:val="Normal"/>
     <w:uiPriority w:val="99"/>
@@ -8558,7 +8767,7 @@
       <w:contextualSpacing/>
     </w:pPr>
   </w:style>
-  <w:style w:type="paragraph" w:styleId="Listaconnmeros2">
+  <w:style w:type="paragraph" w:styleId="ListNumber2">
     <w:name w:val="List Number 2"/>
     <w:basedOn w:val="Normal"/>
     <w:uiPriority w:val="99"/>
@@ -8571,7 +8780,7 @@
       <w:contextualSpacing/>
     </w:pPr>
   </w:style>
-  <w:style w:type="paragraph" w:styleId="Listaconnmeros3">
+  <w:style w:type="paragraph" w:styleId="ListNumber3">
     <w:name w:val="List Number 3"/>
     <w:basedOn w:val="Normal"/>
     <w:uiPriority w:val="99"/>
@@ -8584,7 +8793,7 @@
       <w:contextualSpacing/>
     </w:pPr>
   </w:style>
-  <w:style w:type="paragraph" w:styleId="Continuarlista">
+  <w:style w:type="paragraph" w:styleId="ListContinue">
     <w:name w:val="List Continue"/>
     <w:basedOn w:val="Normal"/>
     <w:uiPriority w:val="99"/>
@@ -8596,7 +8805,7 @@
       <w:contextualSpacing/>
     </w:pPr>
   </w:style>
-  <w:style w:type="paragraph" w:styleId="Continuarlista2">
+  <w:style w:type="paragraph" w:styleId="ListContinue2">
     <w:name w:val="List Continue 2"/>
     <w:basedOn w:val="Normal"/>
     <w:uiPriority w:val="99"/>
@@ -8608,7 +8817,7 @@
       <w:contextualSpacing/>
     </w:pPr>
   </w:style>
-  <w:style w:type="paragraph" w:styleId="Continuarlista3">
+  <w:style w:type="paragraph" w:styleId="ListContinue3">
     <w:name w:val="List Continue 3"/>
     <w:basedOn w:val="Normal"/>
     <w:uiPriority w:val="99"/>
@@ -8620,9 +8829,9 @@
       <w:contextualSpacing/>
     </w:pPr>
   </w:style>
-  <w:style w:type="paragraph" w:styleId="Textomacro">
+  <w:style w:type="paragraph" w:styleId="MacroText">
     <w:name w:val="macro"/>
-    <w:link w:val="TextomacroCar"/>
+    <w:link w:val="MacroTextChar"/>
     <w:uiPriority w:val="99"/>
     <w:unhideWhenUsed/>
     <w:rsid w:val="0029639D"/>
@@ -8643,10 +8852,10 @@
       <w:szCs w:val="20"/>
     </w:rPr>
   </w:style>
-  <w:style w:type="character" w:customStyle="1" w:styleId="TextomacroCar">
-    <w:name w:val="Texto macro Car"/>
-    <w:basedOn w:val="Fuentedeprrafopredeter"/>
-    <w:link w:val="Textomacro"/>
+  <w:style w:type="character" w:customStyle="1" w:styleId="MacroTextChar">
+    <w:name w:val="Macro Text Char"/>
+    <w:basedOn w:val="DefaultParagraphFont"/>
+    <w:link w:val="MacroText"/>
     <w:uiPriority w:val="99"/>
     <w:rsid w:val="0029639D"/>
     <w:rPr>
@@ -8655,11 +8864,11 @@
       <w:szCs w:val="20"/>
     </w:rPr>
   </w:style>
-  <w:style w:type="paragraph" w:styleId="Cita">
+  <w:style w:type="paragraph" w:styleId="Quote">
     <w:name w:val="Quote"/>
     <w:basedOn w:val="Normal"/>
     <w:next w:val="Normal"/>
-    <w:link w:val="CitaCar"/>
+    <w:link w:val="QuoteChar"/>
     <w:uiPriority w:val="29"/>
     <w:qFormat/>
     <w:rsid w:val="00FC693F"/>
@@ -8669,10 +8878,10 @@
       <w:color w:val="000000" w:themeColor="text1"/>
     </w:rPr>
   </w:style>
-  <w:style w:type="character" w:customStyle="1" w:styleId="CitaCar">
-    <w:name w:val="Cita Car"/>
-    <w:basedOn w:val="Fuentedeprrafopredeter"/>
-    <w:link w:val="Cita"/>
+  <w:style w:type="character" w:customStyle="1" w:styleId="QuoteChar">
+    <w:name w:val="Quote Char"/>
+    <w:basedOn w:val="DefaultParagraphFont"/>
+    <w:link w:val="Quote"/>
     <w:uiPriority w:val="29"/>
     <w:rsid w:val="00FC693F"/>
     <w:rPr>
@@ -8681,10 +8890,10 @@
       <w:color w:val="000000" w:themeColor="text1"/>
     </w:rPr>
   </w:style>
-  <w:style w:type="character" w:customStyle="1" w:styleId="Ttulo4Car">
-    <w:name w:val="Título 4 Car"/>
-    <w:basedOn w:val="Fuentedeprrafopredeter"/>
-    <w:link w:val="Ttulo4"/>
+  <w:style w:type="character" w:customStyle="1" w:styleId="Heading4Char">
+    <w:name w:val="Heading 4 Char"/>
+    <w:basedOn w:val="DefaultParagraphFont"/>
+    <w:link w:val="Heading4"/>
     <w:uiPriority w:val="9"/>
     <w:semiHidden/>
     <w:rsid w:val="00FC693F"/>
@@ -8697,10 +8906,10 @@
       <w:color w:val="4F81BD" w:themeColor="accent1"/>
     </w:rPr>
   </w:style>
-  <w:style w:type="character" w:customStyle="1" w:styleId="Ttulo5Car">
-    <w:name w:val="Título 5 Car"/>
-    <w:basedOn w:val="Fuentedeprrafopredeter"/>
-    <w:link w:val="Ttulo5"/>
+  <w:style w:type="character" w:customStyle="1" w:styleId="Heading5Char">
+    <w:name w:val="Heading 5 Char"/>
+    <w:basedOn w:val="DefaultParagraphFont"/>
+    <w:link w:val="Heading5"/>
     <w:uiPriority w:val="9"/>
     <w:semiHidden/>
     <w:rsid w:val="00FC693F"/>
@@ -8709,10 +8918,10 @@
       <w:color w:val="243F60" w:themeColor="accent1" w:themeShade="7F"/>
     </w:rPr>
   </w:style>
-  <w:style w:type="character" w:customStyle="1" w:styleId="Ttulo6Car">
-    <w:name w:val="Título 6 Car"/>
-    <w:basedOn w:val="Fuentedeprrafopredeter"/>
-    <w:link w:val="Ttulo6"/>
+  <w:style w:type="character" w:customStyle="1" w:styleId="Heading6Char">
+    <w:name w:val="Heading 6 Char"/>
+    <w:basedOn w:val="DefaultParagraphFont"/>
+    <w:link w:val="Heading6"/>
     <w:uiPriority w:val="9"/>
     <w:semiHidden/>
     <w:rsid w:val="00FC693F"/>
@@ -8723,10 +8932,10 @@
       <w:color w:val="243F60" w:themeColor="accent1" w:themeShade="7F"/>
     </w:rPr>
   </w:style>
-  <w:style w:type="character" w:customStyle="1" w:styleId="Ttulo7Car">
-    <w:name w:val="Título 7 Car"/>
-    <w:basedOn w:val="Fuentedeprrafopredeter"/>
-    <w:link w:val="Ttulo7"/>
+  <w:style w:type="character" w:customStyle="1" w:styleId="Heading7Char">
+    <w:name w:val="Heading 7 Char"/>
+    <w:basedOn w:val="DefaultParagraphFont"/>
+    <w:link w:val="Heading7"/>
     <w:uiPriority w:val="9"/>
     <w:semiHidden/>
     <w:rsid w:val="00FC693F"/>
@@ -8737,10 +8946,10 @@
       <w:color w:val="404040" w:themeColor="text1" w:themeTint="BF"/>
     </w:rPr>
   </w:style>
-  <w:style w:type="character" w:customStyle="1" w:styleId="Ttulo8Car">
-    <w:name w:val="Título 8 Car"/>
-    <w:basedOn w:val="Fuentedeprrafopredeter"/>
-    <w:link w:val="Ttulo8"/>
+  <w:style w:type="character" w:customStyle="1" w:styleId="Heading8Char">
+    <w:name w:val="Heading 8 Char"/>
+    <w:basedOn w:val="DefaultParagraphFont"/>
+    <w:link w:val="Heading8"/>
     <w:uiPriority w:val="9"/>
     <w:semiHidden/>
     <w:rsid w:val="00FC693F"/>
@@ -8751,10 +8960,10 @@
       <w:szCs w:val="20"/>
     </w:rPr>
   </w:style>
-  <w:style w:type="character" w:customStyle="1" w:styleId="Ttulo9Car">
-    <w:name w:val="Título 9 Car"/>
-    <w:basedOn w:val="Fuentedeprrafopredeter"/>
-    <w:link w:val="Ttulo9"/>
+  <w:style w:type="character" w:customStyle="1" w:styleId="Heading9Char">
+    <w:name w:val="Heading 9 Char"/>
+    <w:basedOn w:val="DefaultParagraphFont"/>
+    <w:link w:val="Heading9"/>
     <w:uiPriority w:val="9"/>
     <w:semiHidden/>
     <w:rsid w:val="00FC693F"/>
@@ -8767,7 +8976,7 @@
       <w:szCs w:val="20"/>
     </w:rPr>
   </w:style>
-  <w:style w:type="paragraph" w:styleId="Descripcin">
+  <w:style w:type="paragraph" w:styleId="Caption">
     <w:name w:val="caption"/>
     <w:basedOn w:val="Normal"/>
     <w:next w:val="Normal"/>
@@ -8787,9 +8996,9 @@
       <w:szCs w:val="18"/>
     </w:rPr>
   </w:style>
-  <w:style w:type="character" w:styleId="Fuerte">
+  <w:style w:type="character" w:styleId="Strong">
     <w:name w:val="Strong"/>
-    <w:basedOn w:val="Fuentedeprrafopredeter"/>
+    <w:basedOn w:val="DefaultParagraphFont"/>
     <w:uiPriority w:val="22"/>
     <w:qFormat/>
     <w:rsid w:val="00FC693F"/>
@@ -8798,9 +9007,9 @@
       <w:bCs/>
     </w:rPr>
   </w:style>
-  <w:style w:type="character" w:styleId="nfasis">
+  <w:style w:type="character" w:styleId="Emphasis">
     <w:name w:val="Emphasis"/>
-    <w:basedOn w:val="Fuentedeprrafopredeter"/>
+    <w:basedOn w:val="DefaultParagraphFont"/>
     <w:uiPriority w:val="20"/>
     <w:qFormat/>
     <w:rsid w:val="00FC693F"/>
@@ -8809,11 +9018,11 @@
       <w:iCs/>
     </w:rPr>
   </w:style>
-  <w:style w:type="paragraph" w:styleId="Citadestacada">
+  <w:style w:type="paragraph" w:styleId="IntenseQuote">
     <w:name w:val="Intense Quote"/>
     <w:basedOn w:val="Normal"/>
     <w:next w:val="Normal"/>
-    <w:link w:val="CitadestacadaCar"/>
+    <w:link w:val="IntenseQuoteChar"/>
     <w:uiPriority w:val="30"/>
     <w:qFormat/>
     <w:rsid w:val="00FC693F"/>
@@ -8832,10 +9041,10 @@
       <w:color w:val="4F81BD" w:themeColor="accent1"/>
     </w:rPr>
   </w:style>
-  <w:style w:type="character" w:customStyle="1" w:styleId="CitadestacadaCar">
-    <w:name w:val="Cita destacada Car"/>
-    <w:basedOn w:val="Fuentedeprrafopredeter"/>
-    <w:link w:val="Citadestacada"/>
+  <w:style w:type="character" w:customStyle="1" w:styleId="IntenseQuoteChar">
+    <w:name w:val="Intense Quote Char"/>
+    <w:basedOn w:val="DefaultParagraphFont"/>
+    <w:link w:val="IntenseQuote"/>
     <w:uiPriority w:val="30"/>
     <w:rsid w:val="00FC693F"/>
     <w:rPr>
@@ -8846,9 +9055,9 @@
       <w:color w:val="4F81BD" w:themeColor="accent1"/>
     </w:rPr>
   </w:style>
-  <w:style w:type="character" w:styleId="nfasissutil">
+  <w:style w:type="character" w:styleId="SubtleEmphasis">
     <w:name w:val="Subtle Emphasis"/>
-    <w:basedOn w:val="Fuentedeprrafopredeter"/>
+    <w:basedOn w:val="DefaultParagraphFont"/>
     <w:uiPriority w:val="19"/>
     <w:qFormat/>
     <w:rsid w:val="00FC693F"/>
@@ -8858,9 +9067,9 @@
       <w:color w:val="808080" w:themeColor="text1" w:themeTint="7F"/>
     </w:rPr>
   </w:style>
-  <w:style w:type="character" w:styleId="nfasisintenso">
+  <w:style w:type="character" w:styleId="IntenseEmphasis">
     <w:name w:val="Intense Emphasis"/>
-    <w:basedOn w:val="Fuentedeprrafopredeter"/>
+    <w:basedOn w:val="DefaultParagraphFont"/>
     <w:uiPriority w:val="21"/>
     <w:qFormat/>
     <w:rsid w:val="00FC693F"/>
@@ -8872,9 +9081,9 @@
       <w:color w:val="4F81BD" w:themeColor="accent1"/>
     </w:rPr>
   </w:style>
-  <w:style w:type="character" w:styleId="Referenciasutil">
+  <w:style w:type="character" w:styleId="SubtleReference">
     <w:name w:val="Subtle Reference"/>
-    <w:basedOn w:val="Fuentedeprrafopredeter"/>
+    <w:basedOn w:val="DefaultParagraphFont"/>
     <w:uiPriority w:val="31"/>
     <w:qFormat/>
     <w:rsid w:val="00FC693F"/>
@@ -8884,9 +9093,9 @@
       <w:u w:val="single"/>
     </w:rPr>
   </w:style>
-  <w:style w:type="character" w:styleId="Referenciaintensa">
+  <w:style w:type="character" w:styleId="IntenseReference">
     <w:name w:val="Intense Reference"/>
-    <w:basedOn w:val="Fuentedeprrafopredeter"/>
+    <w:basedOn w:val="DefaultParagraphFont"/>
     <w:uiPriority w:val="32"/>
     <w:qFormat/>
     <w:rsid w:val="00FC693F"/>
@@ -8899,9 +9108,9 @@
       <w:u w:val="single"/>
     </w:rPr>
   </w:style>
-  <w:style w:type="character" w:styleId="Ttulodellibro">
+  <w:style w:type="character" w:styleId="BookTitle">
     <w:name w:val="Book Title"/>
-    <w:basedOn w:val="Fuentedeprrafopredeter"/>
+    <w:basedOn w:val="DefaultParagraphFont"/>
     <w:uiPriority w:val="33"/>
     <w:qFormat/>
     <w:rsid w:val="00FC693F"/>
@@ -8912,9 +9121,9 @@
       <w:spacing w:val="5"/>
     </w:rPr>
   </w:style>
-  <w:style w:type="paragraph" w:styleId="TtuloTDC">
+  <w:style w:type="paragraph" w:styleId="TOCHeading">
     <w:name w:val="TOC Heading"/>
-    <w:basedOn w:val="Ttulo1"/>
+    <w:basedOn w:val="Heading1"/>
     <w:next w:val="Normal"/>
     <w:uiPriority w:val="39"/>
     <w:semiHidden/>
@@ -8925,9 +9134,9 @@
       <w:outlineLvl w:val="9"/>
     </w:pPr>
   </w:style>
-  <w:style w:type="table" w:styleId="Tablaconcuadrcula">
+  <w:style w:type="table" w:styleId="TableGrid">
     <w:name w:val="Table Grid"/>
-    <w:basedOn w:val="Tablanormal"/>
+    <w:basedOn w:val="TableNormal"/>
     <w:uiPriority w:val="59"/>
     <w:rsid w:val="00FC693F"/>
     <w:pPr>
@@ -8944,9 +9153,9 @@
       </w:tblBorders>
     </w:tblPr>
   </w:style>
-  <w:style w:type="table" w:styleId="Sombreadoclaro">
+  <w:style w:type="table" w:styleId="LightShading">
     <w:name w:val="Light Shading"/>
-    <w:basedOn w:val="Tablanormal"/>
+    <w:basedOn w:val="TableNormal"/>
     <w:uiPriority w:val="60"/>
     <w:rsid w:val="00FC693F"/>
     <w:pPr>
@@ -9040,9 +9249,9 @@
       </w:tcPr>
     </w:tblStylePr>
   </w:style>
-  <w:style w:type="table" w:styleId="Sombreadoclaro-nfasis1">
+  <w:style w:type="table" w:styleId="LightShading-Accent1">
     <w:name w:val="Light Shading Accent 1"/>
-    <w:basedOn w:val="Tablanormal"/>
+    <w:basedOn w:val="TableNormal"/>
     <w:uiPriority w:val="60"/>
     <w:rsid w:val="00FC693F"/>
     <w:pPr>
@@ -9136,9 +9345,9 @@
       </w:tcPr>
     </w:tblStylePr>
   </w:style>
-  <w:style w:type="table" w:styleId="Sombreadoclaro-nfasis2">
+  <w:style w:type="table" w:styleId="LightShading-Accent2">
     <w:name w:val="Light Shading Accent 2"/>
-    <w:basedOn w:val="Tablanormal"/>
+    <w:basedOn w:val="TableNormal"/>
     <w:uiPriority w:val="60"/>
     <w:rsid w:val="00FC693F"/>
     <w:pPr>
@@ -9232,9 +9441,9 @@
       </w:tcPr>
     </w:tblStylePr>
   </w:style>
-  <w:style w:type="table" w:styleId="Sombreadoclaro-nfasis3">
+  <w:style w:type="table" w:styleId="LightShading-Accent3">
     <w:name w:val="Light Shading Accent 3"/>
-    <w:basedOn w:val="Tablanormal"/>
+    <w:basedOn w:val="TableNormal"/>
     <w:uiPriority w:val="60"/>
     <w:rsid w:val="00FC693F"/>
     <w:pPr>
@@ -9328,9 +9537,9 @@
       </w:tcPr>
     </w:tblStylePr>
   </w:style>
-  <w:style w:type="table" w:styleId="Sombreadoclaro-nfasis4">
+  <w:style w:type="table" w:styleId="LightShading-Accent4">
     <w:name w:val="Light Shading Accent 4"/>
-    <w:basedOn w:val="Tablanormal"/>
+    <w:basedOn w:val="TableNormal"/>
     <w:uiPriority w:val="60"/>
     <w:rsid w:val="00FC693F"/>
     <w:pPr>
@@ -9424,9 +9633,9 @@
       </w:tcPr>
     </w:tblStylePr>
   </w:style>
-  <w:style w:type="table" w:styleId="Sombreadoclaro-nfasis5">
+  <w:style w:type="table" w:styleId="LightShading-Accent5">
     <w:name w:val="Light Shading Accent 5"/>
-    <w:basedOn w:val="Tablanormal"/>
+    <w:basedOn w:val="TableNormal"/>
     <w:uiPriority w:val="60"/>
     <w:rsid w:val="00FC693F"/>
     <w:pPr>
@@ -9520,9 +9729,9 @@
       </w:tcPr>
     </w:tblStylePr>
   </w:style>
-  <w:style w:type="table" w:styleId="Sombreadoclaro-nfasis6">
+  <w:style w:type="table" w:styleId="LightShading-Accent6">
     <w:name w:val="Light Shading Accent 6"/>
-    <w:basedOn w:val="Tablanormal"/>
+    <w:basedOn w:val="TableNormal"/>
     <w:uiPriority w:val="60"/>
     <w:rsid w:val="00FC693F"/>
     <w:pPr>
@@ -9616,9 +9825,9 @@
       </w:tcPr>
     </w:tblStylePr>
   </w:style>
-  <w:style w:type="table" w:styleId="Listaclara">
+  <w:style w:type="table" w:styleId="LightList">
     <w:name w:val="Light List"/>
-    <w:basedOn w:val="Tablanormal"/>
+    <w:basedOn w:val="TableNormal"/>
     <w:uiPriority w:val="61"/>
     <w:rsid w:val="00FC693F"/>
     <w:pPr>
@@ -9701,9 +9910,9 @@
       </w:tcPr>
     </w:tblStylePr>
   </w:style>
-  <w:style w:type="table" w:styleId="Listaclara-nfasis1">
+  <w:style w:type="table" w:styleId="LightList-Accent1">
     <w:name w:val="Light List Accent 1"/>
-    <w:basedOn w:val="Tablanormal"/>
+    <w:basedOn w:val="TableNormal"/>
     <w:uiPriority w:val="61"/>
     <w:rsid w:val="00FC693F"/>
     <w:pPr>
@@ -9786,9 +9995,9 @@
       </w:tcPr>
     </w:tblStylePr>
   </w:style>
-  <w:style w:type="table" w:styleId="Listaclara-nfasis2">
+  <w:style w:type="table" w:styleId="LightList-Accent2">
     <w:name w:val="Light List Accent 2"/>
-    <w:basedOn w:val="Tablanormal"/>
+    <w:basedOn w:val="TableNormal"/>
     <w:uiPriority w:val="61"/>
     <w:rsid w:val="00CB0664"/>
     <w:pPr>
@@ -9871,9 +10080,9 @@
       </w:tcPr>
     </w:tblStylePr>
   </w:style>
-  <w:style w:type="table" w:styleId="Listaclara-nfasis3">
+  <w:style w:type="table" w:styleId="LightList-Accent3">
     <w:name w:val="Light List Accent 3"/>
-    <w:basedOn w:val="Tablanormal"/>
+    <w:basedOn w:val="TableNormal"/>
     <w:uiPriority w:val="61"/>
     <w:rsid w:val="00CB0664"/>
     <w:pPr>
@@ -9956,9 +10165,9 @@
       </w:tcPr>
     </w:tblStylePr>
   </w:style>
-  <w:style w:type="table" w:styleId="Listaclara-nfasis4">
+  <w:style w:type="table" w:styleId="LightList-Accent4">
     <w:name w:val="Light List Accent 4"/>
-    <w:basedOn w:val="Tablanormal"/>
+    <w:basedOn w:val="TableNormal"/>
     <w:uiPriority w:val="61"/>
     <w:rsid w:val="00CB0664"/>
     <w:pPr>
@@ -10041,9 +10250,9 @@
       </w:tcPr>
     </w:tblStylePr>
   </w:style>
-  <w:style w:type="table" w:styleId="Listaclara-nfasis5">
+  <w:style w:type="table" w:styleId="LightList-Accent5">
     <w:name w:val="Light List Accent 5"/>
-    <w:basedOn w:val="Tablanormal"/>
+    <w:basedOn w:val="TableNormal"/>
     <w:uiPriority w:val="61"/>
     <w:rsid w:val="00CB0664"/>
     <w:pPr>
@@ -10126,9 +10335,9 @@
       </w:tcPr>
     </w:tblStylePr>
   </w:style>
-  <w:style w:type="table" w:styleId="Listaclara-nfasis6">
+  <w:style w:type="table" w:styleId="LightList-Accent6">
     <w:name w:val="Light List Accent 6"/>
-    <w:basedOn w:val="Tablanormal"/>
+    <w:basedOn w:val="TableNormal"/>
     <w:uiPriority w:val="61"/>
     <w:rsid w:val="00CB0664"/>
     <w:pPr>
@@ -10211,9 +10420,9 @@
       </w:tcPr>
     </w:tblStylePr>
   </w:style>
-  <w:style w:type="table" w:styleId="Cuadrculaclara">
+  <w:style w:type="table" w:styleId="LightGrid">
     <w:name w:val="Light Grid"/>
-    <w:basedOn w:val="Tablanormal"/>
+    <w:basedOn w:val="TableNormal"/>
     <w:uiPriority w:val="62"/>
     <w:rsid w:val="00CB0664"/>
     <w:pPr>
@@ -10334,9 +10543,9 @@
       </w:tcPr>
     </w:tblStylePr>
   </w:style>
-  <w:style w:type="table" w:styleId="Cuadrculaclara-nfasis1">
+  <w:style w:type="table" w:styleId="LightGrid-Accent1">
     <w:name w:val="Light Grid Accent 1"/>
-    <w:basedOn w:val="Tablanormal"/>
+    <w:basedOn w:val="TableNormal"/>
     <w:uiPriority w:val="62"/>
     <w:rsid w:val="00CB0664"/>
     <w:pPr>
@@ -10457,9 +10666,9 @@
       </w:tcPr>
     </w:tblStylePr>
   </w:style>
-  <w:style w:type="table" w:styleId="Cuadrculaclara-nfasis2">
+  <w:style w:type="table" w:styleId="LightGrid-Accent2">
     <w:name w:val="Light Grid Accent 2"/>
-    <w:basedOn w:val="Tablanormal"/>
+    <w:basedOn w:val="TableNormal"/>
     <w:uiPriority w:val="62"/>
     <w:rsid w:val="00CB0664"/>
     <w:pPr>
@@ -10580,9 +10789,9 @@
       </w:tcPr>
     </w:tblStylePr>
   </w:style>
-  <w:style w:type="table" w:styleId="Cuadrculaclara-nfasis3">
+  <w:style w:type="table" w:styleId="LightGrid-Accent3">
     <w:name w:val="Light Grid Accent 3"/>
-    <w:basedOn w:val="Tablanormal"/>
+    <w:basedOn w:val="TableNormal"/>
     <w:uiPriority w:val="62"/>
     <w:rsid w:val="00CB0664"/>
     <w:pPr>
@@ -10703,9 +10912,9 @@
       </w:tcPr>
     </w:tblStylePr>
   </w:style>
-  <w:style w:type="table" w:styleId="Cuadrculaclara-nfasis4">
+  <w:style w:type="table" w:styleId="LightGrid-Accent4">
     <w:name w:val="Light Grid Accent 4"/>
-    <w:basedOn w:val="Tablanormal"/>
+    <w:basedOn w:val="TableNormal"/>
     <w:uiPriority w:val="62"/>
     <w:rsid w:val="00CB0664"/>
     <w:pPr>
@@ -10826,9 +11035,9 @@
       </w:tcPr>
     </w:tblStylePr>
   </w:style>
-  <w:style w:type="table" w:styleId="Cuadrculaclara-nfasis5">
+  <w:style w:type="table" w:styleId="LightGrid-Accent5">
     <w:name w:val="Light Grid Accent 5"/>
-    <w:basedOn w:val="Tablanormal"/>
+    <w:basedOn w:val="TableNormal"/>
     <w:uiPriority w:val="62"/>
     <w:rsid w:val="00CB0664"/>
     <w:pPr>
@@ -10949,9 +11158,9 @@
       </w:tcPr>
     </w:tblStylePr>
   </w:style>
-  <w:style w:type="table" w:styleId="Cuadrculaclara-nfasis6">
+  <w:style w:type="table" w:styleId="LightGrid-Accent6">
     <w:name w:val="Light Grid Accent 6"/>
-    <w:basedOn w:val="Tablanormal"/>
+    <w:basedOn w:val="TableNormal"/>
     <w:uiPriority w:val="62"/>
     <w:rsid w:val="00CB0664"/>
     <w:pPr>
@@ -11072,9 +11281,9 @@
       </w:tcPr>
     </w:tblStylePr>
   </w:style>
-  <w:style w:type="table" w:styleId="Sombreadomedio1">
+  <w:style w:type="table" w:styleId="MediumShading1">
     <w:name w:val="Medium Shading 1"/>
-    <w:basedOn w:val="Tablanormal"/>
+    <w:basedOn w:val="TableNormal"/>
     <w:uiPriority w:val="63"/>
     <w:rsid w:val="00CB0664"/>
     <w:pPr>
@@ -11171,9 +11380,9 @@
       </w:tcPr>
     </w:tblStylePr>
   </w:style>
-  <w:style w:type="table" w:styleId="Sombreadomedio1-nfasis1">
+  <w:style w:type="table" w:styleId="MediumShading1-Accent1">
     <w:name w:val="Medium Shading 1 Accent 1"/>
-    <w:basedOn w:val="Tablanormal"/>
+    <w:basedOn w:val="TableNormal"/>
     <w:uiPriority w:val="63"/>
     <w:rsid w:val="00CB0664"/>
     <w:pPr>
@@ -11270,9 +11479,9 @@
       </w:tcPr>
     </w:tblStylePr>
   </w:style>
-  <w:style w:type="table" w:styleId="Sombreadomedio1-nfasis2">
+  <w:style w:type="table" w:styleId="MediumShading1-Accent2">
     <w:name w:val="Medium Shading 1 Accent 2"/>
-    <w:basedOn w:val="Tablanormal"/>
+    <w:basedOn w:val="TableNormal"/>
     <w:uiPriority w:val="63"/>
     <w:rsid w:val="00CB0664"/>
     <w:pPr>
@@ -11369,9 +11578,9 @@
       </w:tcPr>
     </w:tblStylePr>
   </w:style>
-  <w:style w:type="table" w:styleId="Sombreadomedio1-nfasis3">
+  <w:style w:type="table" w:styleId="MediumShading1-Accent3">
     <w:name w:val="Medium Shading 1 Accent 3"/>
-    <w:basedOn w:val="Tablanormal"/>
+    <w:basedOn w:val="TableNormal"/>
     <w:uiPriority w:val="63"/>
     <w:rsid w:val="00CB0664"/>
     <w:pPr>
@@ -11468,9 +11677,9 @@
       </w:tcPr>
     </w:tblStylePr>
   </w:style>
-  <w:style w:type="table" w:styleId="Sombreadomedio1-nfasis4">
+  <w:style w:type="table" w:styleId="MediumShading1-Accent4">
     <w:name w:val="Medium Shading 1 Accent 4"/>
-    <w:basedOn w:val="Tablanormal"/>
+    <w:basedOn w:val="TableNormal"/>
     <w:uiPriority w:val="63"/>
     <w:rsid w:val="00CB0664"/>
     <w:pPr>
@@ -11567,9 +11776,9 @@
       </w:tcPr>
     </w:tblStylePr>
   </w:style>
-  <w:style w:type="table" w:styleId="Sombreadomedio1-nfasis5">
+  <w:style w:type="table" w:styleId="MediumShading1-Accent5">
     <w:name w:val="Medium Shading 1 Accent 5"/>
-    <w:basedOn w:val="Tablanormal"/>
+    <w:basedOn w:val="TableNormal"/>
     <w:uiPriority w:val="63"/>
     <w:rsid w:val="00CB0664"/>
     <w:pPr>
@@ -11666,9 +11875,9 @@
       </w:tcPr>
     </w:tblStylePr>
   </w:style>
-  <w:style w:type="table" w:styleId="Sombreadomedio1-nfasis6">
+  <w:style w:type="table" w:styleId="MediumShading1-Accent6">
     <w:name w:val="Medium Shading 1 Accent 6"/>
-    <w:basedOn w:val="Tablanormal"/>
+    <w:basedOn w:val="TableNormal"/>
     <w:uiPriority w:val="63"/>
     <w:rsid w:val="00CB0664"/>
     <w:pPr>
@@ -11765,9 +11974,9 @@
       </w:tcPr>
     </w:tblStylePr>
   </w:style>
-  <w:style w:type="table" w:styleId="Sombreadomedio2">
+  <w:style w:type="table" w:styleId="MediumShading2">
     <w:name w:val="Medium Shading 2"/>
-    <w:basedOn w:val="Tablanormal"/>
+    <w:basedOn w:val="TableNormal"/>
     <w:uiPriority w:val="64"/>
     <w:rsid w:val="00CB0664"/>
     <w:pPr>
@@ -11907,9 +12116,9 @@
       </w:tcPr>
     </w:tblStylePr>
   </w:style>
-  <w:style w:type="table" w:styleId="Sombreadomedio2-nfasis1">
+  <w:style w:type="table" w:styleId="MediumShading2-Accent1">
     <w:name w:val="Medium Shading 2 Accent 1"/>
-    <w:basedOn w:val="Tablanormal"/>
+    <w:basedOn w:val="TableNormal"/>
     <w:uiPriority w:val="64"/>
     <w:rsid w:val="00CB0664"/>
     <w:pPr>
@@ -12049,9 +12258,9 @@
       </w:tcPr>
     </w:tblStylePr>
   </w:style>
-  <w:style w:type="table" w:styleId="Sombreadomedio2-nfasis2">
+  <w:style w:type="table" w:styleId="MediumShading2-Accent2">
     <w:name w:val="Medium Shading 2 Accent 2"/>
-    <w:basedOn w:val="Tablanormal"/>
+    <w:basedOn w:val="TableNormal"/>
     <w:uiPriority w:val="64"/>
     <w:rsid w:val="00CB0664"/>
     <w:pPr>
@@ -12191,9 +12400,9 @@
       </w:tcPr>
     </w:tblStylePr>
   </w:style>
-  <w:style w:type="table" w:styleId="Sombreadomedio2-nfasis3">
+  <w:style w:type="table" w:styleId="MediumShading2-Accent3">
     <w:name w:val="Medium Shading 2 Accent 3"/>
-    <w:basedOn w:val="Tablanormal"/>
+    <w:basedOn w:val="TableNormal"/>
     <w:uiPriority w:val="64"/>
     <w:rsid w:val="00CB0664"/>
     <w:pPr>
@@ -12333,9 +12542,9 @@
       </w:tcPr>
     </w:tblStylePr>
   </w:style>
-  <w:style w:type="table" w:styleId="Sombreadomedio2-nfasis4">
+  <w:style w:type="table" w:styleId="MediumShading2-Accent4">
     <w:name w:val="Medium Shading 2 Accent 4"/>
-    <w:basedOn w:val="Tablanormal"/>
+    <w:basedOn w:val="TableNormal"/>
     <w:uiPriority w:val="64"/>
     <w:rsid w:val="00CB0664"/>
     <w:pPr>
@@ -12475,9 +12684,9 @@
       </w:tcPr>
     </w:tblStylePr>
   </w:style>
-  <w:style w:type="table" w:styleId="Sombreadomedio2-nfasis5">
+  <w:style w:type="table" w:styleId="MediumShading2-Accent5">
     <w:name w:val="Medium Shading 2 Accent 5"/>
-    <w:basedOn w:val="Tablanormal"/>
+    <w:basedOn w:val="TableNormal"/>
     <w:uiPriority w:val="64"/>
     <w:rsid w:val="00CB0664"/>
     <w:pPr>
@@ -12617,9 +12826,9 @@
       </w:tcPr>
     </w:tblStylePr>
   </w:style>
-  <w:style w:type="table" w:styleId="Sombreadomedio2-nfasis6">
+  <w:style w:type="table" w:styleId="MediumShading2-Accent6">
     <w:name w:val="Medium Shading 2 Accent 6"/>
-    <w:basedOn w:val="Tablanormal"/>
+    <w:basedOn w:val="TableNormal"/>
     <w:uiPriority w:val="64"/>
     <w:rsid w:val="00CB0664"/>
     <w:pPr>
@@ -12759,9 +12968,9 @@
       </w:tcPr>
     </w:tblStylePr>
   </w:style>
-  <w:style w:type="table" w:styleId="Listamedia1">
+  <w:style w:type="table" w:styleId="MediumList1">
     <w:name w:val="Medium List 1"/>
-    <w:basedOn w:val="Tablanormal"/>
+    <w:basedOn w:val="TableNormal"/>
     <w:uiPriority w:val="65"/>
     <w:rsid w:val="00CB0664"/>
     <w:pPr>
@@ -12836,9 +13045,9 @@
       </w:tcPr>
     </w:tblStylePr>
   </w:style>
-  <w:style w:type="table" w:styleId="Listamedia1-nfasis1">
+  <w:style w:type="table" w:styleId="MediumList1-Accent1">
     <w:name w:val="Medium List 1 Accent 1"/>
-    <w:basedOn w:val="Tablanormal"/>
+    <w:basedOn w:val="TableNormal"/>
     <w:uiPriority w:val="65"/>
     <w:rsid w:val="00CB0664"/>
     <w:pPr>
@@ -12913,9 +13122,9 @@
       </w:tcPr>
     </w:tblStylePr>
   </w:style>
-  <w:style w:type="table" w:styleId="Listamedia1-nfasis2">
+  <w:style w:type="table" w:styleId="MediumList1-Accent2">
     <w:name w:val="Medium List 1 Accent 2"/>
-    <w:basedOn w:val="Tablanormal"/>
+    <w:basedOn w:val="TableNormal"/>
     <w:uiPriority w:val="65"/>
     <w:rsid w:val="00CB0664"/>
     <w:pPr>
@@ -12990,9 +13199,9 @@
       </w:tcPr>
     </w:tblStylePr>
   </w:style>
-  <w:style w:type="table" w:styleId="Listamedia1-nfasis3">
+  <w:style w:type="table" w:styleId="MediumList1-Accent3">
     <w:name w:val="Medium List 1 Accent 3"/>
-    <w:basedOn w:val="Tablanormal"/>
+    <w:basedOn w:val="TableNormal"/>
     <w:uiPriority w:val="65"/>
     <w:rsid w:val="00CB0664"/>
     <w:pPr>
@@ -13067,9 +13276,9 @@
       </w:tcPr>
     </w:tblStylePr>
   </w:style>
-  <w:style w:type="table" w:styleId="Listamedia1-nfasis4">
+  <w:style w:type="table" w:styleId="MediumList1-Accent4">
     <w:name w:val="Medium List 1 Accent 4"/>
-    <w:basedOn w:val="Tablanormal"/>
+    <w:basedOn w:val="TableNormal"/>
     <w:uiPriority w:val="65"/>
     <w:rsid w:val="00CB0664"/>
     <w:pPr>
@@ -13144,9 +13353,9 @@
       </w:tcPr>
     </w:tblStylePr>
   </w:style>
-  <w:style w:type="table" w:styleId="Listamedia1-nfasis5">
+  <w:style w:type="table" w:styleId="MediumList1-Accent5">
     <w:name w:val="Medium List 1 Accent 5"/>
-    <w:basedOn w:val="Tablanormal"/>
+    <w:basedOn w:val="TableNormal"/>
     <w:uiPriority w:val="65"/>
     <w:rsid w:val="00CB0664"/>
     <w:pPr>
@@ -13221,9 +13430,9 @@
       </w:tcPr>
     </w:tblStylePr>
   </w:style>
-  <w:style w:type="table" w:styleId="Listamedia1-nfasis6">
+  <w:style w:type="table" w:styleId="MediumList1-Accent6">
     <w:name w:val="Medium List 1 Accent 6"/>
-    <w:basedOn w:val="Tablanormal"/>
+    <w:basedOn w:val="TableNormal"/>
     <w:uiPriority w:val="65"/>
     <w:rsid w:val="00CB0664"/>
     <w:pPr>
@@ -13298,9 +13507,9 @@
       </w:tcPr>
     </w:tblStylePr>
   </w:style>
-  <w:style w:type="table" w:styleId="Listamedia2">
+  <w:style w:type="table" w:styleId="MediumList2">
     <w:name w:val="Medium List 2"/>
-    <w:basedOn w:val="Tablanormal"/>
+    <w:basedOn w:val="TableNormal"/>
     <w:uiPriority w:val="66"/>
     <w:rsid w:val="00CB0664"/>
     <w:pPr>
@@ -13419,9 +13628,9 @@
       </w:tcPr>
     </w:tblStylePr>
   </w:style>
-  <w:style w:type="table" w:styleId="Listamedia2-nfasis1">
+  <w:style w:type="table" w:styleId="MediumList2-Accent1">
     <w:name w:val="Medium List 2 Accent 1"/>
-    <w:basedOn w:val="Tablanormal"/>
+    <w:basedOn w:val="TableNormal"/>
     <w:uiPriority w:val="66"/>
     <w:rsid w:val="00CB0664"/>
     <w:pPr>
@@ -13540,9 +13749,9 @@
       </w:tcPr>
     </w:tblStylePr>
   </w:style>
-  <w:style w:type="table" w:styleId="Listamedia2-nfasis2">
+  <w:style w:type="table" w:styleId="MediumList2-Accent2">
     <w:name w:val="Medium List 2 Accent 2"/>
-    <w:basedOn w:val="Tablanormal"/>
+    <w:basedOn w:val="TableNormal"/>
     <w:uiPriority w:val="66"/>
     <w:rsid w:val="00CB0664"/>
     <w:pPr>
@@ -13661,9 +13870,9 @@
       </w:tcPr>
     </w:tblStylePr>
   </w:style>
-  <w:style w:type="table" w:styleId="Listamedia2-nfasis3">
+  <w:style w:type="table" w:styleId="MediumList2-Accent3">
     <w:name w:val="Medium List 2 Accent 3"/>
-    <w:basedOn w:val="Tablanormal"/>
+    <w:basedOn w:val="TableNormal"/>
     <w:uiPriority w:val="66"/>
     <w:rsid w:val="00CB0664"/>
     <w:pPr>
@@ -13782,9 +13991,9 @@
       </w:tcPr>
     </w:tblStylePr>
   </w:style>
-  <w:style w:type="table" w:styleId="Listamedia2-nfasis4">
+  <w:style w:type="table" w:styleId="MediumList2-Accent4">
     <w:name w:val="Medium List 2 Accent 4"/>
-    <w:basedOn w:val="Tablanormal"/>
+    <w:basedOn w:val="TableNormal"/>
     <w:uiPriority w:val="66"/>
     <w:rsid w:val="00CB0664"/>
     <w:pPr>
@@ -13903,9 +14112,9 @@
       </w:tcPr>
     </w:tblStylePr>
   </w:style>
-  <w:style w:type="table" w:styleId="Listamedia2-nfasis5">
+  <w:style w:type="table" w:styleId="MediumList2-Accent5">
     <w:name w:val="Medium List 2 Accent 5"/>
-    <w:basedOn w:val="Tablanormal"/>
+    <w:basedOn w:val="TableNormal"/>
     <w:uiPriority w:val="66"/>
     <w:rsid w:val="00CB0664"/>
     <w:pPr>
@@ -14024,9 +14233,9 @@
       </w:tcPr>
     </w:tblStylePr>
   </w:style>
-  <w:style w:type="table" w:styleId="Listamedia2-nfasis6">
+  <w:style w:type="table" w:styleId="MediumList2-Accent6">
     <w:name w:val="Medium List 2 Accent 6"/>
-    <w:basedOn w:val="Tablanormal"/>
+    <w:basedOn w:val="TableNormal"/>
     <w:uiPriority w:val="66"/>
     <w:rsid w:val="00CB0664"/>
     <w:pPr>
@@ -14145,9 +14354,9 @@
       </w:tcPr>
     </w:tblStylePr>
   </w:style>
-  <w:style w:type="table" w:styleId="Cuadrculamedia1">
+  <w:style w:type="table" w:styleId="MediumGrid1">
     <w:name w:val="Medium Grid 1"/>
-    <w:basedOn w:val="Tablanormal"/>
+    <w:basedOn w:val="TableNormal"/>
     <w:uiPriority w:val="67"/>
     <w:rsid w:val="00CB0664"/>
     <w:pPr>
@@ -14211,9 +14420,9 @@
       </w:tcPr>
     </w:tblStylePr>
   </w:style>
-  <w:style w:type="table" w:styleId="Cuadrculamedia1-nfasis1">
+  <w:style w:type="table" w:styleId="MediumGrid1-Accent1">
     <w:name w:val="Medium Grid 1 Accent 1"/>
-    <w:basedOn w:val="Tablanormal"/>
+    <w:basedOn w:val="TableNormal"/>
     <w:uiPriority w:val="67"/>
     <w:rsid w:val="00CB0664"/>
     <w:pPr>
@@ -14277,9 +14486,9 @@
       </w:tcPr>
     </w:tblStylePr>
   </w:style>
-  <w:style w:type="table" w:styleId="Cuadrculamedia1-nfasis2">
+  <w:style w:type="table" w:styleId="MediumGrid1-Accent2">
     <w:name w:val="Medium Grid 1 Accent 2"/>
-    <w:basedOn w:val="Tablanormal"/>
+    <w:basedOn w:val="TableNormal"/>
     <w:uiPriority w:val="67"/>
     <w:rsid w:val="00CB0664"/>
     <w:pPr>
@@ -14343,9 +14552,9 @@
       </w:tcPr>
     </w:tblStylePr>
   </w:style>
-  <w:style w:type="table" w:styleId="Cuadrculamedia1-nfasis3">
+  <w:style w:type="table" w:styleId="MediumGrid1-Accent3">
     <w:name w:val="Medium Grid 1 Accent 3"/>
-    <w:basedOn w:val="Tablanormal"/>
+    <w:basedOn w:val="TableNormal"/>
     <w:uiPriority w:val="67"/>
     <w:rsid w:val="00CB0664"/>
     <w:pPr>
@@ -14409,9 +14618,9 @@
       </w:tcPr>
     </w:tblStylePr>
   </w:style>
-  <w:style w:type="table" w:styleId="Cuadrculamedia1-nfasis4">
+  <w:style w:type="table" w:styleId="MediumGrid1-Accent4">
     <w:name w:val="Medium Grid 1 Accent 4"/>
-    <w:basedOn w:val="Tablanormal"/>
+    <w:basedOn w:val="TableNormal"/>
     <w:uiPriority w:val="67"/>
     <w:rsid w:val="00CB0664"/>
     <w:pPr>
@@ -14475,9 +14684,9 @@
       </w:tcPr>
     </w:tblStylePr>
   </w:style>
-  <w:style w:type="table" w:styleId="Cuadrculamedia1-nfasis5">
+  <w:style w:type="table" w:styleId="MediumGrid1-Accent5">
     <w:name w:val="Medium Grid 1 Accent 5"/>
-    <w:basedOn w:val="Tablanormal"/>
+    <w:basedOn w:val="TableNormal"/>
     <w:uiPriority w:val="67"/>
     <w:rsid w:val="00CB0664"/>
     <w:pPr>
@@ -14541,9 +14750,9 @@
       </w:tcPr>
     </w:tblStylePr>
   </w:style>
-  <w:style w:type="table" w:styleId="Cuadrculamedia1-nfasis6">
+  <w:style w:type="table" w:styleId="MediumGrid1-Accent6">
     <w:name w:val="Medium Grid 1 Accent 6"/>
-    <w:basedOn w:val="Tablanormal"/>
+    <w:basedOn w:val="TableNormal"/>
     <w:uiPriority w:val="67"/>
     <w:rsid w:val="00CB0664"/>
     <w:pPr>
@@ -14607,9 +14816,9 @@
       </w:tcPr>
     </w:tblStylePr>
   </w:style>
-  <w:style w:type="table" w:styleId="Cuadrculamedia2">
+  <w:style w:type="table" w:styleId="MediumGrid2">
     <w:name w:val="Medium Grid 2"/>
-    <w:basedOn w:val="Tablanormal"/>
+    <w:basedOn w:val="TableNormal"/>
     <w:uiPriority w:val="68"/>
     <w:rsid w:val="00CB0664"/>
     <w:pPr>
@@ -14725,9 +14934,9 @@
       </w:tcPr>
     </w:tblStylePr>
   </w:style>
-  <w:style w:type="table" w:styleId="Cuadrculamedia2-nfasis1">
+  <w:style w:type="table" w:styleId="MediumGrid2-Accent1">
     <w:name w:val="Medium Grid 2 Accent 1"/>
-    <w:basedOn w:val="Tablanormal"/>
+    <w:basedOn w:val="TableNormal"/>
     <w:uiPriority w:val="68"/>
     <w:rsid w:val="00CB0664"/>
     <w:pPr>
@@ -14843,9 +15052,9 @@
       </w:tcPr>
     </w:tblStylePr>
   </w:style>
-  <w:style w:type="table" w:styleId="Cuadrculamedia2-nfasis2">
+  <w:style w:type="table" w:styleId="MediumGrid2-Accent2">
     <w:name w:val="Medium Grid 2 Accent 2"/>
-    <w:basedOn w:val="Tablanormal"/>
+    <w:basedOn w:val="TableNormal"/>
     <w:uiPriority w:val="68"/>
     <w:rsid w:val="00CB0664"/>
     <w:pPr>
@@ -14961,9 +15170,9 @@
       </w:tcPr>
     </w:tblStylePr>
   </w:style>
-  <w:style w:type="table" w:styleId="Cuadrculamedia2-nfasis3">
+  <w:style w:type="table" w:styleId="MediumGrid2-Accent3">
     <w:name w:val="Medium Grid 2 Accent 3"/>
-    <w:basedOn w:val="Tablanormal"/>
+    <w:basedOn w:val="TableNormal"/>
     <w:uiPriority w:val="68"/>
     <w:rsid w:val="00CB0664"/>
     <w:pPr>
@@ -15079,9 +15288,9 @@
       </w:tcPr>
     </w:tblStylePr>
   </w:style>
-  <w:style w:type="table" w:styleId="Cuadrculamedia2-nfasis4">
+  <w:style w:type="table" w:styleId="MediumGrid2-Accent4">
     <w:name w:val="Medium Grid 2 Accent 4"/>
-    <w:basedOn w:val="Tablanormal"/>
+    <w:basedOn w:val="TableNormal"/>
     <w:uiPriority w:val="68"/>
     <w:rsid w:val="00CB0664"/>
     <w:pPr>
@@ -15197,9 +15406,9 @@
       </w:tcPr>
     </w:tblStylePr>
   </w:style>
-  <w:style w:type="table" w:styleId="Cuadrculamedia2-nfasis5">
+  <w:style w:type="table" w:styleId="MediumGrid2-Accent5">
     <w:name w:val="Medium Grid 2 Accent 5"/>
-    <w:basedOn w:val="Tablanormal"/>
+    <w:basedOn w:val="TableNormal"/>
     <w:uiPriority w:val="68"/>
     <w:rsid w:val="00CB0664"/>
     <w:pPr>
@@ -15315,9 +15524,9 @@
       </w:tcPr>
     </w:tblStylePr>
   </w:style>
-  <w:style w:type="table" w:styleId="Cuadrculamedia2-nfasis6">
+  <w:style w:type="table" w:styleId="MediumGrid2-Accent6">
     <w:name w:val="Medium Grid 2 Accent 6"/>
-    <w:basedOn w:val="Tablanormal"/>
+    <w:basedOn w:val="TableNormal"/>
     <w:uiPriority w:val="68"/>
     <w:rsid w:val="00CB0664"/>
     <w:pPr>
@@ -15433,9 +15642,9 @@
       </w:tcPr>
     </w:tblStylePr>
   </w:style>
-  <w:style w:type="table" w:styleId="Cuadrculamedia3">
+  <w:style w:type="table" w:styleId="MediumGrid3">
     <w:name w:val="Medium Grid 3"/>
-    <w:basedOn w:val="Tablanormal"/>
+    <w:basedOn w:val="TableNormal"/>
     <w:uiPriority w:val="69"/>
     <w:rsid w:val="00CB0664"/>
     <w:pPr>
@@ -15567,9 +15776,9 @@
       </w:tcPr>
     </w:tblStylePr>
   </w:style>
-  <w:style w:type="table" w:styleId="Cuadrculamedia3-nfasis1">
+  <w:style w:type="table" w:styleId="MediumGrid3-Accent1">
     <w:name w:val="Medium Grid 3 Accent 1"/>
-    <w:basedOn w:val="Tablanormal"/>
+    <w:basedOn w:val="TableNormal"/>
     <w:uiPriority w:val="69"/>
     <w:rsid w:val="00CB0664"/>
     <w:pPr>
@@ -15701,9 +15910,9 @@
       </w:tcPr>
     </w:tblStylePr>
   </w:style>
-  <w:style w:type="table" w:styleId="Cuadrculamedia3-nfasis2">
+  <w:style w:type="table" w:styleId="MediumGrid3-Accent2">
     <w:name w:val="Medium Grid 3 Accent 2"/>
-    <w:basedOn w:val="Tablanormal"/>
+    <w:basedOn w:val="TableNormal"/>
     <w:uiPriority w:val="69"/>
     <w:rsid w:val="00CB0664"/>
     <w:pPr>
@@ -15835,9 +16044,9 @@
       </w:tcPr>
     </w:tblStylePr>
   </w:style>
-  <w:style w:type="table" w:styleId="Cuadrculamedia3-nfasis3">
+  <w:style w:type="table" w:styleId="MediumGrid3-Accent3">
     <w:name w:val="Medium Grid 3 Accent 3"/>
-    <w:basedOn w:val="Tablanormal"/>
+    <w:basedOn w:val="TableNormal"/>
     <w:uiPriority w:val="69"/>
     <w:rsid w:val="00CB0664"/>
     <w:pPr>
@@ -15969,9 +16178,9 @@
       </w:tcPr>
     </w:tblStylePr>
   </w:style>
-  <w:style w:type="table" w:styleId="Cuadrculamedia3-nfasis4">
+  <w:style w:type="table" w:styleId="MediumGrid3-Accent4">
     <w:name w:val="Medium Grid 3 Accent 4"/>
-    <w:basedOn w:val="Tablanormal"/>
+    <w:basedOn w:val="TableNormal"/>
     <w:uiPriority w:val="69"/>
     <w:rsid w:val="00CB0664"/>
     <w:pPr>
@@ -16103,9 +16312,9 @@
       </w:tcPr>
     </w:tblStylePr>
   </w:style>
-  <w:style w:type="table" w:styleId="Cuadrculamedia3-nfasis5">
+  <w:style w:type="table" w:styleId="MediumGrid3-Accent5">
     <w:name w:val="Medium Grid 3 Accent 5"/>
-    <w:basedOn w:val="Tablanormal"/>
+    <w:basedOn w:val="TableNormal"/>
     <w:uiPriority w:val="69"/>
     <w:rsid w:val="00CB0664"/>
     <w:pPr>
@@ -16237,9 +16446,9 @@
       </w:tcPr>
     </w:tblStylePr>
   </w:style>
-  <w:style w:type="table" w:styleId="Cuadrculamedia3-nfasis6">
+  <w:style w:type="table" w:styleId="MediumGrid3-Accent6">
     <w:name w:val="Medium Grid 3 Accent 6"/>
-    <w:basedOn w:val="Tablanormal"/>
+    <w:basedOn w:val="TableNormal"/>
     <w:uiPriority w:val="69"/>
     <w:rsid w:val="00CB0664"/>
     <w:pPr>
@@ -16371,9 +16580,9 @@
       </w:tcPr>
     </w:tblStylePr>
   </w:style>
-  <w:style w:type="table" w:styleId="Listaoscura">
+  <w:style w:type="table" w:styleId="DarkList">
     <w:name w:val="Dark List"/>
-    <w:basedOn w:val="Tablanormal"/>
+    <w:basedOn w:val="TableNormal"/>
     <w:uiPriority w:val="70"/>
     <w:rsid w:val="00CB0664"/>
     <w:pPr>
@@ -16478,9 +16687,9 @@
       </w:tcPr>
     </w:tblStylePr>
   </w:style>
-  <w:style w:type="table" w:styleId="Listaoscura-nfasis1">
+  <w:style w:type="table" w:styleId="DarkList-Accent1">
     <w:name w:val="Dark List Accent 1"/>
-    <w:basedOn w:val="Tablanormal"/>
+    <w:basedOn w:val="TableNormal"/>
     <w:uiPriority w:val="70"/>
     <w:rsid w:val="00CB0664"/>
     <w:pPr>
@@ -16585,9 +16794,9 @@
       </w:tcPr>
     </w:tblStylePr>
   </w:style>
-  <w:style w:type="table" w:styleId="Listaoscura-nfasis2">
+  <w:style w:type="table" w:styleId="DarkList-Accent2">
     <w:name w:val="Dark List Accent 2"/>
-    <w:basedOn w:val="Tablanormal"/>
+    <w:basedOn w:val="TableNormal"/>
     <w:uiPriority w:val="70"/>
     <w:rsid w:val="00CB0664"/>
     <w:pPr>
@@ -16692,9 +16901,9 @@
       </w:tcPr>
     </w:tblStylePr>
   </w:style>
-  <w:style w:type="table" w:styleId="Listaoscura-nfasis3">
+  <w:style w:type="table" w:styleId="DarkList-Accent3">
     <w:name w:val="Dark List Accent 3"/>
-    <w:basedOn w:val="Tablanormal"/>
+    <w:basedOn w:val="TableNormal"/>
     <w:uiPriority w:val="70"/>
     <w:rsid w:val="00CB0664"/>
     <w:pPr>
@@ -16799,9 +17008,9 @@
       </w:tcPr>
     </w:tblStylePr>
   </w:style>
-  <w:style w:type="table" w:styleId="Listaoscura-nfasis4">
+  <w:style w:type="table" w:styleId="DarkList-Accent4">
     <w:name w:val="Dark List Accent 4"/>
-    <w:basedOn w:val="Tablanormal"/>
+    <w:basedOn w:val="TableNormal"/>
     <w:uiPriority w:val="70"/>
     <w:rsid w:val="00CB0664"/>
     <w:pPr>
@@ -16906,9 +17115,9 @@
       </w:tcPr>
     </w:tblStylePr>
   </w:style>
-  <w:style w:type="table" w:styleId="Listaoscura-nfasis5">
+  <w:style w:type="table" w:styleId="DarkList-Accent5">
     <w:name w:val="Dark List Accent 5"/>
-    <w:basedOn w:val="Tablanormal"/>
+    <w:basedOn w:val="TableNormal"/>
     <w:uiPriority w:val="70"/>
     <w:rsid w:val="00CB0664"/>
     <w:pPr>
@@ -17013,9 +17222,9 @@
       </w:tcPr>
     </w:tblStylePr>
   </w:style>
-  <w:style w:type="table" w:styleId="Listaoscura-nfasis6">
+  <w:style w:type="table" w:styleId="DarkList-Accent6">
     <w:name w:val="Dark List Accent 6"/>
-    <w:basedOn w:val="Tablanormal"/>
+    <w:basedOn w:val="TableNormal"/>
     <w:uiPriority w:val="70"/>
     <w:rsid w:val="00CB0664"/>
     <w:pPr>
@@ -17120,9 +17329,9 @@
       </w:tcPr>
     </w:tblStylePr>
   </w:style>
-  <w:style w:type="table" w:styleId="Sombreadovistoso">
+  <w:style w:type="table" w:styleId="ColorfulShading">
     <w:name w:val="Colorful Shading"/>
-    <w:basedOn w:val="Tablanormal"/>
+    <w:basedOn w:val="TableNormal"/>
     <w:uiPriority w:val="71"/>
     <w:rsid w:val="00CB0664"/>
     <w:pPr>
@@ -17235,9 +17444,9 @@
       </w:rPr>
     </w:tblStylePr>
   </w:style>
-  <w:style w:type="table" w:styleId="Sombreadovistoso-nfasis1">
+  <w:style w:type="table" w:styleId="ColorfulShading-Accent1">
     <w:name w:val="Colorful Shading Accent 1"/>
-    <w:basedOn w:val="Tablanormal"/>
+    <w:basedOn w:val="TableNormal"/>
     <w:uiPriority w:val="71"/>
     <w:rsid w:val="00CB0664"/>
     <w:pPr>
@@ -17350,9 +17559,9 @@
       </w:rPr>
     </w:tblStylePr>
   </w:style>
-  <w:style w:type="table" w:styleId="Sombreadovistoso-nfasis2">
+  <w:style w:type="table" w:styleId="ColorfulShading-Accent2">
     <w:name w:val="Colorful Shading Accent 2"/>
-    <w:basedOn w:val="Tablanormal"/>
+    <w:basedOn w:val="TableNormal"/>
     <w:uiPriority w:val="71"/>
     <w:rsid w:val="00CB0664"/>
     <w:pPr>
@@ -17465,9 +17674,9 @@
       </w:rPr>
     </w:tblStylePr>
   </w:style>
-  <w:style w:type="table" w:styleId="Sombreadovistoso-nfasis3">
+  <w:style w:type="table" w:styleId="ColorfulShading-Accent3">
     <w:name w:val="Colorful Shading Accent 3"/>
-    <w:basedOn w:val="Tablanormal"/>
+    <w:basedOn w:val="TableNormal"/>
     <w:uiPriority w:val="71"/>
     <w:rsid w:val="00CB0664"/>
     <w:pPr>
@@ -17570,9 +17779,9 @@
       </w:tcPr>
     </w:tblStylePr>
   </w:style>
-  <w:style w:type="table" w:styleId="Sombreadovistoso-nfasis4">
+  <w:style w:type="table" w:styleId="ColorfulShading-Accent4">
     <w:name w:val="Colorful Shading Accent 4"/>
-    <w:basedOn w:val="Tablanormal"/>
+    <w:basedOn w:val="TableNormal"/>
     <w:uiPriority w:val="71"/>
     <w:rsid w:val="00CB0664"/>
     <w:pPr>
@@ -17685,9 +17894,9 @@
       </w:rPr>
     </w:tblStylePr>
   </w:style>
-  <w:style w:type="table" w:styleId="Sombreadovistoso-nfasis5">
+  <w:style w:type="table" w:styleId="ColorfulShading-Accent5">
     <w:name w:val="Colorful Shading Accent 5"/>
-    <w:basedOn w:val="Tablanormal"/>
+    <w:basedOn w:val="TableNormal"/>
     <w:uiPriority w:val="71"/>
     <w:rsid w:val="00CB0664"/>
     <w:pPr>
@@ -17800,9 +18009,9 @@
       </w:rPr>
     </w:tblStylePr>
   </w:style>
-  <w:style w:type="table" w:styleId="Sombreadovistoso-nfasis6">
+  <w:style w:type="table" w:styleId="ColorfulShading-Accent6">
     <w:name w:val="Colorful Shading Accent 6"/>
-    <w:basedOn w:val="Tablanormal"/>
+    <w:basedOn w:val="TableNormal"/>
     <w:uiPriority w:val="71"/>
     <w:rsid w:val="00CB0664"/>
     <w:pPr>
@@ -17915,9 +18124,9 @@
       </w:rPr>
     </w:tblStylePr>
   </w:style>
-  <w:style w:type="table" w:styleId="Listavistosa">
+  <w:style w:type="table" w:styleId="ColorfulList">
     <w:name w:val="Colorful List"/>
-    <w:basedOn w:val="Tablanormal"/>
+    <w:basedOn w:val="TableNormal"/>
     <w:uiPriority w:val="72"/>
     <w:rsid w:val="00CB0664"/>
     <w:pPr>
@@ -17994,9 +18203,9 @@
       </w:tcPr>
     </w:tblStylePr>
   </w:style>
-  <w:style w:type="table" w:styleId="Listavistosa-nfasis1">
+  <w:style w:type="table" w:styleId="ColorfulList-Accent1">
     <w:name w:val="Colorful List Accent 1"/>
-    <w:basedOn w:val="Tablanormal"/>
+    <w:basedOn w:val="TableNormal"/>
     <w:uiPriority w:val="72"/>
     <w:rsid w:val="00CB0664"/>
     <w:pPr>
@@ -18073,9 +18282,9 @@
       </w:tcPr>
     </w:tblStylePr>
   </w:style>
-  <w:style w:type="table" w:styleId="Listavistosa-nfasis2">
+  <w:style w:type="table" w:styleId="ColorfulList-Accent2">
     <w:name w:val="Colorful List Accent 2"/>
-    <w:basedOn w:val="Tablanormal"/>
+    <w:basedOn w:val="TableNormal"/>
     <w:uiPriority w:val="72"/>
     <w:rsid w:val="00CB0664"/>
     <w:pPr>
@@ -18152,9 +18361,9 @@
       </w:tcPr>
     </w:tblStylePr>
   </w:style>
-  <w:style w:type="table" w:styleId="Listavistosa-nfasis3">
+  <w:style w:type="table" w:styleId="ColorfulList-Accent3">
     <w:name w:val="Colorful List Accent 3"/>
-    <w:basedOn w:val="Tablanormal"/>
+    <w:basedOn w:val="TableNormal"/>
     <w:uiPriority w:val="72"/>
     <w:rsid w:val="00CB0664"/>
     <w:pPr>
@@ -18231,9 +18440,9 @@
       </w:tcPr>
     </w:tblStylePr>
   </w:style>
-  <w:style w:type="table" w:styleId="Listavistosa-nfasis4">
+  <w:style w:type="table" w:styleId="ColorfulList-Accent4">
     <w:name w:val="Colorful List Accent 4"/>
-    <w:basedOn w:val="Tablanormal"/>
+    <w:basedOn w:val="TableNormal"/>
     <w:uiPriority w:val="72"/>
     <w:rsid w:val="00CB0664"/>
     <w:pPr>
@@ -18310,9 +18519,9 @@
       </w:tcPr>
     </w:tblStylePr>
   </w:style>
-  <w:style w:type="table" w:styleId="Listavistosa-nfasis5">
+  <w:style w:type="table" w:styleId="ColorfulList-Accent5">
     <w:name w:val="Colorful List Accent 5"/>
-    <w:basedOn w:val="Tablanormal"/>
+    <w:basedOn w:val="TableNormal"/>
     <w:uiPriority w:val="72"/>
     <w:rsid w:val="00CB0664"/>
     <w:pPr>
@@ -18389,9 +18598,9 @@
       </w:tcPr>
     </w:tblStylePr>
   </w:style>
-  <w:style w:type="table" w:styleId="Listavistosa-nfasis6">
+  <w:style w:type="table" w:styleId="ColorfulList-Accent6">
     <w:name w:val="Colorful List Accent 6"/>
-    <w:basedOn w:val="Tablanormal"/>
+    <w:basedOn w:val="TableNormal"/>
     <w:uiPriority w:val="72"/>
     <w:rsid w:val="00CB0664"/>
     <w:pPr>
@@ -18468,9 +18677,9 @@
       </w:tcPr>
     </w:tblStylePr>
   </w:style>
-  <w:style w:type="table" w:styleId="Cuadrculavistosa">
+  <w:style w:type="table" w:styleId="ColorfulGrid">
     <w:name w:val="Colorful Grid"/>
-    <w:basedOn w:val="Tablanormal"/>
+    <w:basedOn w:val="TableNormal"/>
     <w:uiPriority w:val="73"/>
     <w:rsid w:val="00CB0664"/>
     <w:pPr>
@@ -18541,9 +18750,9 @@
       </w:tcPr>
     </w:tblStylePr>
   </w:style>
-  <w:style w:type="table" w:styleId="Cuadrculavistosa-nfasis1">
+  <w:style w:type="table" w:styleId="ColorfulGrid-Accent1">
     <w:name w:val="Colorful Grid Accent 1"/>
-    <w:basedOn w:val="Tablanormal"/>
+    <w:basedOn w:val="TableNormal"/>
     <w:uiPriority w:val="73"/>
     <w:rsid w:val="00CB0664"/>
     <w:pPr>
@@ -18614,9 +18823,9 @@
       </w:tcPr>
     </w:tblStylePr>
   </w:style>
-  <w:style w:type="table" w:styleId="Cuadrculavistosa-nfasis2">
+  <w:style w:type="table" w:styleId="ColorfulGrid-Accent2">
     <w:name w:val="Colorful Grid Accent 2"/>
-    <w:basedOn w:val="Tablanormal"/>
+    <w:basedOn w:val="TableNormal"/>
     <w:uiPriority w:val="73"/>
     <w:rsid w:val="00CB0664"/>
     <w:pPr>
@@ -18687,9 +18896,9 @@
       </w:tcPr>
     </w:tblStylePr>
   </w:style>
-  <w:style w:type="table" w:styleId="Cuadrculavistosa-nfasis3">
+  <w:style w:type="table" w:styleId="ColorfulGrid-Accent3">
     <w:name w:val="Colorful Grid Accent 3"/>
-    <w:basedOn w:val="Tablanormal"/>
+    <w:basedOn w:val="TableNormal"/>
     <w:uiPriority w:val="73"/>
     <w:rsid w:val="00CB0664"/>
     <w:pPr>
@@ -18760,9 +18969,9 @@
       </w:tcPr>
     </w:tblStylePr>
   </w:style>
-  <w:style w:type="table" w:styleId="Cuadrculavistosa-nfasis4">
+  <w:style w:type="table" w:styleId="ColorfulGrid-Accent4">
     <w:name w:val="Colorful Grid Accent 4"/>
-    <w:basedOn w:val="Tablanormal"/>
+    <w:basedOn w:val="TableNormal"/>
     <w:uiPriority w:val="73"/>
     <w:rsid w:val="00CB0664"/>
     <w:pPr>
@@ -18833,9 +19042,9 @@
       </w:tcPr>
     </w:tblStylePr>
   </w:style>
-  <w:style w:type="table" w:styleId="Cuadrculavistosa-nfasis5">
+  <w:style w:type="table" w:styleId="ColorfulGrid-Accent5">
     <w:name w:val="Colorful Grid Accent 5"/>
-    <w:basedOn w:val="Tablanormal"/>
+    <w:basedOn w:val="TableNormal"/>
     <w:uiPriority w:val="73"/>
     <w:rsid w:val="00CB0664"/>
     <w:pPr>
@@ -18906,9 +19115,9 @@
       </w:tcPr>
     </w:tblStylePr>
   </w:style>
-  <w:style w:type="table" w:styleId="Cuadrculavistosa-nfasis6">
+  <w:style w:type="table" w:styleId="ColorfulGrid-Accent6">
     <w:name w:val="Colorful Grid Accent 6"/>
-    <w:basedOn w:val="Tablanormal"/>
+    <w:basedOn w:val="TableNormal"/>
     <w:uiPriority w:val="73"/>
     <w:rsid w:val="00CB0664"/>
     <w:pPr>
